--- a/memos/memo-03-copper-energy-transition.docx
+++ b/memos/memo-03-copper-energy-transition.docx
@@ -3624,6 +3624,260 @@
         <w:t>The weak OLS from DXY levels is consistent with academic literature — copper is more sensitive to marginal changes in USD direction and EM demand conditions than to absolute DXY levels. The deficit model is the primary analytical foundation here, not the DXY regression.</w:t>
       </w:r>
     </w:p>
+    <w:p>
+      <w:pPr>
+        <w:spacing w:before="240" w:after="80"/>
+        <w:pBdr>
+          <w:bottom w:val="single" w:sz="4" w:color="2E86AB"/>
+        </w:pBdr>
+      </w:pPr>
+      <w:r>
+        <w:rPr>
+          <w:rFonts w:ascii="Calibri" w:hAnsi="Calibri"/>
+          <w:b/>
+          <w:color w:val="0D1B2A"/>
+          <w:sz w:val="24"/>
+        </w:rPr>
+        <w:t>Charts &amp; Visual Analysis</w:t>
+      </w:r>
+    </w:p>
+    <w:p>
+      <w:pPr>
+        <w:spacing w:before="120" w:after="40"/>
+        <w:jc w:val="center"/>
+      </w:pPr>
+      <w:r>
+        <w:drawing>
+          <wp:inline xmlns:a="http://schemas.openxmlformats.org/drawingml/2006/main" xmlns:pic="http://schemas.openxmlformats.org/drawingml/2006/picture">
+            <wp:extent cx="5303520" cy="3222589"/>
+            <wp:docPr id="1" name="Picture 1"/>
+            <wp:cNvGraphicFramePr>
+              <a:graphicFrameLocks noChangeAspect="1"/>
+            </wp:cNvGraphicFramePr>
+            <a:graphic>
+              <a:graphicData uri="http://schemas.openxmlformats.org/drawingml/2006/picture">
+                <pic:pic>
+                  <pic:nvPicPr>
+                    <pic:cNvPr id="0" name="memo03_a_supply_demand.png"/>
+                    <pic:cNvPicPr/>
+                  </pic:nvPicPr>
+                  <pic:blipFill>
+                    <a:blip r:embed="rId10"/>
+                    <a:stretch>
+                      <a:fillRect/>
+                    </a:stretch>
+                  </pic:blipFill>
+                  <pic:spPr>
+                    <a:xfrm>
+                      <a:off x="0" y="0"/>
+                      <a:ext cx="5303520" cy="3222589"/>
+                    </a:xfrm>
+                    <a:prstGeom prst="rect"/>
+                  </pic:spPr>
+                </pic:pic>
+              </a:graphicData>
+            </a:graphic>
+          </wp:inline>
+        </w:drawing>
+      </w:r>
+    </w:p>
+    <w:p>
+      <w:pPr>
+        <w:spacing w:before="0" w:after="200"/>
+        <w:jc w:val="center"/>
+      </w:pPr>
+      <w:r>
+        <w:rPr>
+          <w:rFonts w:ascii="Calibri" w:hAnsi="Calibri"/>
+          <w:i/>
+          <w:color w:val="4A5568"/>
+          <w:sz w:val="18"/>
+        </w:rPr>
+        <w:t>Figure 1: Copper supply-demand balance 2024–2030. Base case (no probable mine delivery) implies 33 Mt cumulative deficit. Annual deficit shown in red. Source: ICSG 2024, Wood Mackenzie, IEA.</w:t>
+      </w:r>
+    </w:p>
+    <w:p>
+      <w:pPr>
+        <w:spacing w:before="120" w:after="40"/>
+        <w:jc w:val="center"/>
+      </w:pPr>
+      <w:r>
+        <w:drawing>
+          <wp:inline xmlns:a="http://schemas.openxmlformats.org/drawingml/2006/main" xmlns:pic="http://schemas.openxmlformats.org/drawingml/2006/picture">
+            <wp:extent cx="5303520" cy="3035772"/>
+            <wp:docPr id="2" name="Picture 2"/>
+            <wp:cNvGraphicFramePr>
+              <a:graphicFrameLocks noChangeAspect="1"/>
+            </wp:cNvGraphicFramePr>
+            <a:graphic>
+              <a:graphicData uri="http://schemas.openxmlformats.org/drawingml/2006/picture">
+                <pic:pic>
+                  <pic:nvPicPr>
+                    <pic:cNvPr id="0" name="memo03_b_miner_valuations.png"/>
+                    <pic:cNvPicPr/>
+                  </pic:nvPicPr>
+                  <pic:blipFill>
+                    <a:blip r:embed="rId11"/>
+                    <a:stretch>
+                      <a:fillRect/>
+                    </a:stretch>
+                  </pic:blipFill>
+                  <pic:spPr>
+                    <a:xfrm>
+                      <a:off x="0" y="0"/>
+                      <a:ext cx="5303520" cy="3035772"/>
+                    </a:xfrm>
+                    <a:prstGeom prst="rect"/>
+                  </pic:spPr>
+                </pic:pic>
+              </a:graphicData>
+            </a:graphic>
+          </wp:inline>
+        </w:drawing>
+      </w:r>
+    </w:p>
+    <w:p>
+      <w:pPr>
+        <w:spacing w:before="0" w:after="200"/>
+        <w:jc w:val="center"/>
+      </w:pPr>
+      <w:r>
+        <w:rPr>
+          <w:rFonts w:ascii="Calibri" w:hAnsi="Calibri"/>
+          <w:i/>
+          <w:color w:val="4A5568"/>
+          <w:sz w:val="18"/>
+        </w:rPr>
+        <w:t>Figure 2: Copper miner EV/EBITDA — current vs 5-year average. Average 22% discount across FCX, SCCO, BHP, ANTO, TECK. Discount labels show percentage below 5yr mean. Source: FactSet Q1 2026.</w:t>
+      </w:r>
+    </w:p>
+    <w:p>
+      <w:pPr>
+        <w:spacing w:before="240" w:after="80"/>
+        <w:pBdr>
+          <w:bottom w:val="single" w:sz="4" w:color="2E86AB"/>
+        </w:pBdr>
+      </w:pPr>
+      <w:r>
+        <w:rPr>
+          <w:rFonts w:ascii="Calibri" w:hAnsi="Calibri"/>
+          <w:b/>
+          <w:color w:val="0D1B2A"/>
+          <w:sz w:val="24"/>
+        </w:rPr>
+        <w:t>Charts &amp; Visual Analysis</w:t>
+      </w:r>
+    </w:p>
+    <w:p>
+      <w:pPr>
+        <w:spacing w:before="120" w:after="40"/>
+        <w:jc w:val="center"/>
+      </w:pPr>
+      <w:r>
+        <w:drawing>
+          <wp:inline xmlns:a="http://schemas.openxmlformats.org/drawingml/2006/main" xmlns:pic="http://schemas.openxmlformats.org/drawingml/2006/picture">
+            <wp:extent cx="5303520" cy="3222589"/>
+            <wp:docPr id="3" name="Picture 3"/>
+            <wp:cNvGraphicFramePr>
+              <a:graphicFrameLocks noChangeAspect="1"/>
+            </wp:cNvGraphicFramePr>
+            <a:graphic>
+              <a:graphicData uri="http://schemas.openxmlformats.org/drawingml/2006/picture">
+                <pic:pic>
+                  <pic:nvPicPr>
+                    <pic:cNvPr id="0" name="memo03_a_supply_demand.png"/>
+                    <pic:cNvPicPr/>
+                  </pic:nvPicPr>
+                  <pic:blipFill>
+                    <a:blip r:embed="rId12"/>
+                    <a:stretch>
+                      <a:fillRect/>
+                    </a:stretch>
+                  </pic:blipFill>
+                  <pic:spPr>
+                    <a:xfrm>
+                      <a:off x="0" y="0"/>
+                      <a:ext cx="5303520" cy="3222589"/>
+                    </a:xfrm>
+                    <a:prstGeom prst="rect"/>
+                  </pic:spPr>
+                </pic:pic>
+              </a:graphicData>
+            </a:graphic>
+          </wp:inline>
+        </w:drawing>
+      </w:r>
+    </w:p>
+    <w:p>
+      <w:pPr>
+        <w:spacing w:before="0" w:after="200"/>
+        <w:jc w:val="center"/>
+      </w:pPr>
+      <w:r>
+        <w:rPr>
+          <w:rFonts w:ascii="Calibri" w:hAnsi="Calibri"/>
+          <w:i/>
+          <w:color w:val="4A5568"/>
+          <w:sz w:val="18"/>
+        </w:rPr>
+        <w:t>Figure 1: Copper supply-demand balance 2024–2030. Base case (no probable mine delivery) implies 33 Mt cumulative deficit. Annual deficit shown in red. Source: ICSG 2024, Wood Mackenzie, IEA.</w:t>
+      </w:r>
+    </w:p>
+    <w:p>
+      <w:pPr>
+        <w:spacing w:before="120" w:after="40"/>
+        <w:jc w:val="center"/>
+      </w:pPr>
+      <w:r>
+        <w:drawing>
+          <wp:inline xmlns:a="http://schemas.openxmlformats.org/drawingml/2006/main" xmlns:pic="http://schemas.openxmlformats.org/drawingml/2006/picture">
+            <wp:extent cx="5303520" cy="3035772"/>
+            <wp:docPr id="4" name="Picture 4"/>
+            <wp:cNvGraphicFramePr>
+              <a:graphicFrameLocks noChangeAspect="1"/>
+            </wp:cNvGraphicFramePr>
+            <a:graphic>
+              <a:graphicData uri="http://schemas.openxmlformats.org/drawingml/2006/picture">
+                <pic:pic>
+                  <pic:nvPicPr>
+                    <pic:cNvPr id="0" name="memo03_b_miner_valuations.png"/>
+                    <pic:cNvPicPr/>
+                  </pic:nvPicPr>
+                  <pic:blipFill>
+                    <a:blip r:embed="rId13"/>
+                    <a:stretch>
+                      <a:fillRect/>
+                    </a:stretch>
+                  </pic:blipFill>
+                  <pic:spPr>
+                    <a:xfrm>
+                      <a:off x="0" y="0"/>
+                      <a:ext cx="5303520" cy="3035772"/>
+                    </a:xfrm>
+                    <a:prstGeom prst="rect"/>
+                  </pic:spPr>
+                </pic:pic>
+              </a:graphicData>
+            </a:graphic>
+          </wp:inline>
+        </w:drawing>
+      </w:r>
+    </w:p>
+    <w:p>
+      <w:pPr>
+        <w:spacing w:before="0" w:after="200"/>
+        <w:jc w:val="center"/>
+      </w:pPr>
+      <w:r>
+        <w:rPr>
+          <w:rFonts w:ascii="Calibri" w:hAnsi="Calibri"/>
+          <w:i/>
+          <w:color w:val="4A5568"/>
+          <w:sz w:val="18"/>
+        </w:rPr>
+        <w:t>Figure 2: Copper miner EV/EBITDA — current vs 5-year average. Average 22% discount across FCX, SCCO, BHP, ANTO, TECK. Discount labels show percentage below 5yr mean. Source: FactSet Q1 2026.</w:t>
+      </w:r>
+    </w:p>
     <w:sectPr>
       <w:footerReference w:type="default" r:id="rId9"/>
       <w:pgSz w:w="11906" w:h="16838"/>

--- a/memos/memo-03-copper-energy-transition.docx
+++ b/memos/memo-03-copper-energy-transition.docx
@@ -50,7 +50,7 @@
           <w:color w:val="1A7A40"/>
           <w:sz w:val="20"/>
         </w:rPr>
-        <w:t>Long copper + copper miners — 3-5 year structural call</w:t>
+        <w:t>Long copper + copper miners, 3-5 year call</w:t>
       </w:r>
     </w:p>
     <w:p>
@@ -263,14 +263,14 @@
           <w:color w:val="0D1B2A"/>
           <w:sz w:val="21"/>
         </w:rPr>
-        <w:t xml:space="preserve">Energy transition demand is structural, not cyclical:  </w:t>
+        <w:t xml:space="preserve">Energy transition demand is not a cyclical story:  </w:t>
       </w:r>
       <w:r>
         <w:rPr>
           <w:rFonts w:ascii="Calibri" w:hAnsi="Calibri"/>
           <w:sz w:val="21"/>
         </w:rPr>
-        <w:t>A single electric vehicle requires 83kg of copper versus 23kg for a comparable ICE vehicle. Each GW of solar capacity needs 5,500 tonnes. Grid upgrades for EV charging and renewable integration add another layer. The IEA projects energy transition copper demand reaching 4.5 Mt/year by 2030 — up from 0.9 Mt in 2020.</w:t>
+        <w:t>A single electric vehicle requires 83kg of copper versus 23kg for a comparable ICE vehicle. Each GW of solar capacity needs 5,500 tonnes. Grid upgrades for EV charging and renewable integration add another layer. The IEA projects energy transition copper demand reaching 4.5 Mt/year by 2030, up from 0.9 Mt in 2020.</w:t>
       </w:r>
     </w:p>
     <w:p>
@@ -339,7 +339,7 @@
           <w:rFonts w:ascii="Calibri" w:hAnsi="Calibri"/>
           <w:sz w:val="21"/>
         </w:rPr>
-        <w:t>Copper miners trade at 7.2x forward EV/EBITDA against a five-year average of 9.2x — a 22% discount. FCX is at 9.1x vs its 12.3x average (-26%). SCCO at 11.8x vs 14.8x average (-20%). The miners are pricing a copper price well below spot.</w:t>
+        <w:t>Copper miners trade at 7.2x forward EV/EBITDA against a five-year average of 9.2x, a 22% discount. FCX is at 9.1x vs its 12.3x average (-26%). SCCO at 11.8x vs 14.8x average (-20%). The miners are pricing a copper price well below spot.</w:t>
       </w:r>
     </w:p>
     <w:p>
@@ -366,7 +366,7 @@
           <w:i w:val="0"/>
           <w:sz w:val="21"/>
         </w:rPr>
-        <w:t>The copper supply story is well understood at the commodity level but consistently underpriced by equity markets. Mine development timelines mean the supply response to current prices will arrive, if at all, in the early 2030s. Cobre Panama — 300,000 tonnes per year of capacity suspended in 2023 due to political opposition — removed approximately 1.2% of global supply at a stroke. Similar project risk exists across Latin America and Central Africa.</w:t>
+        <w:t>The supply story is well understood at the commodity level but still underpriced by equity markets. Mine development timelines mean the supply response to current prices will arrive, if at all, in the early 2030s. Cobre Panama (300,000 tonnes per year of capacity, suspended in 2023 due to political opposition, removed approximately 1.2% of global supply at a stroke. Similar project risk exists across Latin America and Central Africa.</w:t>
       </w:r>
     </w:p>
     <w:p>
@@ -379,7 +379,7 @@
           <w:i w:val="0"/>
           <w:sz w:val="21"/>
         </w:rPr>
-        <w:t>At $4.50/lb, copper is not pricing a structural deficit. The Goldman Sachs 12-month target is $5.50-6.00/lb in their base case, with $7.00+/lb possible if energy transition demand accelerates as the IEA projects. At $5.50/lb, miner EV/EBITDA contracts sharply and the discount to five-year averages closes significantly.</w:t>
+        <w:t>At $4.50/lb, copper is not pricing a supply deficit. The Goldman Sachs 12-month target is $5.50-6.00/lb in their base case, with $7.00+/lb possible if energy transition demand accelerates as the IEA projects. At $5.50/lb, miner EV/EBITDA contracts sharply and the discount to five-year averages closes significantly.</w:t>
       </w:r>
     </w:p>
     <w:p>
@@ -416,7 +416,7 @@
           <w:rFonts w:ascii="Calibri" w:hAnsi="Calibri"/>
           <w:sz w:val="21"/>
         </w:rPr>
-        <w:t>Chinese manufacturing PMI sustained above 50 has historically correlated with 8-12% copper price appreciation over the following 12 months. PBoC stimulus — 50bp RRR cut, property sector support — is the most coordinated since 2016.</w:t>
+        <w:t>Chinese manufacturing PMI sustained above 50 has historically correlated with 8-12% copper price appreciation over the following 12 months. PBoC stimulus (50bp RRR cut, property sector support) is the most coordinated since 2016.</w:t>
       </w:r>
     </w:p>
     <w:p>
@@ -568,7 +568,7 @@
           <w:rFonts w:ascii="Calibri" w:hAnsi="Calibri"/>
           <w:sz w:val="21"/>
         </w:rPr>
-        <w:t>If the probable mine pipeline converts faster than the historical 60-70% rate — particularly if greenfield projects in DRC and Zambia receive final investment decisions — the deficit could prove smaller than the ICSG base case.</w:t>
+        <w:t>If the probable mine pipeline converts faster than the historical 60-70% rate, particularly if greenfield projects in DRC and Zambia receive final investment decisions, the deficit could prove smaller than the ICSG base case.</w:t>
       </w:r>
     </w:p>
     <w:p>
@@ -596,7 +596,7 @@
           <w:color w:val="0D1B2A"/>
           <w:sz w:val="21"/>
         </w:rPr>
-        <w:t>The copper bull case does not require a demand boom. It requires the market to price a structural supply deficit that the ICSG already projects in its base case. At current miner valuations, even a partial mean-reversion in EV/EBITDA from 7.2x to the five-year average of 9.2x implies 27% upside on multiple expansion alone, independent of any copper price increase. The margin of safety is the discount; the upside is the deficit.</w:t>
+        <w:t>The copper bull case does not need a demand boom. It needs the market to price a supply deficit that the ICSG already projects in its base case. At current miner valuations, even a partial mean-reversion in EV/EBITDA from 7.2x to the five-year average of 9.2x implies 27% upside on multiple expansion alone, before any copper price increase. The discount is the margin of safety; the deficit is the upside.</w:t>
       </w:r>
     </w:p>
     <w:p>
@@ -768,7 +768,7 @@
           <w:color w:val="1B4F72"/>
           <w:sz w:val="22"/>
         </w:rPr>
-        <w:t>1. Supply-Demand Balance Model (Mt) — 2024-2030E</w:t>
+        <w:t>1. Supply-Demand Balance Model (Mt), 2024-2030E</w:t>
       </w:r>
     </w:p>
     <w:p>
@@ -2010,7 +2010,7 @@
           <w:color w:val="1B4F72"/>
           <w:sz w:val="22"/>
         </w:rPr>
-        <w:t>2. Mine Pipeline — Committed and Probable Projects</w:t>
+        <w:t>2. Mine Pipeline: Committed and Probable Projects</w:t>
       </w:r>
     </w:p>
     <w:tbl>
@@ -3570,7 +3570,7 @@
           <w:color w:val="1B4F72"/>
           <w:sz w:val="22"/>
         </w:rPr>
-        <w:t>4. OLS: DXY vs Copper Price ($/t) — 2010-2024</w:t>
+        <w:t>4. OLS: DXY vs Copper Price ($/t), 2010-2024</w:t>
       </w:r>
     </w:p>
     <w:p>
@@ -3621,7 +3621,7 @@
           <w:i w:val="0"/>
           <w:sz w:val="20"/>
         </w:rPr>
-        <w:t>The weak OLS from DXY levels is consistent with academic literature — copper is more sensitive to marginal changes in USD direction and EM demand conditions than to absolute DXY levels. The deficit model is the primary analytical foundation here, not the DXY regression.</w:t>
+        <w:t>The weak OLS from DXY levels is consistent with academic literature: copper is more sensitive to marginal changes in USD direction and EM demand conditions than to absolute DXY levels. The deficit model is the primary analytical foundation here, not the DXY regression.</w:t>
       </w:r>
     </w:p>
     <w:p>
@@ -3748,7 +3748,7 @@
           <w:color w:val="4A5568"/>
           <w:sz w:val="18"/>
         </w:rPr>
-        <w:t>Figure 2: Copper miner EV/EBITDA — current vs 5-year average. Average 22% discount across FCX, SCCO, BHP, ANTO, TECK. Discount labels show percentage below 5yr mean. Source: FactSet Q1 2026.</w:t>
+        <w:t>Figure 2: Copper miner EV/EBITDA: current vs 5-year average. Average 22% discount across FCX, SCCO, BHP, ANTO, TECK. Discount labels show percentage below 5yr mean. Source: FactSet Q1 2026.</w:t>
       </w:r>
     </w:p>
     <w:p>
@@ -3875,7 +3875,7 @@
           <w:color w:val="4A5568"/>
           <w:sz w:val="18"/>
         </w:rPr>
-        <w:t>Figure 2: Copper miner EV/EBITDA — current vs 5-year average. Average 22% discount across FCX, SCCO, BHP, ANTO, TECK. Discount labels show percentage below 5yr mean. Source: FactSet Q1 2026.</w:t>
+        <w:t>Figure 2: Copper miner EV/EBITDA: current vs 5-year average. Average 22% discount across FCX, SCCO, BHP, ANTO, TECK. Discount labels show percentage below 5yr mean. Source: FactSet Q1 2026.</w:t>
       </w:r>
     </w:p>
     <w:sectPr>

--- a/memos/memo-03-copper-energy-transition.docx
+++ b/memos/memo-03-copper-energy-transition.docx
@@ -14,7 +14,7 @@
           <w:color w:val="4A5568"/>
           <w:sz w:val="18"/>
         </w:rPr>
-        <w:t>MEMO 03  ·  Q1 2026</w:t>
+        <w:t>SHORT MEMO 03  ·  Q1 2026</w:t>
       </w:r>
     </w:p>
     <w:p>
@@ -3643,13 +3643,12 @@
     </w:p>
     <w:p>
       <w:pPr>
-        <w:spacing w:before="120" w:after="40"/>
         <w:jc w:val="center"/>
       </w:pPr>
       <w:r>
         <w:drawing>
           <wp:inline xmlns:a="http://schemas.openxmlformats.org/drawingml/2006/main" xmlns:pic="http://schemas.openxmlformats.org/drawingml/2006/picture">
-            <wp:extent cx="5303520" cy="3222589"/>
+            <wp:extent cx="5669280" cy="2742456"/>
             <wp:docPr id="1" name="Picture 1"/>
             <wp:cNvGraphicFramePr>
               <a:graphicFrameLocks noChangeAspect="1"/>
@@ -3658,11 +3657,11 @@
               <a:graphicData uri="http://schemas.openxmlformats.org/drawingml/2006/picture">
                 <pic:pic>
                   <pic:nvPicPr>
-                    <pic:cNvPr id="0" name="memo03_a_supply_demand.png"/>
+                    <pic:cNvPr id="0" name="m03_supply_demand.png"/>
                     <pic:cNvPicPr/>
                   </pic:nvPicPr>
                   <pic:blipFill>
-                    <a:blip r:embed="rId10"/>
+                    <a:blip r:embed="rId14"/>
                     <a:stretch>
                       <a:fillRect/>
                     </a:stretch>
@@ -3670,7 +3669,7 @@
                   <pic:spPr>
                     <a:xfrm>
                       <a:off x="0" y="0"/>
-                      <a:ext cx="5303520" cy="3222589"/>
+                      <a:ext cx="5669280" cy="2742456"/>
                     </a:xfrm>
                     <a:prstGeom prst="rect"/>
                   </pic:spPr>
@@ -3683,28 +3682,26 @@
     </w:p>
     <w:p>
       <w:pPr>
-        <w:spacing w:before="0" w:after="200"/>
         <w:jc w:val="center"/>
       </w:pPr>
       <w:r>
         <w:rPr>
-          <w:rFonts w:ascii="Calibri" w:hAnsi="Calibri"/>
           <w:i/>
-          <w:color w:val="4A5568"/>
-          <w:sz w:val="18"/>
+          <w:color w:val="444444"/>
+          <w:sz w:val="15"/>
         </w:rPr>
-        <w:t>Figure 1: Copper supply-demand balance 2024–2030. Base case (no probable mine delivery) implies 33 Mt cumulative deficit. Annual deficit shown in red. Source: ICSG 2024, Wood Mackenzie, IEA.</w:t>
+        <w:t>Figure 1: Copper Global Supply-Demand Balance (2015-2032)   |   Data: tab 'Supply_Demand' in memo-03-copper-data.xlsx   |   Generation code: Audit_Log tab in memo-03-copper-data.xlsx</w:t>
       </w:r>
     </w:p>
+    <w:p/>
     <w:p>
       <w:pPr>
-        <w:spacing w:before="120" w:after="40"/>
         <w:jc w:val="center"/>
       </w:pPr>
       <w:r>
         <w:drawing>
           <wp:inline xmlns:a="http://schemas.openxmlformats.org/drawingml/2006/main" xmlns:pic="http://schemas.openxmlformats.org/drawingml/2006/picture">
-            <wp:extent cx="5303520" cy="3035772"/>
+            <wp:extent cx="5669280" cy="2732243"/>
             <wp:docPr id="2" name="Picture 2"/>
             <wp:cNvGraphicFramePr>
               <a:graphicFrameLocks noChangeAspect="1"/>
@@ -3713,11 +3710,11 @@
               <a:graphicData uri="http://schemas.openxmlformats.org/drawingml/2006/picture">
                 <pic:pic>
                   <pic:nvPicPr>
-                    <pic:cNvPr id="0" name="memo03_b_miner_valuations.png"/>
+                    <pic:cNvPr id="0" name="m03_deficit_annual.png"/>
                     <pic:cNvPicPr/>
                   </pic:nvPicPr>
                   <pic:blipFill>
-                    <a:blip r:embed="rId11"/>
+                    <a:blip r:embed="rId15"/>
                     <a:stretch>
                       <a:fillRect/>
                     </a:stretch>
@@ -3725,7 +3722,7 @@
                   <pic:spPr>
                     <a:xfrm>
                       <a:off x="0" y="0"/>
-                      <a:ext cx="5303520" cy="3035772"/>
+                      <a:ext cx="5669280" cy="2732243"/>
                     </a:xfrm>
                     <a:prstGeom prst="rect"/>
                   </pic:spPr>
@@ -3738,45 +3735,26 @@
     </w:p>
     <w:p>
       <w:pPr>
-        <w:spacing w:before="0" w:after="200"/>
         <w:jc w:val="center"/>
       </w:pPr>
       <w:r>
         <w:rPr>
-          <w:rFonts w:ascii="Calibri" w:hAnsi="Calibri"/>
           <w:i/>
-          <w:color w:val="4A5568"/>
-          <w:sz w:val="18"/>
+          <w:color w:val="444444"/>
+          <w:sz w:val="15"/>
         </w:rPr>
-        <w:t>Figure 2: Copper miner EV/EBITDA: current vs 5-year average. Average 22% discount across FCX, SCCO, BHP, ANTO, TECK. Discount labels show percentage below 5yr mean. Source: FactSet Q1 2026.</w:t>
+        <w:t>Figure 2: Annual Copper Surplus/(Deficit) — Base Case   |   Data: tab 'Supply_Demand' in memo-03-copper-data.xlsx   |   Generation code: Audit_Log tab in memo-03-copper-data.xlsx</w:t>
       </w:r>
     </w:p>
+    <w:p/>
     <w:p>
       <w:pPr>
-        <w:spacing w:before="240" w:after="80"/>
-        <w:pBdr>
-          <w:bottom w:val="single" w:sz="4" w:color="2E86AB"/>
-        </w:pBdr>
-      </w:pPr>
-      <w:r>
-        <w:rPr>
-          <w:rFonts w:ascii="Calibri" w:hAnsi="Calibri"/>
-          <w:b/>
-          <w:color w:val="0D1B2A"/>
-          <w:sz w:val="24"/>
-        </w:rPr>
-        <w:t>Charts &amp; Visual Analysis</w:t>
-      </w:r>
-    </w:p>
-    <w:p>
-      <w:pPr>
-        <w:spacing w:before="120" w:after="40"/>
         <w:jc w:val="center"/>
       </w:pPr>
       <w:r>
         <w:drawing>
           <wp:inline xmlns:a="http://schemas.openxmlformats.org/drawingml/2006/main" xmlns:pic="http://schemas.openxmlformats.org/drawingml/2006/picture">
-            <wp:extent cx="5303520" cy="3222589"/>
+            <wp:extent cx="5669280" cy="1348889"/>
             <wp:docPr id="3" name="Picture 3"/>
             <wp:cNvGraphicFramePr>
               <a:graphicFrameLocks noChangeAspect="1"/>
@@ -3785,11 +3763,11 @@
               <a:graphicData uri="http://schemas.openxmlformats.org/drawingml/2006/picture">
                 <pic:pic>
                   <pic:nvPicPr>
-                    <pic:cNvPr id="0" name="memo03_a_supply_demand.png"/>
+                    <pic:cNvPr id="0" name="m03_demand_decomp.png"/>
                     <pic:cNvPicPr/>
                   </pic:nvPicPr>
                   <pic:blipFill>
-                    <a:blip r:embed="rId12"/>
+                    <a:blip r:embed="rId16"/>
                     <a:stretch>
                       <a:fillRect/>
                     </a:stretch>
@@ -3797,7 +3775,7 @@
                   <pic:spPr>
                     <a:xfrm>
                       <a:off x="0" y="0"/>
-                      <a:ext cx="5303520" cy="3222589"/>
+                      <a:ext cx="5669280" cy="1348889"/>
                     </a:xfrm>
                     <a:prstGeom prst="rect"/>
                   </pic:spPr>
@@ -3810,28 +3788,26 @@
     </w:p>
     <w:p>
       <w:pPr>
-        <w:spacing w:before="0" w:after="200"/>
         <w:jc w:val="center"/>
       </w:pPr>
       <w:r>
         <w:rPr>
-          <w:rFonts w:ascii="Calibri" w:hAnsi="Calibri"/>
           <w:i/>
-          <w:color w:val="4A5568"/>
-          <w:sz w:val="18"/>
+          <w:color w:val="444444"/>
+          <w:sz w:val="15"/>
         </w:rPr>
-        <w:t>Figure 1: Copper supply-demand balance 2024–2030. Base case (no probable mine delivery) implies 33 Mt cumulative deficit. Annual deficit shown in red. Source: ICSG 2024, Wood Mackenzie, IEA.</w:t>
+        <w:t>Figure 3: Copper Demand Decomposition: Traditional / ET / AI   |   Data: tab 'Supply_Demand' in memo-03-copper-data.xlsx   |   Generation code: Audit_Log tab in memo-03-copper-data.xlsx</w:t>
       </w:r>
     </w:p>
+    <w:p/>
     <w:p>
       <w:pPr>
-        <w:spacing w:before="120" w:after="40"/>
         <w:jc w:val="center"/>
       </w:pPr>
       <w:r>
         <w:drawing>
           <wp:inline xmlns:a="http://schemas.openxmlformats.org/drawingml/2006/main" xmlns:pic="http://schemas.openxmlformats.org/drawingml/2006/picture">
-            <wp:extent cx="5303520" cy="3035772"/>
+            <wp:extent cx="5669280" cy="3359800"/>
             <wp:docPr id="4" name="Picture 4"/>
             <wp:cNvGraphicFramePr>
               <a:graphicFrameLocks noChangeAspect="1"/>
@@ -3840,11 +3816,11 @@
               <a:graphicData uri="http://schemas.openxmlformats.org/drawingml/2006/picture">
                 <pic:pic>
                   <pic:nvPicPr>
-                    <pic:cNvPr id="0" name="memo03_b_miner_valuations.png"/>
+                    <pic:cNvPr id="0" name="m03_miner_valuation.png"/>
                     <pic:cNvPicPr/>
                   </pic:nvPicPr>
                   <pic:blipFill>
-                    <a:blip r:embed="rId13"/>
+                    <a:blip r:embed="rId17"/>
                     <a:stretch>
                       <a:fillRect/>
                     </a:stretch>
@@ -3852,7 +3828,7 @@
                   <pic:spPr>
                     <a:xfrm>
                       <a:off x="0" y="0"/>
-                      <a:ext cx="5303520" cy="3035772"/>
+                      <a:ext cx="5669280" cy="3359800"/>
                     </a:xfrm>
                     <a:prstGeom prst="rect"/>
                   </pic:spPr>
@@ -3865,19 +3841,177 @@
     </w:p>
     <w:p>
       <w:pPr>
-        <w:spacing w:before="0" w:after="200"/>
         <w:jc w:val="center"/>
       </w:pPr>
       <w:r>
         <w:rPr>
-          <w:rFonts w:ascii="Calibri" w:hAnsi="Calibri"/>
           <w:i/>
-          <w:color w:val="4A5568"/>
-          <w:sz w:val="18"/>
+          <w:color w:val="444444"/>
+          <w:sz w:val="15"/>
         </w:rPr>
-        <w:t>Figure 2: Copper miner EV/EBITDA: current vs 5-year average. Average 22% discount across FCX, SCCO, BHP, ANTO, TECK. Discount labels show percentage below 5yr mean. Source: FactSet Q1 2026.</w:t>
+        <w:t>Figure 4: Copper Miner EV/EBITDA: Current vs 5-Year Average   |   Data: tab 'Miner_Comps' in memo-03-copper-data.xlsx   |   Generation code: Audit_Log tab in memo-03-copper-data.xlsx</w:t>
       </w:r>
     </w:p>
+    <w:p/>
+    <w:p>
+      <w:pPr>
+        <w:jc w:val="center"/>
+      </w:pPr>
+      <w:r>
+        <w:drawing>
+          <wp:inline xmlns:a="http://schemas.openxmlformats.org/drawingml/2006/main" xmlns:pic="http://schemas.openxmlformats.org/drawingml/2006/picture">
+            <wp:extent cx="5669280" cy="2763900"/>
+            <wp:docPr id="5" name="Picture 5"/>
+            <wp:cNvGraphicFramePr>
+              <a:graphicFrameLocks noChangeAspect="1"/>
+            </wp:cNvGraphicFramePr>
+            <a:graphic>
+              <a:graphicData uri="http://schemas.openxmlformats.org/drawingml/2006/picture">
+                <pic:pic>
+                  <pic:nvPicPr>
+                    <pic:cNvPr id="0" name="m03_dxy_copper.png"/>
+                    <pic:cNvPicPr/>
+                  </pic:nvPicPr>
+                  <pic:blipFill>
+                    <a:blip r:embed="rId18"/>
+                    <a:stretch>
+                      <a:fillRect/>
+                    </a:stretch>
+                  </pic:blipFill>
+                  <pic:spPr>
+                    <a:xfrm>
+                      <a:off x="0" y="0"/>
+                      <a:ext cx="5669280" cy="2763900"/>
+                    </a:xfrm>
+                    <a:prstGeom prst="rect"/>
+                  </pic:spPr>
+                </pic:pic>
+              </a:graphicData>
+            </a:graphic>
+          </wp:inline>
+        </w:drawing>
+      </w:r>
+    </w:p>
+    <w:p>
+      <w:pPr>
+        <w:jc w:val="center"/>
+      </w:pPr>
+      <w:r>
+        <w:rPr>
+          <w:i/>
+          <w:color w:val="444444"/>
+          <w:sz w:val="15"/>
+        </w:rPr>
+        <w:t>Figure 5: DXY vs Copper Price ($/t) 2010-2024 — OLS   |   Data: tab 'OLS_DXY_Copper' in memo-03-copper-data.xlsx   |   Generation code: Audit_Log tab in memo-03-copper-data.xlsx</w:t>
+      </w:r>
+    </w:p>
+    <w:p/>
+    <w:p>
+      <w:pPr>
+        <w:jc w:val="center"/>
+      </w:pPr>
+      <w:r>
+        <w:drawing>
+          <wp:inline xmlns:a="http://schemas.openxmlformats.org/drawingml/2006/main" xmlns:pic="http://schemas.openxmlformats.org/drawingml/2006/picture">
+            <wp:extent cx="5669280" cy="3004938"/>
+            <wp:docPr id="6" name="Picture 6"/>
+            <wp:cNvGraphicFramePr>
+              <a:graphicFrameLocks noChangeAspect="1"/>
+            </wp:cNvGraphicFramePr>
+            <a:graphic>
+              <a:graphicData uri="http://schemas.openxmlformats.org/drawingml/2006/picture">
+                <pic:pic>
+                  <pic:nvPicPr>
+                    <pic:cNvPr id="0" name="m03_inventory.png"/>
+                    <pic:cNvPicPr/>
+                  </pic:nvPicPr>
+                  <pic:blipFill>
+                    <a:blip r:embed="rId19"/>
+                    <a:stretch>
+                      <a:fillRect/>
+                    </a:stretch>
+                  </pic:blipFill>
+                  <pic:spPr>
+                    <a:xfrm>
+                      <a:off x="0" y="0"/>
+                      <a:ext cx="5669280" cy="3004938"/>
+                    </a:xfrm>
+                    <a:prstGeom prst="rect"/>
+                  </pic:spPr>
+                </pic:pic>
+              </a:graphicData>
+            </a:graphic>
+          </wp:inline>
+        </w:drawing>
+      </w:r>
+    </w:p>
+    <w:p>
+      <w:pPr>
+        <w:jc w:val="center"/>
+      </w:pPr>
+      <w:r>
+        <w:rPr>
+          <w:i/>
+          <w:color w:val="444444"/>
+          <w:sz w:val="15"/>
+        </w:rPr>
+        <w:t>Figure 6: LME + SHFE Copper Inventory (kt) vs Price ($/t)   |   Data: tab 'LME_SHFE_Inventory' in memo-03-copper-data.xlsx   |   Generation code: Audit_Log tab in memo-03-copper-data.xlsx</w:t>
+      </w:r>
+    </w:p>
+    <w:p/>
+    <w:p>
+      <w:pPr>
+        <w:jc w:val="center"/>
+      </w:pPr>
+      <w:r>
+        <w:drawing>
+          <wp:inline xmlns:a="http://schemas.openxmlformats.org/drawingml/2006/main" xmlns:pic="http://schemas.openxmlformats.org/drawingml/2006/picture">
+            <wp:extent cx="5669280" cy="3412510"/>
+            <wp:docPr id="7" name="Picture 7"/>
+            <wp:cNvGraphicFramePr>
+              <a:graphicFrameLocks noChangeAspect="1"/>
+            </wp:cNvGraphicFramePr>
+            <a:graphic>
+              <a:graphicData uri="http://schemas.openxmlformats.org/drawingml/2006/picture">
+                <pic:pic>
+                  <pic:nvPicPr>
+                    <pic:cNvPr id="0" name="m03_ebitda_sensitivity.png"/>
+                    <pic:cNvPicPr/>
+                  </pic:nvPicPr>
+                  <pic:blipFill>
+                    <a:blip r:embed="rId20"/>
+                    <a:stretch>
+                      <a:fillRect/>
+                    </a:stretch>
+                  </pic:blipFill>
+                  <pic:spPr>
+                    <a:xfrm>
+                      <a:off x="0" y="0"/>
+                      <a:ext cx="5669280" cy="3412510"/>
+                    </a:xfrm>
+                    <a:prstGeom prst="rect"/>
+                  </pic:spPr>
+                </pic:pic>
+              </a:graphicData>
+            </a:graphic>
+          </wp:inline>
+        </w:drawing>
+      </w:r>
+    </w:p>
+    <w:p>
+      <w:pPr>
+        <w:jc w:val="center"/>
+      </w:pPr>
+      <w:r>
+        <w:rPr>
+          <w:i/>
+          <w:color w:val="444444"/>
+          <w:sz w:val="15"/>
+        </w:rPr>
+        <w:t>Figure 7: Miner EV/EBITDA Sensitivity to Copper Price   |   Data: tab 'Miner_Comps' in memo-03-copper-data.xlsx   |   Generation code: Audit_Log tab in memo-03-copper-data.xlsx</w:t>
+      </w:r>
+    </w:p>
+    <w:p/>
     <w:sectPr>
       <w:footerReference w:type="default" r:id="rId9"/>
       <w:pgSz w:w="11906" w:h="16838"/>

--- a/memos/memo-03-copper-energy-transition.docx
+++ b/memos/memo-03-copper-energy-transition.docx
@@ -7,48 +7,71 @@
         <w:pBdr>
           <w:bottom w:val="single" w:sz="6" w:color="0D1B2A"/>
         </w:pBdr>
+        <w:jc w:val="both"/>
+        <w:spacing w:line="360" w:lineRule="auto"/>
+        <w:rPr>
+          <w:rFonts w:ascii="Times New Roman" w:hAnsi="Times New Roman" w:cs="Times New Roman"/>
+          <w:sz w:val="22"/>
+          <w:szCs w:val="22"/>
+        </w:rPr>
       </w:pPr>
       <w:r>
         <w:rPr>
-          <w:rFonts w:ascii="Calibri" w:hAnsi="Calibri"/>
+          <w:rFonts w:ascii="Times New Roman" w:hAnsi="Times New Roman" w:cs="Times New Roman"/>
           <w:color w:val="4A5568"/>
-          <w:sz w:val="18"/>
+          <w:sz w:val="22"/>
+          <w:szCs w:val="22"/>
         </w:rPr>
         <w:t>SHORT MEMO 03  ·  Q1 2026</w:t>
       </w:r>
     </w:p>
     <w:p>
       <w:pPr>
-        <w:spacing w:before="120" w:after="40"/>
+        <w:spacing w:before="120" w:after="40" w:line="360" w:lineRule="auto"/>
+        <w:jc w:val="both"/>
+        <w:rPr>
+          <w:rFonts w:ascii="Times New Roman" w:hAnsi="Times New Roman" w:cs="Times New Roman"/>
+          <w:sz w:val="22"/>
+          <w:szCs w:val="22"/>
+        </w:rPr>
       </w:pPr>
       <w:r>
         <w:rPr>
-          <w:rFonts w:ascii="Calibri" w:hAnsi="Calibri"/>
+          <w:rFonts w:ascii="Times New Roman" w:hAnsi="Times New Roman" w:cs="Times New Roman"/>
           <w:b/>
           <w:color w:val="0D1B2A"/>
-          <w:sz w:val="36"/>
+          <w:sz w:val="22"/>
+          <w:szCs w:val="22"/>
         </w:rPr>
         <w:t>Copper: Energy Transition Demand Meets a Decade of Supply Underinvestment</w:t>
       </w:r>
     </w:p>
     <w:p>
       <w:pPr>
-        <w:spacing w:before="0" w:after="40"/>
+        <w:spacing w:before="0" w:after="40" w:line="360" w:lineRule="auto"/>
+        <w:jc w:val="both"/>
+        <w:rPr>
+          <w:rFonts w:ascii="Times New Roman" w:hAnsi="Times New Roman" w:cs="Times New Roman"/>
+          <w:sz w:val="22"/>
+          <w:szCs w:val="22"/>
+        </w:rPr>
       </w:pPr>
       <w:r>
         <w:rPr>
-          <w:rFonts w:ascii="Calibri" w:hAnsi="Calibri"/>
+          <w:rFonts w:ascii="Times New Roman" w:hAnsi="Times New Roman" w:cs="Times New Roman"/>
           <w:color w:val="4A5568"/>
-          <w:sz w:val="20"/>
+          <w:sz w:val="22"/>
+          <w:szCs w:val="22"/>
         </w:rPr>
         <w:t xml:space="preserve">Asset Class: Commodities / Mining Equities  ·  Q1 2026  </w:t>
       </w:r>
       <w:r>
         <w:rPr>
-          <w:rFonts w:ascii="Calibri" w:hAnsi="Calibri"/>
+          <w:rFonts w:ascii="Times New Roman" w:hAnsi="Times New Roman" w:cs="Times New Roman"/>
           <w:b/>
           <w:color w:val="1A7A40"/>
-          <w:sz w:val="20"/>
+          <w:sz w:val="22"/>
+          <w:szCs w:val="22"/>
         </w:rPr>
         <w:t>Long copper + copper miners, 3-5 year call</w:t>
       </w:r>
@@ -58,32 +81,52 @@
         <w:pBdr>
           <w:bottom w:val="single" w:sz="4" w:color="2E86AB"/>
         </w:pBdr>
-        <w:spacing w:after="120"/>
+        <w:spacing w:after="120" w:line="360" w:lineRule="auto"/>
+        <w:jc w:val="both"/>
+        <w:rPr>
+          <w:rFonts w:ascii="Times New Roman" w:hAnsi="Times New Roman" w:cs="Times New Roman"/>
+          <w:sz w:val="22"/>
+          <w:szCs w:val="22"/>
+        </w:rPr>
       </w:pPr>
     </w:p>
     <w:p>
       <w:pPr>
-        <w:spacing w:before="0" w:after="100"/>
+        <w:spacing w:before="0" w:after="100" w:line="360" w:lineRule="auto"/>
+        <w:jc w:val="both"/>
+        <w:rPr>
+          <w:rFonts w:ascii="Times New Roman" w:hAnsi="Times New Roman" w:cs="Times New Roman"/>
+          <w:sz w:val="22"/>
+          <w:szCs w:val="22"/>
+        </w:rPr>
       </w:pPr>
       <w:r>
         <w:rPr>
-          <w:rFonts w:ascii="Calibri" w:hAnsi="Calibri"/>
+          <w:rFonts w:ascii="Times New Roman" w:hAnsi="Times New Roman" w:cs="Times New Roman"/>
           <w:i w:val="0"/>
-          <w:sz w:val="21"/>
+          <w:sz w:val="22"/>
+          <w:szCs w:val="22"/>
         </w:rPr>
         <w:t>Copper sits at $4.50/lb, close to its long-run average in real terms. The market is not pricing a structural deficit. The ICSG projects an 8.1 million tonne cumulative shortfall through 2030 even with best-case mine delivery. Energy transition demand and AI data centre growth are layering new consumption onto an already strained supply pipeline. Copper miners trade at a 22% discount to their five-year EV/EBITDA average.</w:t>
       </w:r>
     </w:p>
     <w:p>
       <w:pPr>
-        <w:spacing w:before="160" w:after="60"/>
+        <w:spacing w:before="160" w:after="60" w:line="360" w:lineRule="auto"/>
+        <w:jc w:val="both"/>
+        <w:rPr>
+          <w:rFonts w:ascii="Times New Roman" w:hAnsi="Times New Roman" w:cs="Times New Roman"/>
+          <w:sz w:val="22"/>
+          <w:szCs w:val="22"/>
+        </w:rPr>
       </w:pPr>
       <w:r>
         <w:rPr>
-          <w:rFonts w:ascii="Calibri" w:hAnsi="Calibri"/>
+          <w:rFonts w:ascii="Times New Roman" w:hAnsi="Times New Roman" w:cs="Times New Roman"/>
           <w:b/>
           <w:color w:val="0D1B2A"/>
-          <w:sz w:val="24"/>
+          <w:sz w:val="22"/>
+          <w:szCs w:val="22"/>
         </w:rPr>
         <w:t>Key Metrics</w:t>
       </w:r>
@@ -109,14 +152,21 @@
           </w:tcPr>
           <w:p>
             <w:pPr>
-              <w:jc w:val="center"/>
+              <w:jc w:val="both"/>
+              <w:spacing w:line="360" w:lineRule="auto"/>
+              <w:rPr>
+                <w:rFonts w:ascii="Times New Roman" w:hAnsi="Times New Roman" w:cs="Times New Roman"/>
+                <w:sz w:val="22"/>
+                <w:szCs w:val="22"/>
+              </w:rPr>
             </w:pPr>
             <w:r>
               <w:rPr>
-                <w:rFonts w:ascii="Calibri" w:hAnsi="Calibri"/>
+                <w:rFonts w:ascii="Times New Roman" w:hAnsi="Times New Roman" w:cs="Times New Roman"/>
                 <w:b/>
                 <w:color w:val="C9993A"/>
-                <w:sz w:val="36"/>
+                <w:sz w:val="22"/>
+                <w:szCs w:val="22"/>
               </w:rPr>
               <w:t>$4.50/lb</w:t>
             </w:r>
@@ -130,14 +180,21 @@
           </w:tcPr>
           <w:p>
             <w:pPr>
-              <w:jc w:val="center"/>
+              <w:jc w:val="both"/>
+              <w:spacing w:line="360" w:lineRule="auto"/>
+              <w:rPr>
+                <w:rFonts w:ascii="Times New Roman" w:hAnsi="Times New Roman" w:cs="Times New Roman"/>
+                <w:sz w:val="22"/>
+                <w:szCs w:val="22"/>
+              </w:rPr>
             </w:pPr>
             <w:r>
               <w:rPr>
-                <w:rFonts w:ascii="Calibri" w:hAnsi="Calibri"/>
+                <w:rFonts w:ascii="Times New Roman" w:hAnsi="Times New Roman" w:cs="Times New Roman"/>
                 <w:b/>
                 <w:color w:val="C9993A"/>
-                <w:sz w:val="36"/>
+                <w:sz w:val="22"/>
+                <w:szCs w:val="22"/>
               </w:rPr>
               <w:t>8.1 Mt</w:t>
             </w:r>
@@ -151,14 +208,21 @@
           </w:tcPr>
           <w:p>
             <w:pPr>
-              <w:jc w:val="center"/>
+              <w:jc w:val="both"/>
+              <w:spacing w:line="360" w:lineRule="auto"/>
+              <w:rPr>
+                <w:rFonts w:ascii="Times New Roman" w:hAnsi="Times New Roman" w:cs="Times New Roman"/>
+                <w:sz w:val="22"/>
+                <w:szCs w:val="22"/>
+              </w:rPr>
             </w:pPr>
             <w:r>
               <w:rPr>
-                <w:rFonts w:ascii="Calibri" w:hAnsi="Calibri"/>
+                <w:rFonts w:ascii="Times New Roman" w:hAnsi="Times New Roman" w:cs="Times New Roman"/>
                 <w:b/>
                 <w:color w:val="C9993A"/>
-                <w:sz w:val="36"/>
+                <w:sz w:val="22"/>
+                <w:szCs w:val="22"/>
               </w:rPr>
               <w:t>-22%</w:t>
             </w:r>
@@ -173,13 +237,20 @@
           </w:tcPr>
           <w:p>
             <w:pPr>
-              <w:jc w:val="center"/>
+              <w:jc w:val="both"/>
+              <w:spacing w:line="360" w:lineRule="auto"/>
+              <w:rPr>
+                <w:rFonts w:ascii="Times New Roman" w:hAnsi="Times New Roman" w:cs="Times New Roman"/>
+                <w:sz w:val="22"/>
+                <w:szCs w:val="22"/>
+              </w:rPr>
             </w:pPr>
             <w:r>
               <w:rPr>
-                <w:rFonts w:ascii="Calibri" w:hAnsi="Calibri"/>
+                <w:rFonts w:ascii="Times New Roman" w:hAnsi="Times New Roman" w:cs="Times New Roman"/>
                 <w:color w:val="FFFFFF"/>
-                <w:sz w:val="18"/>
+                <w:sz w:val="22"/>
+                <w:szCs w:val="22"/>
               </w:rPr>
               <w:t>Copper spot price</w:t>
               <w:br/>
@@ -194,13 +265,20 @@
           </w:tcPr>
           <w:p>
             <w:pPr>
-              <w:jc w:val="center"/>
+              <w:jc w:val="both"/>
+              <w:spacing w:line="360" w:lineRule="auto"/>
+              <w:rPr>
+                <w:rFonts w:ascii="Times New Roman" w:hAnsi="Times New Roman" w:cs="Times New Roman"/>
+                <w:sz w:val="22"/>
+                <w:szCs w:val="22"/>
+              </w:rPr>
             </w:pPr>
             <w:r>
               <w:rPr>
-                <w:rFonts w:ascii="Calibri" w:hAnsi="Calibri"/>
+                <w:rFonts w:ascii="Times New Roman" w:hAnsi="Times New Roman" w:cs="Times New Roman"/>
                 <w:color w:val="FFFFFF"/>
-                <w:sz w:val="18"/>
+                <w:sz w:val="22"/>
+                <w:szCs w:val="22"/>
               </w:rPr>
               <w:t>ICSG cumulative deficit 2025-30E</w:t>
               <w:br/>
@@ -215,13 +293,20 @@
           </w:tcPr>
           <w:p>
             <w:pPr>
-              <w:jc w:val="center"/>
+              <w:jc w:val="both"/>
+              <w:spacing w:line="360" w:lineRule="auto"/>
+              <w:rPr>
+                <w:rFonts w:ascii="Times New Roman" w:hAnsi="Times New Roman" w:cs="Times New Roman"/>
+                <w:sz w:val="22"/>
+                <w:szCs w:val="22"/>
+              </w:rPr>
             </w:pPr>
             <w:r>
               <w:rPr>
-                <w:rFonts w:ascii="Calibri" w:hAnsi="Calibri"/>
+                <w:rFonts w:ascii="Times New Roman" w:hAnsi="Times New Roman" w:cs="Times New Roman"/>
                 <w:color w:val="FFFFFF"/>
-                <w:sz w:val="18"/>
+                <w:sz w:val="22"/>
+                <w:szCs w:val="22"/>
               </w:rPr>
               <w:t>Copper miner EV/EBITDA discount</w:t>
               <w:br/>
@@ -233,19 +318,32 @@
     </w:tbl>
     <w:p>
       <w:pPr>
-        <w:spacing w:before="0" w:after="160"/>
+        <w:spacing w:before="0" w:after="160" w:line="360" w:lineRule="auto"/>
+        <w:jc w:val="both"/>
+        <w:rPr>
+          <w:rFonts w:ascii="Times New Roman" w:hAnsi="Times New Roman" w:cs="Times New Roman"/>
+          <w:sz w:val="22"/>
+          <w:szCs w:val="22"/>
+        </w:rPr>
       </w:pPr>
     </w:p>
     <w:p>
       <w:pPr>
-        <w:spacing w:before="160" w:after="60"/>
+        <w:spacing w:before="160" w:after="60" w:line="360" w:lineRule="auto"/>
+        <w:jc w:val="both"/>
+        <w:rPr>
+          <w:rFonts w:ascii="Times New Roman" w:hAnsi="Times New Roman" w:cs="Times New Roman"/>
+          <w:sz w:val="22"/>
+          <w:szCs w:val="22"/>
+        </w:rPr>
       </w:pPr>
       <w:r>
         <w:rPr>
-          <w:rFonts w:ascii="Calibri" w:hAnsi="Calibri"/>
+          <w:rFonts w:ascii="Times New Roman" w:hAnsi="Times New Roman" w:cs="Times New Roman"/>
           <w:b/>
           <w:color w:val="0D1B2A"/>
-          <w:sz w:val="24"/>
+          <w:sz w:val="22"/>
+          <w:szCs w:val="22"/>
         </w:rPr>
         <w:t>Investment Thesis</w:t>
       </w:r>
@@ -253,22 +351,30 @@
     <w:p>
       <w:pPr>
         <w:pStyle w:val="ListBullet"/>
-        <w:spacing w:before="40" w:after="60"/>
+        <w:spacing w:before="40" w:after="60" w:line="360" w:lineRule="auto"/>
         <w:ind w:left="360"/>
+        <w:jc w:val="both"/>
+        <w:rPr>
+          <w:rFonts w:ascii="Times New Roman" w:hAnsi="Times New Roman" w:cs="Times New Roman"/>
+          <w:sz w:val="22"/>
+          <w:szCs w:val="22"/>
+        </w:rPr>
       </w:pPr>
       <w:r>
         <w:rPr>
-          <w:rFonts w:ascii="Calibri" w:hAnsi="Calibri"/>
+          <w:rFonts w:ascii="Times New Roman" w:hAnsi="Times New Roman" w:cs="Times New Roman"/>
           <w:b/>
           <w:color w:val="0D1B2A"/>
-          <w:sz w:val="21"/>
+          <w:sz w:val="22"/>
+          <w:szCs w:val="22"/>
         </w:rPr>
         <w:t xml:space="preserve">Energy transition demand is not a cyclical story:  </w:t>
       </w:r>
       <w:r>
         <w:rPr>
-          <w:rFonts w:ascii="Calibri" w:hAnsi="Calibri"/>
-          <w:sz w:val="21"/>
+          <w:rFonts w:ascii="Times New Roman" w:hAnsi="Times New Roman" w:cs="Times New Roman"/>
+          <w:sz w:val="22"/>
+          <w:szCs w:val="22"/>
         </w:rPr>
         <w:t>A single electric vehicle requires 83kg of copper versus 23kg for a comparable ICE vehicle. Each GW of solar capacity needs 5,500 tonnes. Grid upgrades for EV charging and renewable integration add another layer. The IEA projects energy transition copper demand reaching 4.5 Mt/year by 2030, up from 0.9 Mt in 2020.</w:t>
       </w:r>
@@ -276,22 +382,30 @@
     <w:p>
       <w:pPr>
         <w:pStyle w:val="ListBullet"/>
-        <w:spacing w:before="40" w:after="60"/>
+        <w:spacing w:before="40" w:after="60" w:line="360" w:lineRule="auto"/>
         <w:ind w:left="360"/>
+        <w:jc w:val="both"/>
+        <w:rPr>
+          <w:rFonts w:ascii="Times New Roman" w:hAnsi="Times New Roman" w:cs="Times New Roman"/>
+          <w:sz w:val="22"/>
+          <w:szCs w:val="22"/>
+        </w:rPr>
       </w:pPr>
       <w:r>
         <w:rPr>
-          <w:rFonts w:ascii="Calibri" w:hAnsi="Calibri"/>
+          <w:rFonts w:ascii="Times New Roman" w:hAnsi="Times New Roman" w:cs="Times New Roman"/>
           <w:b/>
           <w:color w:val="0D1B2A"/>
-          <w:sz w:val="21"/>
+          <w:sz w:val="22"/>
+          <w:szCs w:val="22"/>
         </w:rPr>
         <w:t xml:space="preserve">AI data centres are an underappreciated demand driver:  </w:t>
       </w:r>
       <w:r>
         <w:rPr>
-          <w:rFonts w:ascii="Calibri" w:hAnsi="Calibri"/>
-          <w:sz w:val="21"/>
+          <w:rFonts w:ascii="Times New Roman" w:hAnsi="Times New Roman" w:cs="Times New Roman"/>
+          <w:sz w:val="22"/>
+          <w:szCs w:val="22"/>
         </w:rPr>
         <w:t>Modern GPU server racks use 50-60kg of copper each, plus liquid cooling loops that are 3-4x more copper-intensive than air-cooled systems. Hyperscaler capex of $600bn+ in 2026 translates to direct copper demand that was not in forecasts two years ago.</w:t>
       </w:r>
@@ -299,22 +413,30 @@
     <w:p>
       <w:pPr>
         <w:pStyle w:val="ListBullet"/>
-        <w:spacing w:before="40" w:after="60"/>
+        <w:spacing w:before="40" w:after="60" w:line="360" w:lineRule="auto"/>
         <w:ind w:left="360"/>
+        <w:jc w:val="both"/>
+        <w:rPr>
+          <w:rFonts w:ascii="Times New Roman" w:hAnsi="Times New Roman" w:cs="Times New Roman"/>
+          <w:sz w:val="22"/>
+          <w:szCs w:val="22"/>
+        </w:rPr>
       </w:pPr>
       <w:r>
         <w:rPr>
-          <w:rFonts w:ascii="Calibri" w:hAnsi="Calibri"/>
+          <w:rFonts w:ascii="Times New Roman" w:hAnsi="Times New Roman" w:cs="Times New Roman"/>
           <w:b/>
           <w:color w:val="0D1B2A"/>
-          <w:sz w:val="21"/>
+          <w:sz w:val="22"/>
+          <w:szCs w:val="22"/>
         </w:rPr>
         <w:t xml:space="preserve">Supply pipeline cannot close the gap:  </w:t>
       </w:r>
       <w:r>
         <w:rPr>
-          <w:rFonts w:ascii="Calibri" w:hAnsi="Calibri"/>
-          <w:sz w:val="21"/>
+          <w:rFonts w:ascii="Times New Roman" w:hAnsi="Times New Roman" w:cs="Times New Roman"/>
+          <w:sz w:val="22"/>
+          <w:szCs w:val="22"/>
         </w:rPr>
         <w:t>The committed mine pipeline adds roughly 3.2 Mt/year of new capacity by 2030. Average mine-to-production lead time is 16 years. The probable pipeline (projects with permits but no final investment decision) would close the deficit, but history suggests only 60-70% of probable projects reach production on schedule. At that rate, the deficit persists.</w:t>
       </w:r>
@@ -322,76 +444,112 @@
     <w:p>
       <w:pPr>
         <w:pStyle w:val="ListBullet"/>
-        <w:spacing w:before="40" w:after="60"/>
+        <w:spacing w:before="40" w:after="60" w:line="360" w:lineRule="auto"/>
         <w:ind w:left="360"/>
+        <w:jc w:val="both"/>
+        <w:rPr>
+          <w:rFonts w:ascii="Times New Roman" w:hAnsi="Times New Roman" w:cs="Times New Roman"/>
+          <w:sz w:val="22"/>
+          <w:szCs w:val="22"/>
+        </w:rPr>
       </w:pPr>
       <w:r>
         <w:rPr>
-          <w:rFonts w:ascii="Calibri" w:hAnsi="Calibri"/>
+          <w:rFonts w:ascii="Times New Roman" w:hAnsi="Times New Roman" w:cs="Times New Roman"/>
           <w:b/>
           <w:color w:val="0D1B2A"/>
-          <w:sz w:val="21"/>
+          <w:sz w:val="22"/>
+          <w:szCs w:val="22"/>
         </w:rPr>
         <w:t xml:space="preserve">Miners are cheap relative to the commodity:  </w:t>
       </w:r>
       <w:r>
         <w:rPr>
-          <w:rFonts w:ascii="Calibri" w:hAnsi="Calibri"/>
-          <w:sz w:val="21"/>
+          <w:rFonts w:ascii="Times New Roman" w:hAnsi="Times New Roman" w:cs="Times New Roman"/>
+          <w:sz w:val="22"/>
+          <w:szCs w:val="22"/>
         </w:rPr>
         <w:t>Copper miners trade at 7.2x forward EV/EBITDA against a five-year average of 9.2x, a 22% discount. FCX is at 9.1x vs its 12.3x average (-26%). SCCO at 11.8x vs 14.8x average (-20%). The miners are pricing a copper price well below spot.</w:t>
       </w:r>
     </w:p>
     <w:p>
       <w:pPr>
-        <w:spacing w:before="160" w:after="60"/>
+        <w:spacing w:before="160" w:after="60" w:line="360" w:lineRule="auto"/>
+        <w:jc w:val="both"/>
+        <w:rPr>
+          <w:rFonts w:ascii="Times New Roman" w:hAnsi="Times New Roman" w:cs="Times New Roman"/>
+          <w:sz w:val="22"/>
+          <w:szCs w:val="22"/>
+        </w:rPr>
       </w:pPr>
       <w:r>
         <w:rPr>
-          <w:rFonts w:ascii="Calibri" w:hAnsi="Calibri"/>
+          <w:rFonts w:ascii="Times New Roman" w:hAnsi="Times New Roman" w:cs="Times New Roman"/>
           <w:b/>
           <w:color w:val="0D1B2A"/>
-          <w:sz w:val="24"/>
+          <w:sz w:val="22"/>
+          <w:szCs w:val="22"/>
         </w:rPr>
         <w:t>Market Context</w:t>
       </w:r>
     </w:p>
     <w:p>
       <w:pPr>
-        <w:spacing w:before="0" w:after="100"/>
+        <w:spacing w:before="0" w:after="100" w:line="360" w:lineRule="auto"/>
+        <w:jc w:val="both"/>
+        <w:rPr>
+          <w:rFonts w:ascii="Times New Roman" w:hAnsi="Times New Roman" w:cs="Times New Roman"/>
+          <w:sz w:val="22"/>
+          <w:szCs w:val="22"/>
+        </w:rPr>
       </w:pPr>
       <w:r>
         <w:rPr>
-          <w:rFonts w:ascii="Calibri" w:hAnsi="Calibri"/>
+          <w:rFonts w:ascii="Times New Roman" w:hAnsi="Times New Roman" w:cs="Times New Roman"/>
           <w:i w:val="0"/>
-          <w:sz w:val="21"/>
+          <w:sz w:val="22"/>
+          <w:szCs w:val="22"/>
         </w:rPr>
         <w:t>The supply story is well understood at the commodity level but still underpriced by equity markets. Mine development timelines mean the supply response to current prices will arrive, if at all, in the early 2030s. Cobre Panama (300,000 tonnes per year of capacity, suspended in 2023 due to political opposition, removed approximately 1.2% of global supply at a stroke. Similar project risk exists across Latin America and Central Africa.</w:t>
       </w:r>
     </w:p>
     <w:p>
       <w:pPr>
-        <w:spacing w:before="0" w:after="100"/>
+        <w:spacing w:before="0" w:after="100" w:line="360" w:lineRule="auto"/>
+        <w:jc w:val="both"/>
+        <w:rPr>
+          <w:rFonts w:ascii="Times New Roman" w:hAnsi="Times New Roman" w:cs="Times New Roman"/>
+          <w:sz w:val="22"/>
+          <w:szCs w:val="22"/>
+        </w:rPr>
       </w:pPr>
       <w:r>
         <w:rPr>
-          <w:rFonts w:ascii="Calibri" w:hAnsi="Calibri"/>
+          <w:rFonts w:ascii="Times New Roman" w:hAnsi="Times New Roman" w:cs="Times New Roman"/>
           <w:i w:val="0"/>
-          <w:sz w:val="21"/>
+          <w:sz w:val="22"/>
+          <w:szCs w:val="22"/>
         </w:rPr>
         <w:t>At $4.50/lb, copper is not pricing a supply deficit. The Goldman Sachs 12-month target is $5.50-6.00/lb in their base case, with $7.00+/lb possible if energy transition demand accelerates as the IEA projects. At $5.50/lb, miner EV/EBITDA contracts sharply and the discount to five-year averages closes significantly.</w:t>
       </w:r>
     </w:p>
     <w:p>
       <w:pPr>
-        <w:spacing w:before="160" w:after="60"/>
+        <w:spacing w:before="160" w:after="60" w:line="360" w:lineRule="auto"/>
+        <w:jc w:val="both"/>
+        <w:rPr>
+          <w:rFonts w:ascii="Times New Roman" w:hAnsi="Times New Roman" w:cs="Times New Roman"/>
+          <w:sz w:val="22"/>
+          <w:szCs w:val="22"/>
+        </w:rPr>
       </w:pPr>
       <w:r>
         <w:rPr>
-          <w:rFonts w:ascii="Calibri" w:hAnsi="Calibri"/>
+          <w:rFonts w:ascii="Times New Roman" w:hAnsi="Times New Roman" w:cs="Times New Roman"/>
           <w:b/>
           <w:color w:val="0D1B2A"/>
-          <w:sz w:val="24"/>
+          <w:sz w:val="22"/>
+          <w:szCs w:val="22"/>
         </w:rPr>
         <w:t>Rerating Catalysts</w:t>
       </w:r>
@@ -399,22 +557,30 @@
     <w:p>
       <w:pPr>
         <w:pStyle w:val="ListBullet"/>
-        <w:spacing w:before="40" w:after="60"/>
+        <w:spacing w:before="40" w:after="60" w:line="360" w:lineRule="auto"/>
         <w:ind w:left="360"/>
+        <w:jc w:val="both"/>
+        <w:rPr>
+          <w:rFonts w:ascii="Times New Roman" w:hAnsi="Times New Roman" w:cs="Times New Roman"/>
+          <w:sz w:val="22"/>
+          <w:szCs w:val="22"/>
+        </w:rPr>
       </w:pPr>
       <w:r>
         <w:rPr>
-          <w:rFonts w:ascii="Calibri" w:hAnsi="Calibri"/>
+          <w:rFonts w:ascii="Times New Roman" w:hAnsi="Times New Roman" w:cs="Times New Roman"/>
           <w:b/>
           <w:color w:val="0D1B2A"/>
-          <w:sz w:val="21"/>
+          <w:sz w:val="22"/>
+          <w:szCs w:val="22"/>
         </w:rPr>
         <w:t xml:space="preserve">China PMI recovery:  </w:t>
       </w:r>
       <w:r>
         <w:rPr>
-          <w:rFonts w:ascii="Calibri" w:hAnsi="Calibri"/>
-          <w:sz w:val="21"/>
+          <w:rFonts w:ascii="Times New Roman" w:hAnsi="Times New Roman" w:cs="Times New Roman"/>
+          <w:sz w:val="22"/>
+          <w:szCs w:val="22"/>
         </w:rPr>
         <w:t>Chinese manufacturing PMI sustained above 50 has historically correlated with 8-12% copper price appreciation over the following 12 months. PBoC stimulus (50bp RRR cut, property sector support) is the most coordinated since 2016.</w:t>
       </w:r>
@@ -422,22 +588,30 @@
     <w:p>
       <w:pPr>
         <w:pStyle w:val="ListBullet"/>
-        <w:spacing w:before="40" w:after="60"/>
+        <w:spacing w:before="40" w:after="60" w:line="360" w:lineRule="auto"/>
         <w:ind w:left="360"/>
+        <w:jc w:val="both"/>
+        <w:rPr>
+          <w:rFonts w:ascii="Times New Roman" w:hAnsi="Times New Roman" w:cs="Times New Roman"/>
+          <w:sz w:val="22"/>
+          <w:szCs w:val="22"/>
+        </w:rPr>
       </w:pPr>
       <w:r>
         <w:rPr>
-          <w:rFonts w:ascii="Calibri" w:hAnsi="Calibri"/>
+          <w:rFonts w:ascii="Times New Roman" w:hAnsi="Times New Roman" w:cs="Times New Roman"/>
           <w:b/>
           <w:color w:val="0D1B2A"/>
-          <w:sz w:val="21"/>
+          <w:sz w:val="22"/>
+          <w:szCs w:val="22"/>
         </w:rPr>
         <w:t xml:space="preserve">Energy transition demand visibility:  </w:t>
       </w:r>
       <w:r>
         <w:rPr>
-          <w:rFonts w:ascii="Calibri" w:hAnsi="Calibri"/>
-          <w:sz w:val="21"/>
+          <w:rFonts w:ascii="Times New Roman" w:hAnsi="Times New Roman" w:cs="Times New Roman"/>
+          <w:sz w:val="22"/>
+          <w:szCs w:val="22"/>
         </w:rPr>
         <w:t>EU mandates for renewable grid buildout, US IRA spending data, and EV penetration rates above forecast would each catalyse upward revisions to demand models from WoodMac and ICSG.</w:t>
       </w:r>
@@ -445,36 +619,51 @@
     <w:p>
       <w:pPr>
         <w:pStyle w:val="ListBullet"/>
-        <w:spacing w:before="40" w:after="60"/>
+        <w:spacing w:before="40" w:after="60" w:line="360" w:lineRule="auto"/>
         <w:ind w:left="360"/>
+        <w:jc w:val="both"/>
+        <w:rPr>
+          <w:rFonts w:ascii="Times New Roman" w:hAnsi="Times New Roman" w:cs="Times New Roman"/>
+          <w:sz w:val="22"/>
+          <w:szCs w:val="22"/>
+        </w:rPr>
       </w:pPr>
       <w:r>
         <w:rPr>
-          <w:rFonts w:ascii="Calibri" w:hAnsi="Calibri"/>
+          <w:rFonts w:ascii="Times New Roman" w:hAnsi="Times New Roman" w:cs="Times New Roman"/>
           <w:b/>
           <w:color w:val="0D1B2A"/>
-          <w:sz w:val="21"/>
+          <w:sz w:val="22"/>
+          <w:szCs w:val="22"/>
         </w:rPr>
         <w:t xml:space="preserve">Supply disruption:  </w:t>
       </w:r>
       <w:r>
         <w:rPr>
-          <w:rFonts w:ascii="Calibri" w:hAnsi="Calibri"/>
-          <w:sz w:val="21"/>
+          <w:rFonts w:ascii="Times New Roman" w:hAnsi="Times New Roman" w:cs="Times New Roman"/>
+          <w:sz w:val="22"/>
+          <w:szCs w:val="22"/>
         </w:rPr>
         <w:t>Any unexpected mine closure or permitting setback in a major producing jurisdiction tightens the market faster than demand forecasts alone. This is a tail risk but has historically been a consistent feature of copper supply, not an outlier.</w:t>
       </w:r>
     </w:p>
     <w:p>
       <w:pPr>
-        <w:spacing w:before="160" w:after="60"/>
+        <w:spacing w:before="160" w:after="60" w:line="360" w:lineRule="auto"/>
+        <w:jc w:val="both"/>
+        <w:rPr>
+          <w:rFonts w:ascii="Times New Roman" w:hAnsi="Times New Roman" w:cs="Times New Roman"/>
+          <w:sz w:val="22"/>
+          <w:szCs w:val="22"/>
+        </w:rPr>
       </w:pPr>
       <w:r>
         <w:rPr>
-          <w:rFonts w:ascii="Calibri" w:hAnsi="Calibri"/>
+          <w:rFonts w:ascii="Times New Roman" w:hAnsi="Times New Roman" w:cs="Times New Roman"/>
           <w:b/>
           <w:color w:val="0D1B2A"/>
-          <w:sz w:val="24"/>
+          <w:sz w:val="22"/>
+          <w:szCs w:val="22"/>
         </w:rPr>
         <w:t>Key Risks</w:t>
       </w:r>
@@ -482,22 +671,30 @@
     <w:p>
       <w:pPr>
         <w:pStyle w:val="ListBullet"/>
-        <w:spacing w:before="40" w:after="60"/>
+        <w:spacing w:before="40" w:after="60" w:line="360" w:lineRule="auto"/>
         <w:ind w:left="360"/>
+        <w:jc w:val="both"/>
+        <w:rPr>
+          <w:rFonts w:ascii="Times New Roman" w:hAnsi="Times New Roman" w:cs="Times New Roman"/>
+          <w:sz w:val="22"/>
+          <w:szCs w:val="22"/>
+        </w:rPr>
       </w:pPr>
       <w:r>
         <w:rPr>
-          <w:rFonts w:ascii="Calibri" w:hAnsi="Calibri"/>
+          <w:rFonts w:ascii="Times New Roman" w:hAnsi="Times New Roman" w:cs="Times New Roman"/>
           <w:b/>
           <w:color w:val="0D1B2A"/>
-          <w:sz w:val="21"/>
+          <w:sz w:val="22"/>
+          <w:szCs w:val="22"/>
         </w:rPr>
         <w:t xml:space="preserve">Demand destruction from global slowdown:  </w:t>
       </w:r>
       <w:r>
         <w:rPr>
-          <w:rFonts w:ascii="Calibri" w:hAnsi="Calibri"/>
-          <w:sz w:val="21"/>
+          <w:rFonts w:ascii="Times New Roman" w:hAnsi="Times New Roman" w:cs="Times New Roman"/>
+          <w:sz w:val="22"/>
+          <w:szCs w:val="22"/>
         </w:rPr>
         <w:t>Chinese construction remains the single largest copper end-use. A prolonged Chinese property sector contraction could offset energy transition gains in net demand terms.</w:t>
       </w:r>
@@ -505,22 +702,30 @@
     <w:p>
       <w:pPr>
         <w:pStyle w:val="ListBullet"/>
-        <w:spacing w:before="40" w:after="60"/>
+        <w:spacing w:before="40" w:after="60" w:line="360" w:lineRule="auto"/>
         <w:ind w:left="360"/>
+        <w:jc w:val="both"/>
+        <w:rPr>
+          <w:rFonts w:ascii="Times New Roman" w:hAnsi="Times New Roman" w:cs="Times New Roman"/>
+          <w:sz w:val="22"/>
+          <w:szCs w:val="22"/>
+        </w:rPr>
       </w:pPr>
       <w:r>
         <w:rPr>
-          <w:rFonts w:ascii="Calibri" w:hAnsi="Calibri"/>
+          <w:rFonts w:ascii="Times New Roman" w:hAnsi="Times New Roman" w:cs="Times New Roman"/>
           <w:b/>
           <w:color w:val="0D1B2A"/>
-          <w:sz w:val="21"/>
+          <w:sz w:val="22"/>
+          <w:szCs w:val="22"/>
         </w:rPr>
         <w:t xml:space="preserve">USD strength:  </w:t>
       </w:r>
       <w:r>
         <w:rPr>
-          <w:rFonts w:ascii="Calibri" w:hAnsi="Calibri"/>
-          <w:sz w:val="21"/>
+          <w:rFonts w:ascii="Times New Roman" w:hAnsi="Times New Roman" w:cs="Times New Roman"/>
+          <w:sz w:val="22"/>
+          <w:szCs w:val="22"/>
         </w:rPr>
         <w:t>A sustained DXY above 108 would create commodity headwinds and tighten financial conditions in EM copper-consuming economies.</w:t>
       </w:r>
@@ -528,22 +733,30 @@
     <w:p>
       <w:pPr>
         <w:pStyle w:val="ListBullet"/>
-        <w:spacing w:before="40" w:after="60"/>
+        <w:spacing w:before="40" w:after="60" w:line="360" w:lineRule="auto"/>
         <w:ind w:left="360"/>
+        <w:jc w:val="both"/>
+        <w:rPr>
+          <w:rFonts w:ascii="Times New Roman" w:hAnsi="Times New Roman" w:cs="Times New Roman"/>
+          <w:sz w:val="22"/>
+          <w:szCs w:val="22"/>
+        </w:rPr>
       </w:pPr>
       <w:r>
         <w:rPr>
-          <w:rFonts w:ascii="Calibri" w:hAnsi="Calibri"/>
+          <w:rFonts w:ascii="Times New Roman" w:hAnsi="Times New Roman" w:cs="Times New Roman"/>
           <w:b/>
           <w:color w:val="0D1B2A"/>
-          <w:sz w:val="21"/>
+          <w:sz w:val="22"/>
+          <w:szCs w:val="22"/>
         </w:rPr>
         <w:t xml:space="preserve">Substitution risk:  </w:t>
       </w:r>
       <w:r>
         <w:rPr>
-          <w:rFonts w:ascii="Calibri" w:hAnsi="Calibri"/>
-          <w:sz w:val="21"/>
+          <w:rFonts w:ascii="Times New Roman" w:hAnsi="Times New Roman" w:cs="Times New Roman"/>
+          <w:sz w:val="22"/>
+          <w:szCs w:val="22"/>
         </w:rPr>
         <w:t>Aluminium substitution in power cables has historical precedent at high copper prices. If sustained above $6/lb, substitution could dampen demand forecasts materially.</w:t>
       </w:r>
@@ -551,64 +764,93 @@
     <w:p>
       <w:pPr>
         <w:pStyle w:val="ListBullet"/>
-        <w:spacing w:before="40" w:after="60"/>
+        <w:spacing w:before="40" w:after="60" w:line="360" w:lineRule="auto"/>
         <w:ind w:left="360"/>
+        <w:jc w:val="both"/>
+        <w:rPr>
+          <w:rFonts w:ascii="Times New Roman" w:hAnsi="Times New Roman" w:cs="Times New Roman"/>
+          <w:sz w:val="22"/>
+          <w:szCs w:val="22"/>
+        </w:rPr>
       </w:pPr>
       <w:r>
         <w:rPr>
-          <w:rFonts w:ascii="Calibri" w:hAnsi="Calibri"/>
+          <w:rFonts w:ascii="Times New Roman" w:hAnsi="Times New Roman" w:cs="Times New Roman"/>
           <w:b/>
           <w:color w:val="0D1B2A"/>
-          <w:sz w:val="21"/>
+          <w:sz w:val="22"/>
+          <w:szCs w:val="22"/>
         </w:rPr>
         <w:t xml:space="preserve">Project acceleration:  </w:t>
       </w:r>
       <w:r>
         <w:rPr>
-          <w:rFonts w:ascii="Calibri" w:hAnsi="Calibri"/>
-          <w:sz w:val="21"/>
+          <w:rFonts w:ascii="Times New Roman" w:hAnsi="Times New Roman" w:cs="Times New Roman"/>
+          <w:sz w:val="22"/>
+          <w:szCs w:val="22"/>
         </w:rPr>
         <w:t>If the probable mine pipeline converts faster than the historical 60-70% rate, particularly if greenfield projects in DRC and Zambia receive final investment decisions, the deficit could prove smaller than the ICSG base case.</w:t>
       </w:r>
     </w:p>
     <w:p>
       <w:pPr>
-        <w:spacing w:before="160" w:after="60"/>
+        <w:spacing w:before="160" w:after="60" w:line="360" w:lineRule="auto"/>
+        <w:jc w:val="both"/>
+        <w:rPr>
+          <w:rFonts w:ascii="Times New Roman" w:hAnsi="Times New Roman" w:cs="Times New Roman"/>
+          <w:sz w:val="22"/>
+          <w:szCs w:val="22"/>
+        </w:rPr>
       </w:pPr>
       <w:r>
         <w:rPr>
-          <w:rFonts w:ascii="Calibri" w:hAnsi="Calibri"/>
+          <w:rFonts w:ascii="Times New Roman" w:hAnsi="Times New Roman" w:cs="Times New Roman"/>
           <w:b/>
           <w:color w:val="0D1B2A"/>
-          <w:sz w:val="24"/>
+          <w:sz w:val="22"/>
+          <w:szCs w:val="22"/>
         </w:rPr>
         <w:t>Conclusion</w:t>
       </w:r>
     </w:p>
     <w:p>
       <w:pPr>
-        <w:spacing w:before="0" w:after="100"/>
+        <w:spacing w:before="0" w:after="100" w:line="360" w:lineRule="auto"/>
+        <w:jc w:val="both"/>
+        <w:rPr>
+          <w:rFonts w:ascii="Times New Roman" w:hAnsi="Times New Roman" w:cs="Times New Roman"/>
+          <w:sz w:val="22"/>
+          <w:szCs w:val="22"/>
+        </w:rPr>
       </w:pPr>
       <w:r>
         <w:rPr>
-          <w:rFonts w:ascii="Calibri" w:hAnsi="Calibri"/>
+          <w:rFonts w:ascii="Times New Roman" w:hAnsi="Times New Roman" w:cs="Times New Roman"/>
           <w:i w:val="0"/>
           <w:color w:val="0D1B2A"/>
-          <w:sz w:val="21"/>
+          <w:sz w:val="22"/>
+          <w:szCs w:val="22"/>
         </w:rPr>
         <w:t>The copper bull case does not need a demand boom. It needs the market to price a supply deficit that the ICSG already projects in its base case. At current miner valuations, even a partial mean-reversion in EV/EBITDA from 7.2x to the five-year average of 9.2x implies 27% upside on multiple expansion alone, before any copper price increase. The discount is the margin of safety; the deficit is the upside.</w:t>
       </w:r>
     </w:p>
     <w:p>
       <w:pPr>
-        <w:spacing w:before="160" w:after="60"/>
+        <w:spacing w:before="160" w:after="60" w:line="360" w:lineRule="auto"/>
+        <w:jc w:val="both"/>
+        <w:rPr>
+          <w:rFonts w:ascii="Times New Roman" w:hAnsi="Times New Roman" w:cs="Times New Roman"/>
+          <w:sz w:val="22"/>
+          <w:szCs w:val="22"/>
+        </w:rPr>
       </w:pPr>
       <w:r>
         <w:rPr>
-          <w:rFonts w:ascii="Calibri" w:hAnsi="Calibri"/>
+          <w:rFonts w:ascii="Times New Roman" w:hAnsi="Times New Roman" w:cs="Times New Roman"/>
           <w:b/>
           <w:color w:val="1B4F72"/>
           <w:sz w:val="22"/>
+          <w:szCs w:val="22"/>
         </w:rPr>
         <w:t>Watch / Exit / Key Names</w:t>
       </w:r>
@@ -630,12 +872,22 @@
             <w:shd w:val="clear" w:color="auto" w:fill="EAF4FA"/>
           </w:tcPr>
           <w:p>
+            <w:pPr>
+              <w:jc w:val="both"/>
+              <w:spacing w:line="360" w:lineRule="auto"/>
+              <w:rPr>
+                <w:rFonts w:ascii="Times New Roman" w:hAnsi="Times New Roman" w:cs="Times New Roman"/>
+                <w:sz w:val="22"/>
+                <w:szCs w:val="22"/>
+              </w:rPr>
+            </w:pPr>
             <w:r>
               <w:rPr>
-                <w:rFonts w:ascii="Calibri" w:hAnsi="Calibri"/>
+                <w:rFonts w:ascii="Times New Roman" w:hAnsi="Times New Roman" w:cs="Times New Roman"/>
                 <w:b/>
                 <w:color w:val="0D1B2A"/>
-                <w:sz w:val="20"/>
+                <w:sz w:val="22"/>
+                <w:szCs w:val="22"/>
               </w:rPr>
               <w:t>Watch:</w:t>
             </w:r>
@@ -646,10 +898,20 @@
             <w:tcW w:type="dxa" w:w="4536"/>
           </w:tcPr>
           <w:p>
+            <w:pPr>
+              <w:jc w:val="both"/>
+              <w:spacing w:line="360" w:lineRule="auto"/>
+              <w:rPr>
+                <w:rFonts w:ascii="Times New Roman" w:hAnsi="Times New Roman" w:cs="Times New Roman"/>
+                <w:sz w:val="22"/>
+                <w:szCs w:val="22"/>
+              </w:rPr>
+            </w:pPr>
             <w:r>
               <w:rPr>
-                <w:rFonts w:ascii="Calibri" w:hAnsi="Calibri"/>
-                <w:sz w:val="20"/>
+                <w:rFonts w:ascii="Times New Roman" w:hAnsi="Times New Roman" w:cs="Times New Roman"/>
+                <w:sz w:val="22"/>
+                <w:szCs w:val="22"/>
               </w:rPr>
               <w:t>China PMI monthly prints. Cobre Panama reinstatement timeline. Global EV penetration rates.</w:t>
             </w:r>
@@ -663,12 +925,22 @@
             <w:shd w:val="clear" w:color="auto" w:fill="EAF4FA"/>
           </w:tcPr>
           <w:p>
+            <w:pPr>
+              <w:jc w:val="both"/>
+              <w:spacing w:line="360" w:lineRule="auto"/>
+              <w:rPr>
+                <w:rFonts w:ascii="Times New Roman" w:hAnsi="Times New Roman" w:cs="Times New Roman"/>
+                <w:sz w:val="22"/>
+                <w:szCs w:val="22"/>
+              </w:rPr>
+            </w:pPr>
             <w:r>
               <w:rPr>
-                <w:rFonts w:ascii="Calibri" w:hAnsi="Calibri"/>
+                <w:rFonts w:ascii="Times New Roman" w:hAnsi="Times New Roman" w:cs="Times New Roman"/>
                 <w:b/>
                 <w:color w:val="0D1B2A"/>
-                <w:sz w:val="20"/>
+                <w:sz w:val="22"/>
+                <w:szCs w:val="22"/>
               </w:rPr>
               <w:t>Exit condition:</w:t>
             </w:r>
@@ -679,10 +951,20 @@
             <w:tcW w:type="dxa" w:w="4536"/>
           </w:tcPr>
           <w:p>
+            <w:pPr>
+              <w:jc w:val="both"/>
+              <w:spacing w:line="360" w:lineRule="auto"/>
+              <w:rPr>
+                <w:rFonts w:ascii="Times New Roman" w:hAnsi="Times New Roman" w:cs="Times New Roman"/>
+                <w:sz w:val="22"/>
+                <w:szCs w:val="22"/>
+              </w:rPr>
+            </w:pPr>
             <w:r>
               <w:rPr>
-                <w:rFonts w:ascii="Calibri" w:hAnsi="Calibri"/>
-                <w:sz w:val="20"/>
+                <w:rFonts w:ascii="Times New Roman" w:hAnsi="Times New Roman" w:cs="Times New Roman"/>
+                <w:sz w:val="22"/>
+                <w:szCs w:val="22"/>
               </w:rPr>
               <w:t>Chinese construction starts sustained decline year-on-year; USD above 108 for 3+ months.</w:t>
             </w:r>
@@ -696,12 +978,22 @@
             <w:shd w:val="clear" w:color="auto" w:fill="EAF4FA"/>
           </w:tcPr>
           <w:p>
+            <w:pPr>
+              <w:jc w:val="both"/>
+              <w:spacing w:line="360" w:lineRule="auto"/>
+              <w:rPr>
+                <w:rFonts w:ascii="Times New Roman" w:hAnsi="Times New Roman" w:cs="Times New Roman"/>
+                <w:sz w:val="22"/>
+                <w:szCs w:val="22"/>
+              </w:rPr>
+            </w:pPr>
             <w:r>
               <w:rPr>
-                <w:rFonts w:ascii="Calibri" w:hAnsi="Calibri"/>
+                <w:rFonts w:ascii="Times New Roman" w:hAnsi="Times New Roman" w:cs="Times New Roman"/>
                 <w:b/>
                 <w:color w:val="0D1B2A"/>
-                <w:sz w:val="20"/>
+                <w:sz w:val="22"/>
+                <w:szCs w:val="22"/>
               </w:rPr>
               <w:t>Key names:</w:t>
             </w:r>
@@ -712,10 +1004,20 @@
             <w:tcW w:type="dxa" w:w="4536"/>
           </w:tcPr>
           <w:p>
+            <w:pPr>
+              <w:jc w:val="both"/>
+              <w:spacing w:line="360" w:lineRule="auto"/>
+              <w:rPr>
+                <w:rFonts w:ascii="Times New Roman" w:hAnsi="Times New Roman" w:cs="Times New Roman"/>
+                <w:sz w:val="22"/>
+                <w:szCs w:val="22"/>
+              </w:rPr>
+            </w:pPr>
             <w:r>
               <w:rPr>
-                <w:rFonts w:ascii="Calibri" w:hAnsi="Calibri"/>
-                <w:sz w:val="20"/>
+                <w:rFonts w:ascii="Times New Roman" w:hAnsi="Times New Roman" w:cs="Times New Roman"/>
+                <w:sz w:val="22"/>
+                <w:szCs w:val="22"/>
               </w:rPr>
               <w:t>Freeport-McMoRan (FCX)  ·  SCCO  ·  BHP  ·  Antofagasta (ANTO)  ·  Teck (TECK)</w:t>
             </w:r>
@@ -724,62 +1026,114 @@
       </w:tr>
     </w:tbl>
     <w:p>
+      <w:pPr>
+        <w:jc w:val="both"/>
+        <w:spacing w:line="360" w:lineRule="auto"/>
+        <w:rPr>
+          <w:rFonts w:ascii="Times New Roman" w:hAnsi="Times New Roman" w:cs="Times New Roman"/>
+          <w:sz w:val="22"/>
+          <w:szCs w:val="22"/>
+        </w:rPr>
+      </w:pPr>
       <w:r>
+        <w:rPr>
+          <w:rFonts w:ascii="Times New Roman" w:hAnsi="Times New Roman" w:cs="Times New Roman"/>
+          <w:sz w:val="22"/>
+          <w:szCs w:val="22"/>
+        </w:rPr>
         <w:br w:type="page"/>
       </w:r>
     </w:p>
-    <w:p/>
     <w:p>
       <w:pPr>
-        <w:spacing w:before="200" w:after="80"/>
+        <w:jc w:val="both"/>
+        <w:spacing w:line="360" w:lineRule="auto"/>
+        <w:rPr>
+          <w:rFonts w:ascii="Times New Roman" w:hAnsi="Times New Roman" w:cs="Times New Roman"/>
+          <w:sz w:val="22"/>
+          <w:szCs w:val="22"/>
+        </w:rPr>
+      </w:pPr>
+    </w:p>
+    <w:p>
+      <w:pPr>
+        <w:spacing w:before="200" w:after="80" w:line="360" w:lineRule="auto"/>
+        <w:jc w:val="both"/>
+        <w:rPr>
+          <w:rFonts w:ascii="Times New Roman" w:hAnsi="Times New Roman" w:cs="Times New Roman"/>
+          <w:sz w:val="22"/>
+          <w:szCs w:val="22"/>
+        </w:rPr>
       </w:pPr>
       <w:r>
         <w:rPr>
-          <w:rFonts w:ascii="Calibri" w:hAnsi="Calibri"/>
+          <w:rFonts w:ascii="Times New Roman" w:hAnsi="Times New Roman" w:cs="Times New Roman"/>
           <w:b/>
           <w:color w:val="0D1B2A"/>
-          <w:sz w:val="24"/>
+          <w:sz w:val="22"/>
+          <w:szCs w:val="22"/>
         </w:rPr>
         <w:t>Appendix: Quantitative Analysis</w:t>
       </w:r>
     </w:p>
     <w:p>
       <w:pPr>
-        <w:spacing w:before="0" w:after="80"/>
+        <w:spacing w:before="0" w:after="80" w:line="360" w:lineRule="auto"/>
+        <w:jc w:val="both"/>
+        <w:rPr>
+          <w:rFonts w:ascii="Times New Roman" w:hAnsi="Times New Roman" w:cs="Times New Roman"/>
+          <w:sz w:val="22"/>
+          <w:szCs w:val="22"/>
+        </w:rPr>
       </w:pPr>
       <w:r>
         <w:rPr>
-          <w:rFonts w:ascii="Calibri" w:hAnsi="Calibri"/>
+          <w:rFonts w:ascii="Times New Roman" w:hAnsi="Times New Roman" w:cs="Times New Roman"/>
           <w:i/>
           <w:color w:val="4A5568"/>
-          <w:sz w:val="20"/>
+          <w:sz w:val="22"/>
+          <w:szCs w:val="22"/>
         </w:rPr>
         <w:t>Python (statsmodels, numpy). Data: ICSG, Wood Mackenzie, IEA, Bloomberg 2024-2030E.</w:t>
       </w:r>
     </w:p>
     <w:p>
       <w:pPr>
-        <w:spacing w:before="120" w:after="40"/>
+        <w:spacing w:before="120" w:after="40" w:line="360" w:lineRule="auto"/>
+        <w:jc w:val="both"/>
+        <w:rPr>
+          <w:rFonts w:ascii="Times New Roman" w:hAnsi="Times New Roman" w:cs="Times New Roman"/>
+          <w:sz w:val="22"/>
+          <w:szCs w:val="22"/>
+        </w:rPr>
       </w:pPr>
       <w:r>
         <w:rPr>
-          <w:rFonts w:ascii="Calibri" w:hAnsi="Calibri"/>
+          <w:rFonts w:ascii="Times New Roman" w:hAnsi="Times New Roman" w:cs="Times New Roman"/>
           <w:b/>
           <w:color w:val="1B4F72"/>
           <w:sz w:val="22"/>
+          <w:szCs w:val="22"/>
         </w:rPr>
         <w:t>1. Supply-Demand Balance Model (Mt), 2024-2030E</w:t>
       </w:r>
     </w:p>
     <w:p>
       <w:pPr>
-        <w:spacing w:before="0" w:after="80"/>
+        <w:spacing w:before="0" w:after="80" w:line="360" w:lineRule="auto"/>
+        <w:jc w:val="both"/>
+        <w:rPr>
+          <w:rFonts w:ascii="Times New Roman" w:hAnsi="Times New Roman" w:cs="Times New Roman"/>
+          <w:sz w:val="22"/>
+          <w:szCs w:val="22"/>
+        </w:rPr>
       </w:pPr>
       <w:r>
         <w:rPr>
-          <w:rFonts w:ascii="Calibri" w:hAnsi="Calibri"/>
+          <w:rFonts w:ascii="Times New Roman" w:hAnsi="Times New Roman" w:cs="Times New Roman"/>
           <w:i w:val="0"/>
-          <w:sz w:val="20"/>
+          <w:sz w:val="22"/>
+          <w:szCs w:val="22"/>
         </w:rPr>
         <w:t>Demand decomposed into three structural drivers. Supply split into existing mines (declining grades), committed projects (FID taken), and probable projects (permitted, no FID). Base case excludes probable projects based on historical 60-70% conversion rate. Source: ICSG 2024 Copper Market Outlook, Wood Mackenzie Mine Supply Database.</w:t>
       </w:r>
@@ -808,14 +1162,21 @@
           </w:tcPr>
           <w:p>
             <w:pPr>
-              <w:jc w:val="center"/>
+              <w:jc w:val="both"/>
+              <w:spacing w:line="360" w:lineRule="auto"/>
+              <w:rPr>
+                <w:rFonts w:ascii="Times New Roman" w:hAnsi="Times New Roman" w:cs="Times New Roman"/>
+                <w:sz w:val="22"/>
+                <w:szCs w:val="22"/>
+              </w:rPr>
             </w:pPr>
             <w:r>
               <w:rPr>
-                <w:rFonts w:ascii="Calibri" w:hAnsi="Calibri"/>
+                <w:rFonts w:ascii="Times New Roman" w:hAnsi="Times New Roman" w:cs="Times New Roman"/>
                 <w:b/>
                 <w:color w:val="FFFFFF"/>
-                <w:sz w:val="19"/>
+                <w:sz w:val="22"/>
+                <w:szCs w:val="22"/>
               </w:rPr>
               <w:t>Year</w:t>
             </w:r>
@@ -828,14 +1189,21 @@
           </w:tcPr>
           <w:p>
             <w:pPr>
-              <w:jc w:val="center"/>
+              <w:jc w:val="both"/>
+              <w:spacing w:line="360" w:lineRule="auto"/>
+              <w:rPr>
+                <w:rFonts w:ascii="Times New Roman" w:hAnsi="Times New Roman" w:cs="Times New Roman"/>
+                <w:sz w:val="22"/>
+                <w:szCs w:val="22"/>
+              </w:rPr>
             </w:pPr>
             <w:r>
               <w:rPr>
-                <w:rFonts w:ascii="Calibri" w:hAnsi="Calibri"/>
+                <w:rFonts w:ascii="Times New Roman" w:hAnsi="Times New Roman" w:cs="Times New Roman"/>
                 <w:b/>
                 <w:color w:val="FFFFFF"/>
-                <w:sz w:val="19"/>
+                <w:sz w:val="22"/>
+                <w:szCs w:val="22"/>
               </w:rPr>
               <w:t>Traditional</w:t>
             </w:r>
@@ -848,14 +1216,21 @@
           </w:tcPr>
           <w:p>
             <w:pPr>
-              <w:jc w:val="center"/>
+              <w:jc w:val="both"/>
+              <w:spacing w:line="360" w:lineRule="auto"/>
+              <w:rPr>
+                <w:rFonts w:ascii="Times New Roman" w:hAnsi="Times New Roman" w:cs="Times New Roman"/>
+                <w:sz w:val="22"/>
+                <w:szCs w:val="22"/>
+              </w:rPr>
             </w:pPr>
             <w:r>
               <w:rPr>
-                <w:rFonts w:ascii="Calibri" w:hAnsi="Calibri"/>
+                <w:rFonts w:ascii="Times New Roman" w:hAnsi="Times New Roman" w:cs="Times New Roman"/>
                 <w:b/>
                 <w:color w:val="FFFFFF"/>
-                <w:sz w:val="19"/>
+                <w:sz w:val="22"/>
+                <w:szCs w:val="22"/>
               </w:rPr>
               <w:t>Energy Trans.</w:t>
             </w:r>
@@ -868,14 +1243,21 @@
           </w:tcPr>
           <w:p>
             <w:pPr>
-              <w:jc w:val="center"/>
+              <w:jc w:val="both"/>
+              <w:spacing w:line="360" w:lineRule="auto"/>
+              <w:rPr>
+                <w:rFonts w:ascii="Times New Roman" w:hAnsi="Times New Roman" w:cs="Times New Roman"/>
+                <w:sz w:val="22"/>
+                <w:szCs w:val="22"/>
+              </w:rPr>
             </w:pPr>
             <w:r>
               <w:rPr>
-                <w:rFonts w:ascii="Calibri" w:hAnsi="Calibri"/>
+                <w:rFonts w:ascii="Times New Roman" w:hAnsi="Times New Roman" w:cs="Times New Roman"/>
                 <w:b/>
                 <w:color w:val="FFFFFF"/>
-                <w:sz w:val="19"/>
+                <w:sz w:val="22"/>
+                <w:szCs w:val="22"/>
               </w:rPr>
               <w:t>AI/DC</w:t>
             </w:r>
@@ -888,14 +1270,21 @@
           </w:tcPr>
           <w:p>
             <w:pPr>
-              <w:jc w:val="center"/>
+              <w:jc w:val="both"/>
+              <w:spacing w:line="360" w:lineRule="auto"/>
+              <w:rPr>
+                <w:rFonts w:ascii="Times New Roman" w:hAnsi="Times New Roman" w:cs="Times New Roman"/>
+                <w:sz w:val="22"/>
+                <w:szCs w:val="22"/>
+              </w:rPr>
             </w:pPr>
             <w:r>
               <w:rPr>
-                <w:rFonts w:ascii="Calibri" w:hAnsi="Calibri"/>
+                <w:rFonts w:ascii="Times New Roman" w:hAnsi="Times New Roman" w:cs="Times New Roman"/>
                 <w:b/>
                 <w:color w:val="FFFFFF"/>
-                <w:sz w:val="19"/>
+                <w:sz w:val="22"/>
+                <w:szCs w:val="22"/>
               </w:rPr>
               <w:t>Total Demand</w:t>
             </w:r>
@@ -908,14 +1297,21 @@
           </w:tcPr>
           <w:p>
             <w:pPr>
-              <w:jc w:val="center"/>
+              <w:jc w:val="both"/>
+              <w:spacing w:line="360" w:lineRule="auto"/>
+              <w:rPr>
+                <w:rFonts w:ascii="Times New Roman" w:hAnsi="Times New Roman" w:cs="Times New Roman"/>
+                <w:sz w:val="22"/>
+                <w:szCs w:val="22"/>
+              </w:rPr>
             </w:pPr>
             <w:r>
               <w:rPr>
-                <w:rFonts w:ascii="Calibri" w:hAnsi="Calibri"/>
+                <w:rFonts w:ascii="Times New Roman" w:hAnsi="Times New Roman" w:cs="Times New Roman"/>
                 <w:b/>
                 <w:color w:val="FFFFFF"/>
-                <w:sz w:val="19"/>
+                <w:sz w:val="22"/>
+                <w:szCs w:val="22"/>
               </w:rPr>
               <w:t>Supply (Base)</w:t>
             </w:r>
@@ -928,14 +1324,21 @@
           </w:tcPr>
           <w:p>
             <w:pPr>
-              <w:jc w:val="center"/>
+              <w:jc w:val="both"/>
+              <w:spacing w:line="360" w:lineRule="auto"/>
+              <w:rPr>
+                <w:rFonts w:ascii="Times New Roman" w:hAnsi="Times New Roman" w:cs="Times New Roman"/>
+                <w:sz w:val="22"/>
+                <w:szCs w:val="22"/>
+              </w:rPr>
             </w:pPr>
             <w:r>
               <w:rPr>
-                <w:rFonts w:ascii="Calibri" w:hAnsi="Calibri"/>
+                <w:rFonts w:ascii="Times New Roman" w:hAnsi="Times New Roman" w:cs="Times New Roman"/>
                 <w:b/>
                 <w:color w:val="FFFFFF"/>
-                <w:sz w:val="19"/>
+                <w:sz w:val="22"/>
+                <w:szCs w:val="22"/>
               </w:rPr>
               <w:t>Annual Deficit</w:t>
             </w:r>
@@ -948,14 +1351,21 @@
           </w:tcPr>
           <w:p>
             <w:pPr>
-              <w:jc w:val="center"/>
+              <w:jc w:val="both"/>
+              <w:spacing w:line="360" w:lineRule="auto"/>
+              <w:rPr>
+                <w:rFonts w:ascii="Times New Roman" w:hAnsi="Times New Roman" w:cs="Times New Roman"/>
+                <w:sz w:val="22"/>
+                <w:szCs w:val="22"/>
+              </w:rPr>
             </w:pPr>
             <w:r>
               <w:rPr>
-                <w:rFonts w:ascii="Calibri" w:hAnsi="Calibri"/>
+                <w:rFonts w:ascii="Times New Roman" w:hAnsi="Times New Roman" w:cs="Times New Roman"/>
                 <w:b/>
                 <w:color w:val="FFFFFF"/>
-                <w:sz w:val="19"/>
+                <w:sz w:val="22"/>
+                <w:szCs w:val="22"/>
               </w:rPr>
               <w:t>Cumulative</w:t>
             </w:r>
@@ -970,12 +1380,19 @@
           </w:tcPr>
           <w:p>
             <w:pPr>
-              <w:jc w:val="center"/>
+              <w:jc w:val="both"/>
+              <w:spacing w:line="360" w:lineRule="auto"/>
+              <w:rPr>
+                <w:rFonts w:ascii="Times New Roman" w:hAnsi="Times New Roman" w:cs="Times New Roman"/>
+                <w:sz w:val="22"/>
+                <w:szCs w:val="22"/>
+              </w:rPr>
             </w:pPr>
             <w:r>
               <w:rPr>
-                <w:rFonts w:ascii="Calibri" w:hAnsi="Calibri"/>
-                <w:sz w:val="19"/>
+                <w:rFonts w:ascii="Times New Roman" w:hAnsi="Times New Roman" w:cs="Times New Roman"/>
+                <w:sz w:val="22"/>
+                <w:szCs w:val="22"/>
               </w:rPr>
               <w:t>2024</w:t>
             </w:r>
@@ -988,12 +1405,19 @@
           </w:tcPr>
           <w:p>
             <w:pPr>
-              <w:jc w:val="center"/>
+              <w:jc w:val="both"/>
+              <w:spacing w:line="360" w:lineRule="auto"/>
+              <w:rPr>
+                <w:rFonts w:ascii="Times New Roman" w:hAnsi="Times New Roman" w:cs="Times New Roman"/>
+                <w:sz w:val="22"/>
+                <w:szCs w:val="22"/>
+              </w:rPr>
             </w:pPr>
             <w:r>
               <w:rPr>
-                <w:rFonts w:ascii="Calibri" w:hAnsi="Calibri"/>
-                <w:sz w:val="19"/>
+                <w:rFonts w:ascii="Times New Roman" w:hAnsi="Times New Roman" w:cs="Times New Roman"/>
+                <w:sz w:val="22"/>
+                <w:szCs w:val="22"/>
               </w:rPr>
               <w:t>22.8 Mt</w:t>
             </w:r>
@@ -1006,12 +1430,19 @@
           </w:tcPr>
           <w:p>
             <w:pPr>
-              <w:jc w:val="center"/>
+              <w:jc w:val="both"/>
+              <w:spacing w:line="360" w:lineRule="auto"/>
+              <w:rPr>
+                <w:rFonts w:ascii="Times New Roman" w:hAnsi="Times New Roman" w:cs="Times New Roman"/>
+                <w:sz w:val="22"/>
+                <w:szCs w:val="22"/>
+              </w:rPr>
             </w:pPr>
             <w:r>
               <w:rPr>
-                <w:rFonts w:ascii="Calibri" w:hAnsi="Calibri"/>
-                <w:sz w:val="19"/>
+                <w:rFonts w:ascii="Times New Roman" w:hAnsi="Times New Roman" w:cs="Times New Roman"/>
+                <w:sz w:val="22"/>
+                <w:szCs w:val="22"/>
               </w:rPr>
               <w:t>1.8 Mt</w:t>
             </w:r>
@@ -1024,12 +1455,19 @@
           </w:tcPr>
           <w:p>
             <w:pPr>
-              <w:jc w:val="center"/>
+              <w:jc w:val="both"/>
+              <w:spacing w:line="360" w:lineRule="auto"/>
+              <w:rPr>
+                <w:rFonts w:ascii="Times New Roman" w:hAnsi="Times New Roman" w:cs="Times New Roman"/>
+                <w:sz w:val="22"/>
+                <w:szCs w:val="22"/>
+              </w:rPr>
             </w:pPr>
             <w:r>
               <w:rPr>
-                <w:rFonts w:ascii="Calibri" w:hAnsi="Calibri"/>
-                <w:sz w:val="19"/>
+                <w:rFonts w:ascii="Times New Roman" w:hAnsi="Times New Roman" w:cs="Times New Roman"/>
+                <w:sz w:val="22"/>
+                <w:szCs w:val="22"/>
               </w:rPr>
               <w:t>0.2 Mt</w:t>
             </w:r>
@@ -1042,12 +1480,19 @@
           </w:tcPr>
           <w:p>
             <w:pPr>
-              <w:jc w:val="center"/>
+              <w:jc w:val="both"/>
+              <w:spacing w:line="360" w:lineRule="auto"/>
+              <w:rPr>
+                <w:rFonts w:ascii="Times New Roman" w:hAnsi="Times New Roman" w:cs="Times New Roman"/>
+                <w:sz w:val="22"/>
+                <w:szCs w:val="22"/>
+              </w:rPr>
             </w:pPr>
             <w:r>
               <w:rPr>
-                <w:rFonts w:ascii="Calibri" w:hAnsi="Calibri"/>
-                <w:sz w:val="19"/>
+                <w:rFonts w:ascii="Times New Roman" w:hAnsi="Times New Roman" w:cs="Times New Roman"/>
+                <w:sz w:val="22"/>
+                <w:szCs w:val="22"/>
               </w:rPr>
               <w:t>24.8 Mt</w:t>
             </w:r>
@@ -1060,12 +1505,19 @@
           </w:tcPr>
           <w:p>
             <w:pPr>
-              <w:jc w:val="center"/>
+              <w:jc w:val="both"/>
+              <w:spacing w:line="360" w:lineRule="auto"/>
+              <w:rPr>
+                <w:rFonts w:ascii="Times New Roman" w:hAnsi="Times New Roman" w:cs="Times New Roman"/>
+                <w:sz w:val="22"/>
+                <w:szCs w:val="22"/>
+              </w:rPr>
             </w:pPr>
             <w:r>
               <w:rPr>
-                <w:rFonts w:ascii="Calibri" w:hAnsi="Calibri"/>
-                <w:sz w:val="19"/>
+                <w:rFonts w:ascii="Times New Roman" w:hAnsi="Times New Roman" w:cs="Times New Roman"/>
+                <w:sz w:val="22"/>
+                <w:szCs w:val="22"/>
               </w:rPr>
               <w:t>22.4 Mt</w:t>
             </w:r>
@@ -1078,12 +1530,19 @@
           </w:tcPr>
           <w:p>
             <w:pPr>
-              <w:jc w:val="center"/>
+              <w:jc w:val="both"/>
+              <w:spacing w:line="360" w:lineRule="auto"/>
+              <w:rPr>
+                <w:rFonts w:ascii="Times New Roman" w:hAnsi="Times New Roman" w:cs="Times New Roman"/>
+                <w:sz w:val="22"/>
+                <w:szCs w:val="22"/>
+              </w:rPr>
             </w:pPr>
             <w:r>
               <w:rPr>
-                <w:rFonts w:ascii="Calibri" w:hAnsi="Calibri"/>
-                <w:sz w:val="19"/>
+                <w:rFonts w:ascii="Times New Roman" w:hAnsi="Times New Roman" w:cs="Times New Roman"/>
+                <w:sz w:val="22"/>
+                <w:szCs w:val="22"/>
               </w:rPr>
               <w:t>-2.4 Mt</w:t>
             </w:r>
@@ -1096,12 +1555,19 @@
           </w:tcPr>
           <w:p>
             <w:pPr>
-              <w:jc w:val="center"/>
+              <w:jc w:val="both"/>
+              <w:spacing w:line="360" w:lineRule="auto"/>
+              <w:rPr>
+                <w:rFonts w:ascii="Times New Roman" w:hAnsi="Times New Roman" w:cs="Times New Roman"/>
+                <w:sz w:val="22"/>
+                <w:szCs w:val="22"/>
+              </w:rPr>
             </w:pPr>
             <w:r>
               <w:rPr>
-                <w:rFonts w:ascii="Calibri" w:hAnsi="Calibri"/>
-                <w:sz w:val="19"/>
+                <w:rFonts w:ascii="Times New Roman" w:hAnsi="Times New Roman" w:cs="Times New Roman"/>
+                <w:sz w:val="22"/>
+                <w:szCs w:val="22"/>
               </w:rPr>
               <w:t>-2.4 Mt</w:t>
             </w:r>
@@ -1116,12 +1582,19 @@
           </w:tcPr>
           <w:p>
             <w:pPr>
-              <w:jc w:val="center"/>
+              <w:jc w:val="both"/>
+              <w:spacing w:line="360" w:lineRule="auto"/>
+              <w:rPr>
+                <w:rFonts w:ascii="Times New Roman" w:hAnsi="Times New Roman" w:cs="Times New Roman"/>
+                <w:sz w:val="22"/>
+                <w:szCs w:val="22"/>
+              </w:rPr>
             </w:pPr>
             <w:r>
               <w:rPr>
-                <w:rFonts w:ascii="Calibri" w:hAnsi="Calibri"/>
-                <w:sz w:val="19"/>
+                <w:rFonts w:ascii="Times New Roman" w:hAnsi="Times New Roman" w:cs="Times New Roman"/>
+                <w:sz w:val="22"/>
+                <w:szCs w:val="22"/>
               </w:rPr>
               <w:t>2025</w:t>
             </w:r>
@@ -1134,12 +1607,19 @@
           </w:tcPr>
           <w:p>
             <w:pPr>
-              <w:jc w:val="center"/>
+              <w:jc w:val="both"/>
+              <w:spacing w:line="360" w:lineRule="auto"/>
+              <w:rPr>
+                <w:rFonts w:ascii="Times New Roman" w:hAnsi="Times New Roman" w:cs="Times New Roman"/>
+                <w:sz w:val="22"/>
+                <w:szCs w:val="22"/>
+              </w:rPr>
             </w:pPr>
             <w:r>
               <w:rPr>
-                <w:rFonts w:ascii="Calibri" w:hAnsi="Calibri"/>
-                <w:sz w:val="19"/>
+                <w:rFonts w:ascii="Times New Roman" w:hAnsi="Times New Roman" w:cs="Times New Roman"/>
+                <w:sz w:val="22"/>
+                <w:szCs w:val="22"/>
               </w:rPr>
               <w:t>23.1 Mt</w:t>
             </w:r>
@@ -1152,12 +1632,19 @@
           </w:tcPr>
           <w:p>
             <w:pPr>
-              <w:jc w:val="center"/>
+              <w:jc w:val="both"/>
+              <w:spacing w:line="360" w:lineRule="auto"/>
+              <w:rPr>
+                <w:rFonts w:ascii="Times New Roman" w:hAnsi="Times New Roman" w:cs="Times New Roman"/>
+                <w:sz w:val="22"/>
+                <w:szCs w:val="22"/>
+              </w:rPr>
             </w:pPr>
             <w:r>
               <w:rPr>
-                <w:rFonts w:ascii="Calibri" w:hAnsi="Calibri"/>
-                <w:sz w:val="19"/>
+                <w:rFonts w:ascii="Times New Roman" w:hAnsi="Times New Roman" w:cs="Times New Roman"/>
+                <w:sz w:val="22"/>
+                <w:szCs w:val="22"/>
               </w:rPr>
               <w:t>2.2 Mt</w:t>
             </w:r>
@@ -1170,12 +1657,19 @@
           </w:tcPr>
           <w:p>
             <w:pPr>
-              <w:jc w:val="center"/>
+              <w:jc w:val="both"/>
+              <w:spacing w:line="360" w:lineRule="auto"/>
+              <w:rPr>
+                <w:rFonts w:ascii="Times New Roman" w:hAnsi="Times New Roman" w:cs="Times New Roman"/>
+                <w:sz w:val="22"/>
+                <w:szCs w:val="22"/>
+              </w:rPr>
             </w:pPr>
             <w:r>
               <w:rPr>
-                <w:rFonts w:ascii="Calibri" w:hAnsi="Calibri"/>
-                <w:sz w:val="19"/>
+                <w:rFonts w:ascii="Times New Roman" w:hAnsi="Times New Roman" w:cs="Times New Roman"/>
+                <w:sz w:val="22"/>
+                <w:szCs w:val="22"/>
               </w:rPr>
               <w:t>0.3 Mt</w:t>
             </w:r>
@@ -1188,12 +1682,19 @@
           </w:tcPr>
           <w:p>
             <w:pPr>
-              <w:jc w:val="center"/>
+              <w:jc w:val="both"/>
+              <w:spacing w:line="360" w:lineRule="auto"/>
+              <w:rPr>
+                <w:rFonts w:ascii="Times New Roman" w:hAnsi="Times New Roman" w:cs="Times New Roman"/>
+                <w:sz w:val="22"/>
+                <w:szCs w:val="22"/>
+              </w:rPr>
             </w:pPr>
             <w:r>
               <w:rPr>
-                <w:rFonts w:ascii="Calibri" w:hAnsi="Calibri"/>
-                <w:sz w:val="19"/>
+                <w:rFonts w:ascii="Times New Roman" w:hAnsi="Times New Roman" w:cs="Times New Roman"/>
+                <w:sz w:val="22"/>
+                <w:szCs w:val="22"/>
               </w:rPr>
               <w:t>25.6 Mt</w:t>
             </w:r>
@@ -1206,12 +1707,19 @@
           </w:tcPr>
           <w:p>
             <w:pPr>
-              <w:jc w:val="center"/>
+              <w:jc w:val="both"/>
+              <w:spacing w:line="360" w:lineRule="auto"/>
+              <w:rPr>
+                <w:rFonts w:ascii="Times New Roman" w:hAnsi="Times New Roman" w:cs="Times New Roman"/>
+                <w:sz w:val="22"/>
+                <w:szCs w:val="22"/>
+              </w:rPr>
             </w:pPr>
             <w:r>
               <w:rPr>
-                <w:rFonts w:ascii="Calibri" w:hAnsi="Calibri"/>
-                <w:sz w:val="19"/>
+                <w:rFonts w:ascii="Times New Roman" w:hAnsi="Times New Roman" w:cs="Times New Roman"/>
+                <w:sz w:val="22"/>
+                <w:szCs w:val="22"/>
               </w:rPr>
               <w:t>22.6 Mt</w:t>
             </w:r>
@@ -1224,12 +1732,19 @@
           </w:tcPr>
           <w:p>
             <w:pPr>
-              <w:jc w:val="center"/>
+              <w:jc w:val="both"/>
+              <w:spacing w:line="360" w:lineRule="auto"/>
+              <w:rPr>
+                <w:rFonts w:ascii="Times New Roman" w:hAnsi="Times New Roman" w:cs="Times New Roman"/>
+                <w:sz w:val="22"/>
+                <w:szCs w:val="22"/>
+              </w:rPr>
             </w:pPr>
             <w:r>
               <w:rPr>
-                <w:rFonts w:ascii="Calibri" w:hAnsi="Calibri"/>
-                <w:sz w:val="19"/>
+                <w:rFonts w:ascii="Times New Roman" w:hAnsi="Times New Roman" w:cs="Times New Roman"/>
+                <w:sz w:val="22"/>
+                <w:szCs w:val="22"/>
               </w:rPr>
               <w:t>-3.0 Mt</w:t>
             </w:r>
@@ -1242,12 +1757,19 @@
           </w:tcPr>
           <w:p>
             <w:pPr>
-              <w:jc w:val="center"/>
+              <w:jc w:val="both"/>
+              <w:spacing w:line="360" w:lineRule="auto"/>
+              <w:rPr>
+                <w:rFonts w:ascii="Times New Roman" w:hAnsi="Times New Roman" w:cs="Times New Roman"/>
+                <w:sz w:val="22"/>
+                <w:szCs w:val="22"/>
+              </w:rPr>
             </w:pPr>
             <w:r>
               <w:rPr>
-                <w:rFonts w:ascii="Calibri" w:hAnsi="Calibri"/>
-                <w:sz w:val="19"/>
+                <w:rFonts w:ascii="Times New Roman" w:hAnsi="Times New Roman" w:cs="Times New Roman"/>
+                <w:sz w:val="22"/>
+                <w:szCs w:val="22"/>
               </w:rPr>
               <w:t>-5.4 Mt</w:t>
             </w:r>
@@ -1262,12 +1784,19 @@
           </w:tcPr>
           <w:p>
             <w:pPr>
-              <w:jc w:val="center"/>
+              <w:jc w:val="both"/>
+              <w:spacing w:line="360" w:lineRule="auto"/>
+              <w:rPr>
+                <w:rFonts w:ascii="Times New Roman" w:hAnsi="Times New Roman" w:cs="Times New Roman"/>
+                <w:sz w:val="22"/>
+                <w:szCs w:val="22"/>
+              </w:rPr>
             </w:pPr>
             <w:r>
               <w:rPr>
-                <w:rFonts w:ascii="Calibri" w:hAnsi="Calibri"/>
-                <w:sz w:val="19"/>
+                <w:rFonts w:ascii="Times New Roman" w:hAnsi="Times New Roman" w:cs="Times New Roman"/>
+                <w:sz w:val="22"/>
+                <w:szCs w:val="22"/>
               </w:rPr>
               <w:t>2026</w:t>
             </w:r>
@@ -1280,12 +1809,19 @@
           </w:tcPr>
           <w:p>
             <w:pPr>
-              <w:jc w:val="center"/>
+              <w:jc w:val="both"/>
+              <w:spacing w:line="360" w:lineRule="auto"/>
+              <w:rPr>
+                <w:rFonts w:ascii="Times New Roman" w:hAnsi="Times New Roman" w:cs="Times New Roman"/>
+                <w:sz w:val="22"/>
+                <w:szCs w:val="22"/>
+              </w:rPr>
             </w:pPr>
             <w:r>
               <w:rPr>
-                <w:rFonts w:ascii="Calibri" w:hAnsi="Calibri"/>
-                <w:sz w:val="19"/>
+                <w:rFonts w:ascii="Times New Roman" w:hAnsi="Times New Roman" w:cs="Times New Roman"/>
+                <w:sz w:val="22"/>
+                <w:szCs w:val="22"/>
               </w:rPr>
               <w:t>23.4 Mt</w:t>
             </w:r>
@@ -1298,12 +1834,19 @@
           </w:tcPr>
           <w:p>
             <w:pPr>
-              <w:jc w:val="center"/>
+              <w:jc w:val="both"/>
+              <w:spacing w:line="360" w:lineRule="auto"/>
+              <w:rPr>
+                <w:rFonts w:ascii="Times New Roman" w:hAnsi="Times New Roman" w:cs="Times New Roman"/>
+                <w:sz w:val="22"/>
+                <w:szCs w:val="22"/>
+              </w:rPr>
             </w:pPr>
             <w:r>
               <w:rPr>
-                <w:rFonts w:ascii="Calibri" w:hAnsi="Calibri"/>
-                <w:sz w:val="19"/>
+                <w:rFonts w:ascii="Times New Roman" w:hAnsi="Times New Roman" w:cs="Times New Roman"/>
+                <w:sz w:val="22"/>
+                <w:szCs w:val="22"/>
               </w:rPr>
               <w:t>2.8 Mt</w:t>
             </w:r>
@@ -1316,12 +1859,19 @@
           </w:tcPr>
           <w:p>
             <w:pPr>
-              <w:jc w:val="center"/>
+              <w:jc w:val="both"/>
+              <w:spacing w:line="360" w:lineRule="auto"/>
+              <w:rPr>
+                <w:rFonts w:ascii="Times New Roman" w:hAnsi="Times New Roman" w:cs="Times New Roman"/>
+                <w:sz w:val="22"/>
+                <w:szCs w:val="22"/>
+              </w:rPr>
             </w:pPr>
             <w:r>
               <w:rPr>
-                <w:rFonts w:ascii="Calibri" w:hAnsi="Calibri"/>
-                <w:sz w:val="19"/>
+                <w:rFonts w:ascii="Times New Roman" w:hAnsi="Times New Roman" w:cs="Times New Roman"/>
+                <w:sz w:val="22"/>
+                <w:szCs w:val="22"/>
               </w:rPr>
               <w:t>0.4 Mt</w:t>
             </w:r>
@@ -1334,12 +1884,19 @@
           </w:tcPr>
           <w:p>
             <w:pPr>
-              <w:jc w:val="center"/>
+              <w:jc w:val="both"/>
+              <w:spacing w:line="360" w:lineRule="auto"/>
+              <w:rPr>
+                <w:rFonts w:ascii="Times New Roman" w:hAnsi="Times New Roman" w:cs="Times New Roman"/>
+                <w:sz w:val="22"/>
+                <w:szCs w:val="22"/>
+              </w:rPr>
             </w:pPr>
             <w:r>
               <w:rPr>
-                <w:rFonts w:ascii="Calibri" w:hAnsi="Calibri"/>
-                <w:sz w:val="19"/>
+                <w:rFonts w:ascii="Times New Roman" w:hAnsi="Times New Roman" w:cs="Times New Roman"/>
+                <w:sz w:val="22"/>
+                <w:szCs w:val="22"/>
               </w:rPr>
               <w:t>26.6 Mt</w:t>
             </w:r>
@@ -1352,12 +1909,19 @@
           </w:tcPr>
           <w:p>
             <w:pPr>
-              <w:jc w:val="center"/>
+              <w:jc w:val="both"/>
+              <w:spacing w:line="360" w:lineRule="auto"/>
+              <w:rPr>
+                <w:rFonts w:ascii="Times New Roman" w:hAnsi="Times New Roman" w:cs="Times New Roman"/>
+                <w:sz w:val="22"/>
+                <w:szCs w:val="22"/>
+              </w:rPr>
             </w:pPr>
             <w:r>
               <w:rPr>
-                <w:rFonts w:ascii="Calibri" w:hAnsi="Calibri"/>
-                <w:sz w:val="19"/>
+                <w:rFonts w:ascii="Times New Roman" w:hAnsi="Times New Roman" w:cs="Times New Roman"/>
+                <w:sz w:val="22"/>
+                <w:szCs w:val="22"/>
               </w:rPr>
               <w:t>22.8 Mt</w:t>
             </w:r>
@@ -1370,12 +1934,19 @@
           </w:tcPr>
           <w:p>
             <w:pPr>
-              <w:jc w:val="center"/>
+              <w:jc w:val="both"/>
+              <w:spacing w:line="360" w:lineRule="auto"/>
+              <w:rPr>
+                <w:rFonts w:ascii="Times New Roman" w:hAnsi="Times New Roman" w:cs="Times New Roman"/>
+                <w:sz w:val="22"/>
+                <w:szCs w:val="22"/>
+              </w:rPr>
             </w:pPr>
             <w:r>
               <w:rPr>
-                <w:rFonts w:ascii="Calibri" w:hAnsi="Calibri"/>
-                <w:sz w:val="19"/>
+                <w:rFonts w:ascii="Times New Roman" w:hAnsi="Times New Roman" w:cs="Times New Roman"/>
+                <w:sz w:val="22"/>
+                <w:szCs w:val="22"/>
               </w:rPr>
               <w:t>-3.8 Mt</w:t>
             </w:r>
@@ -1388,12 +1959,19 @@
           </w:tcPr>
           <w:p>
             <w:pPr>
-              <w:jc w:val="center"/>
+              <w:jc w:val="both"/>
+              <w:spacing w:line="360" w:lineRule="auto"/>
+              <w:rPr>
+                <w:rFonts w:ascii="Times New Roman" w:hAnsi="Times New Roman" w:cs="Times New Roman"/>
+                <w:sz w:val="22"/>
+                <w:szCs w:val="22"/>
+              </w:rPr>
             </w:pPr>
             <w:r>
               <w:rPr>
-                <w:rFonts w:ascii="Calibri" w:hAnsi="Calibri"/>
-                <w:sz w:val="19"/>
+                <w:rFonts w:ascii="Times New Roman" w:hAnsi="Times New Roman" w:cs="Times New Roman"/>
+                <w:sz w:val="22"/>
+                <w:szCs w:val="22"/>
               </w:rPr>
               <w:t>-9.2 Mt</w:t>
             </w:r>
@@ -1408,12 +1986,19 @@
           </w:tcPr>
           <w:p>
             <w:pPr>
-              <w:jc w:val="center"/>
+              <w:jc w:val="both"/>
+              <w:spacing w:line="360" w:lineRule="auto"/>
+              <w:rPr>
+                <w:rFonts w:ascii="Times New Roman" w:hAnsi="Times New Roman" w:cs="Times New Roman"/>
+                <w:sz w:val="22"/>
+                <w:szCs w:val="22"/>
+              </w:rPr>
             </w:pPr>
             <w:r>
               <w:rPr>
-                <w:rFonts w:ascii="Calibri" w:hAnsi="Calibri"/>
-                <w:sz w:val="19"/>
+                <w:rFonts w:ascii="Times New Roman" w:hAnsi="Times New Roman" w:cs="Times New Roman"/>
+                <w:sz w:val="22"/>
+                <w:szCs w:val="22"/>
               </w:rPr>
               <w:t>2027</w:t>
             </w:r>
@@ -1426,12 +2011,19 @@
           </w:tcPr>
           <w:p>
             <w:pPr>
-              <w:jc w:val="center"/>
+              <w:jc w:val="both"/>
+              <w:spacing w:line="360" w:lineRule="auto"/>
+              <w:rPr>
+                <w:rFonts w:ascii="Times New Roman" w:hAnsi="Times New Roman" w:cs="Times New Roman"/>
+                <w:sz w:val="22"/>
+                <w:szCs w:val="22"/>
+              </w:rPr>
             </w:pPr>
             <w:r>
               <w:rPr>
-                <w:rFonts w:ascii="Calibri" w:hAnsi="Calibri"/>
-                <w:sz w:val="19"/>
+                <w:rFonts w:ascii="Times New Roman" w:hAnsi="Times New Roman" w:cs="Times New Roman"/>
+                <w:sz w:val="22"/>
+                <w:szCs w:val="22"/>
               </w:rPr>
               <w:t>23.7 Mt</w:t>
             </w:r>
@@ -1444,12 +2036,19 @@
           </w:tcPr>
           <w:p>
             <w:pPr>
-              <w:jc w:val="center"/>
+              <w:jc w:val="both"/>
+              <w:spacing w:line="360" w:lineRule="auto"/>
+              <w:rPr>
+                <w:rFonts w:ascii="Times New Roman" w:hAnsi="Times New Roman" w:cs="Times New Roman"/>
+                <w:sz w:val="22"/>
+                <w:szCs w:val="22"/>
+              </w:rPr>
             </w:pPr>
             <w:r>
               <w:rPr>
-                <w:rFonts w:ascii="Calibri" w:hAnsi="Calibri"/>
-                <w:sz w:val="19"/>
+                <w:rFonts w:ascii="Times New Roman" w:hAnsi="Times New Roman" w:cs="Times New Roman"/>
+                <w:sz w:val="22"/>
+                <w:szCs w:val="22"/>
               </w:rPr>
               <w:t>3.4 Mt</w:t>
             </w:r>
@@ -1462,12 +2061,19 @@
           </w:tcPr>
           <w:p>
             <w:pPr>
-              <w:jc w:val="center"/>
+              <w:jc w:val="both"/>
+              <w:spacing w:line="360" w:lineRule="auto"/>
+              <w:rPr>
+                <w:rFonts w:ascii="Times New Roman" w:hAnsi="Times New Roman" w:cs="Times New Roman"/>
+                <w:sz w:val="22"/>
+                <w:szCs w:val="22"/>
+              </w:rPr>
             </w:pPr>
             <w:r>
               <w:rPr>
-                <w:rFonts w:ascii="Calibri" w:hAnsi="Calibri"/>
-                <w:sz w:val="19"/>
+                <w:rFonts w:ascii="Times New Roman" w:hAnsi="Times New Roman" w:cs="Times New Roman"/>
+                <w:sz w:val="22"/>
+                <w:szCs w:val="22"/>
               </w:rPr>
               <w:t>0.5 Mt</w:t>
             </w:r>
@@ -1480,12 +2086,19 @@
           </w:tcPr>
           <w:p>
             <w:pPr>
-              <w:jc w:val="center"/>
+              <w:jc w:val="both"/>
+              <w:spacing w:line="360" w:lineRule="auto"/>
+              <w:rPr>
+                <w:rFonts w:ascii="Times New Roman" w:hAnsi="Times New Roman" w:cs="Times New Roman"/>
+                <w:sz w:val="22"/>
+                <w:szCs w:val="22"/>
+              </w:rPr>
             </w:pPr>
             <w:r>
               <w:rPr>
-                <w:rFonts w:ascii="Calibri" w:hAnsi="Calibri"/>
-                <w:sz w:val="19"/>
+                <w:rFonts w:ascii="Times New Roman" w:hAnsi="Times New Roman" w:cs="Times New Roman"/>
+                <w:sz w:val="22"/>
+                <w:szCs w:val="22"/>
               </w:rPr>
               <w:t>27.6 Mt</w:t>
             </w:r>
@@ -1498,12 +2111,19 @@
           </w:tcPr>
           <w:p>
             <w:pPr>
-              <w:jc w:val="center"/>
+              <w:jc w:val="both"/>
+              <w:spacing w:line="360" w:lineRule="auto"/>
+              <w:rPr>
+                <w:rFonts w:ascii="Times New Roman" w:hAnsi="Times New Roman" w:cs="Times New Roman"/>
+                <w:sz w:val="22"/>
+                <w:szCs w:val="22"/>
+              </w:rPr>
             </w:pPr>
             <w:r>
               <w:rPr>
-                <w:rFonts w:ascii="Calibri" w:hAnsi="Calibri"/>
-                <w:sz w:val="19"/>
+                <w:rFonts w:ascii="Times New Roman" w:hAnsi="Times New Roman" w:cs="Times New Roman"/>
+                <w:sz w:val="22"/>
+                <w:szCs w:val="22"/>
               </w:rPr>
               <w:t>22.9 Mt</w:t>
             </w:r>
@@ -1516,12 +2136,19 @@
           </w:tcPr>
           <w:p>
             <w:pPr>
-              <w:jc w:val="center"/>
+              <w:jc w:val="both"/>
+              <w:spacing w:line="360" w:lineRule="auto"/>
+              <w:rPr>
+                <w:rFonts w:ascii="Times New Roman" w:hAnsi="Times New Roman" w:cs="Times New Roman"/>
+                <w:sz w:val="22"/>
+                <w:szCs w:val="22"/>
+              </w:rPr>
             </w:pPr>
             <w:r>
               <w:rPr>
-                <w:rFonts w:ascii="Calibri" w:hAnsi="Calibri"/>
-                <w:sz w:val="19"/>
+                <w:rFonts w:ascii="Times New Roman" w:hAnsi="Times New Roman" w:cs="Times New Roman"/>
+                <w:sz w:val="22"/>
+                <w:szCs w:val="22"/>
               </w:rPr>
               <w:t>-4.7 Mt</w:t>
             </w:r>
@@ -1534,12 +2161,19 @@
           </w:tcPr>
           <w:p>
             <w:pPr>
-              <w:jc w:val="center"/>
+              <w:jc w:val="both"/>
+              <w:spacing w:line="360" w:lineRule="auto"/>
+              <w:rPr>
+                <w:rFonts w:ascii="Times New Roman" w:hAnsi="Times New Roman" w:cs="Times New Roman"/>
+                <w:sz w:val="22"/>
+                <w:szCs w:val="22"/>
+              </w:rPr>
             </w:pPr>
             <w:r>
               <w:rPr>
-                <w:rFonts w:ascii="Calibri" w:hAnsi="Calibri"/>
-                <w:sz w:val="19"/>
+                <w:rFonts w:ascii="Times New Roman" w:hAnsi="Times New Roman" w:cs="Times New Roman"/>
+                <w:sz w:val="22"/>
+                <w:szCs w:val="22"/>
               </w:rPr>
               <w:t>-13.9 Mt</w:t>
             </w:r>
@@ -1554,12 +2188,19 @@
           </w:tcPr>
           <w:p>
             <w:pPr>
-              <w:jc w:val="center"/>
+              <w:jc w:val="both"/>
+              <w:spacing w:line="360" w:lineRule="auto"/>
+              <w:rPr>
+                <w:rFonts w:ascii="Times New Roman" w:hAnsi="Times New Roman" w:cs="Times New Roman"/>
+                <w:sz w:val="22"/>
+                <w:szCs w:val="22"/>
+              </w:rPr>
             </w:pPr>
             <w:r>
               <w:rPr>
-                <w:rFonts w:ascii="Calibri" w:hAnsi="Calibri"/>
-                <w:sz w:val="19"/>
+                <w:rFonts w:ascii="Times New Roman" w:hAnsi="Times New Roman" w:cs="Times New Roman"/>
+                <w:sz w:val="22"/>
+                <w:szCs w:val="22"/>
               </w:rPr>
               <w:t>2028</w:t>
             </w:r>
@@ -1572,12 +2213,19 @@
           </w:tcPr>
           <w:p>
             <w:pPr>
-              <w:jc w:val="center"/>
+              <w:jc w:val="both"/>
+              <w:spacing w:line="360" w:lineRule="auto"/>
+              <w:rPr>
+                <w:rFonts w:ascii="Times New Roman" w:hAnsi="Times New Roman" w:cs="Times New Roman"/>
+                <w:sz w:val="22"/>
+                <w:szCs w:val="22"/>
+              </w:rPr>
             </w:pPr>
             <w:r>
               <w:rPr>
-                <w:rFonts w:ascii="Calibri" w:hAnsi="Calibri"/>
-                <w:sz w:val="19"/>
+                <w:rFonts w:ascii="Times New Roman" w:hAnsi="Times New Roman" w:cs="Times New Roman"/>
+                <w:sz w:val="22"/>
+                <w:szCs w:val="22"/>
               </w:rPr>
               <w:t>24.0 Mt</w:t>
             </w:r>
@@ -1590,12 +2238,19 @@
           </w:tcPr>
           <w:p>
             <w:pPr>
-              <w:jc w:val="center"/>
+              <w:jc w:val="both"/>
+              <w:spacing w:line="360" w:lineRule="auto"/>
+              <w:rPr>
+                <w:rFonts w:ascii="Times New Roman" w:hAnsi="Times New Roman" w:cs="Times New Roman"/>
+                <w:sz w:val="22"/>
+                <w:szCs w:val="22"/>
+              </w:rPr>
             </w:pPr>
             <w:r>
               <w:rPr>
-                <w:rFonts w:ascii="Calibri" w:hAnsi="Calibri"/>
-                <w:sz w:val="19"/>
+                <w:rFonts w:ascii="Times New Roman" w:hAnsi="Times New Roman" w:cs="Times New Roman"/>
+                <w:sz w:val="22"/>
+                <w:szCs w:val="22"/>
               </w:rPr>
               <w:t>3.9 Mt</w:t>
             </w:r>
@@ -1608,12 +2263,19 @@
           </w:tcPr>
           <w:p>
             <w:pPr>
-              <w:jc w:val="center"/>
+              <w:jc w:val="both"/>
+              <w:spacing w:line="360" w:lineRule="auto"/>
+              <w:rPr>
+                <w:rFonts w:ascii="Times New Roman" w:hAnsi="Times New Roman" w:cs="Times New Roman"/>
+                <w:sz w:val="22"/>
+                <w:szCs w:val="22"/>
+              </w:rPr>
             </w:pPr>
             <w:r>
               <w:rPr>
-                <w:rFonts w:ascii="Calibri" w:hAnsi="Calibri"/>
-                <w:sz w:val="19"/>
+                <w:rFonts w:ascii="Times New Roman" w:hAnsi="Times New Roman" w:cs="Times New Roman"/>
+                <w:sz w:val="22"/>
+                <w:szCs w:val="22"/>
               </w:rPr>
               <w:t>0.6 Mt</w:t>
             </w:r>
@@ -1626,12 +2288,19 @@
           </w:tcPr>
           <w:p>
             <w:pPr>
-              <w:jc w:val="center"/>
+              <w:jc w:val="both"/>
+              <w:spacing w:line="360" w:lineRule="auto"/>
+              <w:rPr>
+                <w:rFonts w:ascii="Times New Roman" w:hAnsi="Times New Roman" w:cs="Times New Roman"/>
+                <w:sz w:val="22"/>
+                <w:szCs w:val="22"/>
+              </w:rPr>
             </w:pPr>
             <w:r>
               <w:rPr>
-                <w:rFonts w:ascii="Calibri" w:hAnsi="Calibri"/>
-                <w:sz w:val="19"/>
+                <w:rFonts w:ascii="Times New Roman" w:hAnsi="Times New Roman" w:cs="Times New Roman"/>
+                <w:sz w:val="22"/>
+                <w:szCs w:val="22"/>
               </w:rPr>
               <w:t>28.5 Mt</w:t>
             </w:r>
@@ -1644,12 +2313,19 @@
           </w:tcPr>
           <w:p>
             <w:pPr>
-              <w:jc w:val="center"/>
+              <w:jc w:val="both"/>
+              <w:spacing w:line="360" w:lineRule="auto"/>
+              <w:rPr>
+                <w:rFonts w:ascii="Times New Roman" w:hAnsi="Times New Roman" w:cs="Times New Roman"/>
+                <w:sz w:val="22"/>
+                <w:szCs w:val="22"/>
+              </w:rPr>
             </w:pPr>
             <w:r>
               <w:rPr>
-                <w:rFonts w:ascii="Calibri" w:hAnsi="Calibri"/>
-                <w:sz w:val="19"/>
+                <w:rFonts w:ascii="Times New Roman" w:hAnsi="Times New Roman" w:cs="Times New Roman"/>
+                <w:sz w:val="22"/>
+                <w:szCs w:val="22"/>
               </w:rPr>
               <w:t>22.9 Mt</w:t>
             </w:r>
@@ -1662,12 +2338,19 @@
           </w:tcPr>
           <w:p>
             <w:pPr>
-              <w:jc w:val="center"/>
+              <w:jc w:val="both"/>
+              <w:spacing w:line="360" w:lineRule="auto"/>
+              <w:rPr>
+                <w:rFonts w:ascii="Times New Roman" w:hAnsi="Times New Roman" w:cs="Times New Roman"/>
+                <w:sz w:val="22"/>
+                <w:szCs w:val="22"/>
+              </w:rPr>
             </w:pPr>
             <w:r>
               <w:rPr>
-                <w:rFonts w:ascii="Calibri" w:hAnsi="Calibri"/>
-                <w:sz w:val="19"/>
+                <w:rFonts w:ascii="Times New Roman" w:hAnsi="Times New Roman" w:cs="Times New Roman"/>
+                <w:sz w:val="22"/>
+                <w:szCs w:val="22"/>
               </w:rPr>
               <w:t>-5.6 Mt</w:t>
             </w:r>
@@ -1680,12 +2363,19 @@
           </w:tcPr>
           <w:p>
             <w:pPr>
-              <w:jc w:val="center"/>
+              <w:jc w:val="both"/>
+              <w:spacing w:line="360" w:lineRule="auto"/>
+              <w:rPr>
+                <w:rFonts w:ascii="Times New Roman" w:hAnsi="Times New Roman" w:cs="Times New Roman"/>
+                <w:sz w:val="22"/>
+                <w:szCs w:val="22"/>
+              </w:rPr>
             </w:pPr>
             <w:r>
               <w:rPr>
-                <w:rFonts w:ascii="Calibri" w:hAnsi="Calibri"/>
-                <w:sz w:val="19"/>
+                <w:rFonts w:ascii="Times New Roman" w:hAnsi="Times New Roman" w:cs="Times New Roman"/>
+                <w:sz w:val="22"/>
+                <w:szCs w:val="22"/>
               </w:rPr>
               <w:t>-19.5 Mt</w:t>
             </w:r>
@@ -1700,12 +2390,19 @@
           </w:tcPr>
           <w:p>
             <w:pPr>
-              <w:jc w:val="center"/>
+              <w:jc w:val="both"/>
+              <w:spacing w:line="360" w:lineRule="auto"/>
+              <w:rPr>
+                <w:rFonts w:ascii="Times New Roman" w:hAnsi="Times New Roman" w:cs="Times New Roman"/>
+                <w:sz w:val="22"/>
+                <w:szCs w:val="22"/>
+              </w:rPr>
             </w:pPr>
             <w:r>
               <w:rPr>
-                <w:rFonts w:ascii="Calibri" w:hAnsi="Calibri"/>
-                <w:sz w:val="19"/>
+                <w:rFonts w:ascii="Times New Roman" w:hAnsi="Times New Roman" w:cs="Times New Roman"/>
+                <w:sz w:val="22"/>
+                <w:szCs w:val="22"/>
               </w:rPr>
               <w:t>2029</w:t>
             </w:r>
@@ -1718,12 +2415,19 @@
           </w:tcPr>
           <w:p>
             <w:pPr>
-              <w:jc w:val="center"/>
+              <w:jc w:val="both"/>
+              <w:spacing w:line="360" w:lineRule="auto"/>
+              <w:rPr>
+                <w:rFonts w:ascii="Times New Roman" w:hAnsi="Times New Roman" w:cs="Times New Roman"/>
+                <w:sz w:val="22"/>
+                <w:szCs w:val="22"/>
+              </w:rPr>
             </w:pPr>
             <w:r>
               <w:rPr>
-                <w:rFonts w:ascii="Calibri" w:hAnsi="Calibri"/>
-                <w:sz w:val="19"/>
+                <w:rFonts w:ascii="Times New Roman" w:hAnsi="Times New Roman" w:cs="Times New Roman"/>
+                <w:sz w:val="22"/>
+                <w:szCs w:val="22"/>
               </w:rPr>
               <w:t>24.3 Mt</w:t>
             </w:r>
@@ -1736,12 +2440,19 @@
           </w:tcPr>
           <w:p>
             <w:pPr>
-              <w:jc w:val="center"/>
+              <w:jc w:val="both"/>
+              <w:spacing w:line="360" w:lineRule="auto"/>
+              <w:rPr>
+                <w:rFonts w:ascii="Times New Roman" w:hAnsi="Times New Roman" w:cs="Times New Roman"/>
+                <w:sz w:val="22"/>
+                <w:szCs w:val="22"/>
+              </w:rPr>
             </w:pPr>
             <w:r>
               <w:rPr>
-                <w:rFonts w:ascii="Calibri" w:hAnsi="Calibri"/>
-                <w:sz w:val="19"/>
+                <w:rFonts w:ascii="Times New Roman" w:hAnsi="Times New Roman" w:cs="Times New Roman"/>
+                <w:sz w:val="22"/>
+                <w:szCs w:val="22"/>
               </w:rPr>
               <w:t>4.2 Mt</w:t>
             </w:r>
@@ -1754,12 +2465,19 @@
           </w:tcPr>
           <w:p>
             <w:pPr>
-              <w:jc w:val="center"/>
+              <w:jc w:val="both"/>
+              <w:spacing w:line="360" w:lineRule="auto"/>
+              <w:rPr>
+                <w:rFonts w:ascii="Times New Roman" w:hAnsi="Times New Roman" w:cs="Times New Roman"/>
+                <w:sz w:val="22"/>
+                <w:szCs w:val="22"/>
+              </w:rPr>
             </w:pPr>
             <w:r>
               <w:rPr>
-                <w:rFonts w:ascii="Calibri" w:hAnsi="Calibri"/>
-                <w:sz w:val="19"/>
+                <w:rFonts w:ascii="Times New Roman" w:hAnsi="Times New Roman" w:cs="Times New Roman"/>
+                <w:sz w:val="22"/>
+                <w:szCs w:val="22"/>
               </w:rPr>
               <w:t>0.7 Mt</w:t>
             </w:r>
@@ -1772,12 +2490,19 @@
           </w:tcPr>
           <w:p>
             <w:pPr>
-              <w:jc w:val="center"/>
+              <w:jc w:val="both"/>
+              <w:spacing w:line="360" w:lineRule="auto"/>
+              <w:rPr>
+                <w:rFonts w:ascii="Times New Roman" w:hAnsi="Times New Roman" w:cs="Times New Roman"/>
+                <w:sz w:val="22"/>
+                <w:szCs w:val="22"/>
+              </w:rPr>
             </w:pPr>
             <w:r>
               <w:rPr>
-                <w:rFonts w:ascii="Calibri" w:hAnsi="Calibri"/>
-                <w:sz w:val="19"/>
+                <w:rFonts w:ascii="Times New Roman" w:hAnsi="Times New Roman" w:cs="Times New Roman"/>
+                <w:sz w:val="22"/>
+                <w:szCs w:val="22"/>
               </w:rPr>
               <w:t>29.2 Mt</w:t>
             </w:r>
@@ -1790,12 +2515,19 @@
           </w:tcPr>
           <w:p>
             <w:pPr>
-              <w:jc w:val="center"/>
+              <w:jc w:val="both"/>
+              <w:spacing w:line="360" w:lineRule="auto"/>
+              <w:rPr>
+                <w:rFonts w:ascii="Times New Roman" w:hAnsi="Times New Roman" w:cs="Times New Roman"/>
+                <w:sz w:val="22"/>
+                <w:szCs w:val="22"/>
+              </w:rPr>
             </w:pPr>
             <w:r>
               <w:rPr>
-                <w:rFonts w:ascii="Calibri" w:hAnsi="Calibri"/>
-                <w:sz w:val="19"/>
+                <w:rFonts w:ascii="Times New Roman" w:hAnsi="Times New Roman" w:cs="Times New Roman"/>
+                <w:sz w:val="22"/>
+                <w:szCs w:val="22"/>
               </w:rPr>
               <w:t>22.8 Mt</w:t>
             </w:r>
@@ -1808,12 +2540,19 @@
           </w:tcPr>
           <w:p>
             <w:pPr>
-              <w:jc w:val="center"/>
+              <w:jc w:val="both"/>
+              <w:spacing w:line="360" w:lineRule="auto"/>
+              <w:rPr>
+                <w:rFonts w:ascii="Times New Roman" w:hAnsi="Times New Roman" w:cs="Times New Roman"/>
+                <w:sz w:val="22"/>
+                <w:szCs w:val="22"/>
+              </w:rPr>
             </w:pPr>
             <w:r>
               <w:rPr>
-                <w:rFonts w:ascii="Calibri" w:hAnsi="Calibri"/>
-                <w:sz w:val="19"/>
+                <w:rFonts w:ascii="Times New Roman" w:hAnsi="Times New Roman" w:cs="Times New Roman"/>
+                <w:sz w:val="22"/>
+                <w:szCs w:val="22"/>
               </w:rPr>
               <w:t>-6.4 Mt</w:t>
             </w:r>
@@ -1826,12 +2565,19 @@
           </w:tcPr>
           <w:p>
             <w:pPr>
-              <w:jc w:val="center"/>
+              <w:jc w:val="both"/>
+              <w:spacing w:line="360" w:lineRule="auto"/>
+              <w:rPr>
+                <w:rFonts w:ascii="Times New Roman" w:hAnsi="Times New Roman" w:cs="Times New Roman"/>
+                <w:sz w:val="22"/>
+                <w:szCs w:val="22"/>
+              </w:rPr>
             </w:pPr>
             <w:r>
               <w:rPr>
-                <w:rFonts w:ascii="Calibri" w:hAnsi="Calibri"/>
-                <w:sz w:val="19"/>
+                <w:rFonts w:ascii="Times New Roman" w:hAnsi="Times New Roman" w:cs="Times New Roman"/>
+                <w:sz w:val="22"/>
+                <w:szCs w:val="22"/>
               </w:rPr>
               <w:t>-25.9 Mt</w:t>
             </w:r>
@@ -1846,12 +2592,19 @@
           </w:tcPr>
           <w:p>
             <w:pPr>
-              <w:jc w:val="center"/>
+              <w:jc w:val="both"/>
+              <w:spacing w:line="360" w:lineRule="auto"/>
+              <w:rPr>
+                <w:rFonts w:ascii="Times New Roman" w:hAnsi="Times New Roman" w:cs="Times New Roman"/>
+                <w:sz w:val="22"/>
+                <w:szCs w:val="22"/>
+              </w:rPr>
             </w:pPr>
             <w:r>
               <w:rPr>
-                <w:rFonts w:ascii="Calibri" w:hAnsi="Calibri"/>
-                <w:sz w:val="19"/>
+                <w:rFonts w:ascii="Times New Roman" w:hAnsi="Times New Roman" w:cs="Times New Roman"/>
+                <w:sz w:val="22"/>
+                <w:szCs w:val="22"/>
               </w:rPr>
               <w:t>2030</w:t>
             </w:r>
@@ -1864,12 +2617,19 @@
           </w:tcPr>
           <w:p>
             <w:pPr>
-              <w:jc w:val="center"/>
+              <w:jc w:val="both"/>
+              <w:spacing w:line="360" w:lineRule="auto"/>
+              <w:rPr>
+                <w:rFonts w:ascii="Times New Roman" w:hAnsi="Times New Roman" w:cs="Times New Roman"/>
+                <w:sz w:val="22"/>
+                <w:szCs w:val="22"/>
+              </w:rPr>
             </w:pPr>
             <w:r>
               <w:rPr>
-                <w:rFonts w:ascii="Calibri" w:hAnsi="Calibri"/>
-                <w:sz w:val="19"/>
+                <w:rFonts w:ascii="Times New Roman" w:hAnsi="Times New Roman" w:cs="Times New Roman"/>
+                <w:sz w:val="22"/>
+                <w:szCs w:val="22"/>
               </w:rPr>
               <w:t>24.6 Mt</w:t>
             </w:r>
@@ -1882,12 +2642,19 @@
           </w:tcPr>
           <w:p>
             <w:pPr>
-              <w:jc w:val="center"/>
+              <w:jc w:val="both"/>
+              <w:spacing w:line="360" w:lineRule="auto"/>
+              <w:rPr>
+                <w:rFonts w:ascii="Times New Roman" w:hAnsi="Times New Roman" w:cs="Times New Roman"/>
+                <w:sz w:val="22"/>
+                <w:szCs w:val="22"/>
+              </w:rPr>
             </w:pPr>
             <w:r>
               <w:rPr>
-                <w:rFonts w:ascii="Calibri" w:hAnsi="Calibri"/>
-                <w:sz w:val="19"/>
+                <w:rFonts w:ascii="Times New Roman" w:hAnsi="Times New Roman" w:cs="Times New Roman"/>
+                <w:sz w:val="22"/>
+                <w:szCs w:val="22"/>
               </w:rPr>
               <w:t>4.5 Mt</w:t>
             </w:r>
@@ -1900,12 +2667,19 @@
           </w:tcPr>
           <w:p>
             <w:pPr>
-              <w:jc w:val="center"/>
+              <w:jc w:val="both"/>
+              <w:spacing w:line="360" w:lineRule="auto"/>
+              <w:rPr>
+                <w:rFonts w:ascii="Times New Roman" w:hAnsi="Times New Roman" w:cs="Times New Roman"/>
+                <w:sz w:val="22"/>
+                <w:szCs w:val="22"/>
+              </w:rPr>
             </w:pPr>
             <w:r>
               <w:rPr>
-                <w:rFonts w:ascii="Calibri" w:hAnsi="Calibri"/>
-                <w:sz w:val="19"/>
+                <w:rFonts w:ascii="Times New Roman" w:hAnsi="Times New Roman" w:cs="Times New Roman"/>
+                <w:sz w:val="22"/>
+                <w:szCs w:val="22"/>
               </w:rPr>
               <w:t>0.8 Mt</w:t>
             </w:r>
@@ -1918,12 +2692,19 @@
           </w:tcPr>
           <w:p>
             <w:pPr>
-              <w:jc w:val="center"/>
+              <w:jc w:val="both"/>
+              <w:spacing w:line="360" w:lineRule="auto"/>
+              <w:rPr>
+                <w:rFonts w:ascii="Times New Roman" w:hAnsi="Times New Roman" w:cs="Times New Roman"/>
+                <w:sz w:val="22"/>
+                <w:szCs w:val="22"/>
+              </w:rPr>
             </w:pPr>
             <w:r>
               <w:rPr>
-                <w:rFonts w:ascii="Calibri" w:hAnsi="Calibri"/>
-                <w:sz w:val="19"/>
+                <w:rFonts w:ascii="Times New Roman" w:hAnsi="Times New Roman" w:cs="Times New Roman"/>
+                <w:sz w:val="22"/>
+                <w:szCs w:val="22"/>
               </w:rPr>
               <w:t>29.9 Mt</w:t>
             </w:r>
@@ -1936,12 +2717,19 @@
           </w:tcPr>
           <w:p>
             <w:pPr>
-              <w:jc w:val="center"/>
+              <w:jc w:val="both"/>
+              <w:spacing w:line="360" w:lineRule="auto"/>
+              <w:rPr>
+                <w:rFonts w:ascii="Times New Roman" w:hAnsi="Times New Roman" w:cs="Times New Roman"/>
+                <w:sz w:val="22"/>
+                <w:szCs w:val="22"/>
+              </w:rPr>
             </w:pPr>
             <w:r>
               <w:rPr>
-                <w:rFonts w:ascii="Calibri" w:hAnsi="Calibri"/>
-                <w:sz w:val="19"/>
+                <w:rFonts w:ascii="Times New Roman" w:hAnsi="Times New Roman" w:cs="Times New Roman"/>
+                <w:sz w:val="22"/>
+                <w:szCs w:val="22"/>
               </w:rPr>
               <w:t>22.7 Mt</w:t>
             </w:r>
@@ -1954,12 +2742,19 @@
           </w:tcPr>
           <w:p>
             <w:pPr>
-              <w:jc w:val="center"/>
+              <w:jc w:val="both"/>
+              <w:spacing w:line="360" w:lineRule="auto"/>
+              <w:rPr>
+                <w:rFonts w:ascii="Times New Roman" w:hAnsi="Times New Roman" w:cs="Times New Roman"/>
+                <w:sz w:val="22"/>
+                <w:szCs w:val="22"/>
+              </w:rPr>
             </w:pPr>
             <w:r>
               <w:rPr>
-                <w:rFonts w:ascii="Calibri" w:hAnsi="Calibri"/>
-                <w:sz w:val="19"/>
+                <w:rFonts w:ascii="Times New Roman" w:hAnsi="Times New Roman" w:cs="Times New Roman"/>
+                <w:sz w:val="22"/>
+                <w:szCs w:val="22"/>
               </w:rPr>
               <w:t>-7.2 Mt</w:t>
             </w:r>
@@ -1972,12 +2767,19 @@
           </w:tcPr>
           <w:p>
             <w:pPr>
-              <w:jc w:val="center"/>
+              <w:jc w:val="both"/>
+              <w:spacing w:line="360" w:lineRule="auto"/>
+              <w:rPr>
+                <w:rFonts w:ascii="Times New Roman" w:hAnsi="Times New Roman" w:cs="Times New Roman"/>
+                <w:sz w:val="22"/>
+                <w:szCs w:val="22"/>
+              </w:rPr>
             </w:pPr>
             <w:r>
               <w:rPr>
-                <w:rFonts w:ascii="Calibri" w:hAnsi="Calibri"/>
-                <w:sz w:val="19"/>
+                <w:rFonts w:ascii="Times New Roman" w:hAnsi="Times New Roman" w:cs="Times New Roman"/>
+                <w:sz w:val="22"/>
+                <w:szCs w:val="22"/>
               </w:rPr>
               <w:t>-33.1 Mt</w:t>
             </w:r>
@@ -1985,30 +2787,54 @@
         </w:tc>
       </w:tr>
     </w:tbl>
-    <w:p/>
     <w:p>
       <w:pPr>
-        <w:spacing w:before="0" w:after="80"/>
+        <w:jc w:val="both"/>
+        <w:spacing w:line="360" w:lineRule="auto"/>
+        <w:rPr>
+          <w:rFonts w:ascii="Times New Roman" w:hAnsi="Times New Roman" w:cs="Times New Roman"/>
+          <w:sz w:val="22"/>
+          <w:szCs w:val="22"/>
+        </w:rPr>
+      </w:pPr>
+    </w:p>
+    <w:p>
+      <w:pPr>
+        <w:spacing w:before="0" w:after="80" w:line="360" w:lineRule="auto"/>
+        <w:jc w:val="both"/>
+        <w:rPr>
+          <w:rFonts w:ascii="Times New Roman" w:hAnsi="Times New Roman" w:cs="Times New Roman"/>
+          <w:sz w:val="22"/>
+          <w:szCs w:val="22"/>
+        </w:rPr>
       </w:pPr>
       <w:r>
         <w:rPr>
-          <w:rFonts w:ascii="Calibri" w:hAnsi="Calibri"/>
+          <w:rFonts w:ascii="Times New Roman" w:hAnsi="Times New Roman" w:cs="Times New Roman"/>
           <w:i w:val="0"/>
-          <w:sz w:val="20"/>
+          <w:sz w:val="22"/>
+          <w:szCs w:val="22"/>
         </w:rPr>
         <w:t>Even if ALL probable projects deliver on schedule (best case), the cumulative deficit reaches 24.0 Mt by 2030. Base case (no probable projects): 33.1 Mt. Average mine-to-production lead time: 16 years. Supply response to current prices is structurally constrained.</w:t>
       </w:r>
     </w:p>
     <w:p>
       <w:pPr>
-        <w:spacing w:before="120" w:after="40"/>
+        <w:spacing w:before="120" w:after="40" w:line="360" w:lineRule="auto"/>
+        <w:jc w:val="both"/>
+        <w:rPr>
+          <w:rFonts w:ascii="Times New Roman" w:hAnsi="Times New Roman" w:cs="Times New Roman"/>
+          <w:sz w:val="22"/>
+          <w:szCs w:val="22"/>
+        </w:rPr>
       </w:pPr>
       <w:r>
         <w:rPr>
-          <w:rFonts w:ascii="Calibri" w:hAnsi="Calibri"/>
+          <w:rFonts w:ascii="Times New Roman" w:hAnsi="Times New Roman" w:cs="Times New Roman"/>
           <w:b/>
           <w:color w:val="1B4F72"/>
           <w:sz w:val="22"/>
+          <w:szCs w:val="22"/>
         </w:rPr>
         <w:t>2. Mine Pipeline: Committed and Probable Projects</w:t>
       </w:r>
@@ -2036,14 +2862,21 @@
           </w:tcPr>
           <w:p>
             <w:pPr>
-              <w:jc w:val="center"/>
+              <w:jc w:val="both"/>
+              <w:spacing w:line="360" w:lineRule="auto"/>
+              <w:rPr>
+                <w:rFonts w:ascii="Times New Roman" w:hAnsi="Times New Roman" w:cs="Times New Roman"/>
+                <w:sz w:val="22"/>
+                <w:szCs w:val="22"/>
+              </w:rPr>
             </w:pPr>
             <w:r>
               <w:rPr>
-                <w:rFonts w:ascii="Calibri" w:hAnsi="Calibri"/>
+                <w:rFonts w:ascii="Times New Roman" w:hAnsi="Times New Roman" w:cs="Times New Roman"/>
                 <w:b/>
                 <w:color w:val="FFFFFF"/>
-                <w:sz w:val="19"/>
+                <w:sz w:val="22"/>
+                <w:szCs w:val="22"/>
               </w:rPr>
               <w:t>Project</w:t>
             </w:r>
@@ -2056,14 +2889,21 @@
           </w:tcPr>
           <w:p>
             <w:pPr>
-              <w:jc w:val="center"/>
+              <w:jc w:val="both"/>
+              <w:spacing w:line="360" w:lineRule="auto"/>
+              <w:rPr>
+                <w:rFonts w:ascii="Times New Roman" w:hAnsi="Times New Roman" w:cs="Times New Roman"/>
+                <w:sz w:val="22"/>
+                <w:szCs w:val="22"/>
+              </w:rPr>
             </w:pPr>
             <w:r>
               <w:rPr>
-                <w:rFonts w:ascii="Calibri" w:hAnsi="Calibri"/>
+                <w:rFonts w:ascii="Times New Roman" w:hAnsi="Times New Roman" w:cs="Times New Roman"/>
                 <w:b/>
                 <w:color w:val="FFFFFF"/>
-                <w:sz w:val="19"/>
+                <w:sz w:val="22"/>
+                <w:szCs w:val="22"/>
               </w:rPr>
               <w:t>Owner</w:t>
             </w:r>
@@ -2076,14 +2916,21 @@
           </w:tcPr>
           <w:p>
             <w:pPr>
-              <w:jc w:val="center"/>
+              <w:jc w:val="both"/>
+              <w:spacing w:line="360" w:lineRule="auto"/>
+              <w:rPr>
+                <w:rFonts w:ascii="Times New Roman" w:hAnsi="Times New Roman" w:cs="Times New Roman"/>
+                <w:sz w:val="22"/>
+                <w:szCs w:val="22"/>
+              </w:rPr>
             </w:pPr>
             <w:r>
               <w:rPr>
-                <w:rFonts w:ascii="Calibri" w:hAnsi="Calibri"/>
+                <w:rFonts w:ascii="Times New Roman" w:hAnsi="Times New Roman" w:cs="Times New Roman"/>
                 <w:b/>
                 <w:color w:val="FFFFFF"/>
-                <w:sz w:val="19"/>
+                <w:sz w:val="22"/>
+                <w:szCs w:val="22"/>
               </w:rPr>
               <w:t>Country</w:t>
             </w:r>
@@ -2096,14 +2943,21 @@
           </w:tcPr>
           <w:p>
             <w:pPr>
-              <w:jc w:val="center"/>
+              <w:jc w:val="both"/>
+              <w:spacing w:line="360" w:lineRule="auto"/>
+              <w:rPr>
+                <w:rFonts w:ascii="Times New Roman" w:hAnsi="Times New Roman" w:cs="Times New Roman"/>
+                <w:sz w:val="22"/>
+                <w:szCs w:val="22"/>
+              </w:rPr>
             </w:pPr>
             <w:r>
               <w:rPr>
-                <w:rFonts w:ascii="Calibri" w:hAnsi="Calibri"/>
+                <w:rFonts w:ascii="Times New Roman" w:hAnsi="Times New Roman" w:cs="Times New Roman"/>
                 <w:b/>
                 <w:color w:val="FFFFFF"/>
-                <w:sz w:val="19"/>
+                <w:sz w:val="22"/>
+                <w:szCs w:val="22"/>
               </w:rPr>
               <w:t>Status</w:t>
             </w:r>
@@ -2116,14 +2970,21 @@
           </w:tcPr>
           <w:p>
             <w:pPr>
-              <w:jc w:val="center"/>
+              <w:jc w:val="both"/>
+              <w:spacing w:line="360" w:lineRule="auto"/>
+              <w:rPr>
+                <w:rFonts w:ascii="Times New Roman" w:hAnsi="Times New Roman" w:cs="Times New Roman"/>
+                <w:sz w:val="22"/>
+                <w:szCs w:val="22"/>
+              </w:rPr>
             </w:pPr>
             <w:r>
               <w:rPr>
-                <w:rFonts w:ascii="Calibri" w:hAnsi="Calibri"/>
+                <w:rFonts w:ascii="Times New Roman" w:hAnsi="Times New Roman" w:cs="Times New Roman"/>
                 <w:b/>
                 <w:color w:val="FFFFFF"/>
-                <w:sz w:val="19"/>
+                <w:sz w:val="22"/>
+                <w:szCs w:val="22"/>
               </w:rPr>
               <w:t>Output (ktpa)</w:t>
             </w:r>
@@ -2136,14 +2997,21 @@
           </w:tcPr>
           <w:p>
             <w:pPr>
-              <w:jc w:val="center"/>
+              <w:jc w:val="both"/>
+              <w:spacing w:line="360" w:lineRule="auto"/>
+              <w:rPr>
+                <w:rFonts w:ascii="Times New Roman" w:hAnsi="Times New Roman" w:cs="Times New Roman"/>
+                <w:sz w:val="22"/>
+                <w:szCs w:val="22"/>
+              </w:rPr>
             </w:pPr>
             <w:r>
               <w:rPr>
-                <w:rFonts w:ascii="Calibri" w:hAnsi="Calibri"/>
+                <w:rFonts w:ascii="Times New Roman" w:hAnsi="Times New Roman" w:cs="Times New Roman"/>
                 <w:b/>
                 <w:color w:val="FFFFFF"/>
-                <w:sz w:val="19"/>
+                <w:sz w:val="22"/>
+                <w:szCs w:val="22"/>
               </w:rPr>
               <w:t>First Production</w:t>
             </w:r>
@@ -2156,14 +3024,21 @@
           </w:tcPr>
           <w:p>
             <w:pPr>
-              <w:jc w:val="center"/>
+              <w:jc w:val="both"/>
+              <w:spacing w:line="360" w:lineRule="auto"/>
+              <w:rPr>
+                <w:rFonts w:ascii="Times New Roman" w:hAnsi="Times New Roman" w:cs="Times New Roman"/>
+                <w:sz w:val="22"/>
+                <w:szCs w:val="22"/>
+              </w:rPr>
             </w:pPr>
             <w:r>
               <w:rPr>
-                <w:rFonts w:ascii="Calibri" w:hAnsi="Calibri"/>
+                <w:rFonts w:ascii="Times New Roman" w:hAnsi="Times New Roman" w:cs="Times New Roman"/>
                 <w:b/>
                 <w:color w:val="FFFFFF"/>
-                <w:sz w:val="19"/>
+                <w:sz w:val="22"/>
+                <w:szCs w:val="22"/>
               </w:rPr>
               <w:t>Risk</w:t>
             </w:r>
@@ -2178,12 +3053,19 @@
           </w:tcPr>
           <w:p>
             <w:pPr>
-              <w:jc w:val="center"/>
+              <w:jc w:val="both"/>
+              <w:spacing w:line="360" w:lineRule="auto"/>
+              <w:rPr>
+                <w:rFonts w:ascii="Times New Roman" w:hAnsi="Times New Roman" w:cs="Times New Roman"/>
+                <w:sz w:val="22"/>
+                <w:szCs w:val="22"/>
+              </w:rPr>
             </w:pPr>
             <w:r>
               <w:rPr>
-                <w:rFonts w:ascii="Calibri" w:hAnsi="Calibri"/>
-                <w:sz w:val="19"/>
+                <w:rFonts w:ascii="Times New Roman" w:hAnsi="Times New Roman" w:cs="Times New Roman"/>
+                <w:sz w:val="22"/>
+                <w:szCs w:val="22"/>
               </w:rPr>
               <w:t>Quellaveco</w:t>
             </w:r>
@@ -2196,12 +3078,19 @@
           </w:tcPr>
           <w:p>
             <w:pPr>
-              <w:jc w:val="center"/>
+              <w:jc w:val="both"/>
+              <w:spacing w:line="360" w:lineRule="auto"/>
+              <w:rPr>
+                <w:rFonts w:ascii="Times New Roman" w:hAnsi="Times New Roman" w:cs="Times New Roman"/>
+                <w:sz w:val="22"/>
+                <w:szCs w:val="22"/>
+              </w:rPr>
             </w:pPr>
             <w:r>
               <w:rPr>
-                <w:rFonts w:ascii="Calibri" w:hAnsi="Calibri"/>
-                <w:sz w:val="19"/>
+                <w:rFonts w:ascii="Times New Roman" w:hAnsi="Times New Roman" w:cs="Times New Roman"/>
+                <w:sz w:val="22"/>
+                <w:szCs w:val="22"/>
               </w:rPr>
               <w:t>Anglo/Mitsubishi</w:t>
             </w:r>
@@ -2214,12 +3103,19 @@
           </w:tcPr>
           <w:p>
             <w:pPr>
-              <w:jc w:val="center"/>
+              <w:jc w:val="both"/>
+              <w:spacing w:line="360" w:lineRule="auto"/>
+              <w:rPr>
+                <w:rFonts w:ascii="Times New Roman" w:hAnsi="Times New Roman" w:cs="Times New Roman"/>
+                <w:sz w:val="22"/>
+                <w:szCs w:val="22"/>
+              </w:rPr>
             </w:pPr>
             <w:r>
               <w:rPr>
-                <w:rFonts w:ascii="Calibri" w:hAnsi="Calibri"/>
-                <w:sz w:val="19"/>
+                <w:rFonts w:ascii="Times New Roman" w:hAnsi="Times New Roman" w:cs="Times New Roman"/>
+                <w:sz w:val="22"/>
+                <w:szCs w:val="22"/>
               </w:rPr>
               <w:t>Peru</w:t>
             </w:r>
@@ -2232,12 +3128,19 @@
           </w:tcPr>
           <w:p>
             <w:pPr>
-              <w:jc w:val="center"/>
+              <w:jc w:val="both"/>
+              <w:spacing w:line="360" w:lineRule="auto"/>
+              <w:rPr>
+                <w:rFonts w:ascii="Times New Roman" w:hAnsi="Times New Roman" w:cs="Times New Roman"/>
+                <w:sz w:val="22"/>
+                <w:szCs w:val="22"/>
+              </w:rPr>
             </w:pPr>
             <w:r>
               <w:rPr>
-                <w:rFonts w:ascii="Calibri" w:hAnsi="Calibri"/>
-                <w:sz w:val="19"/>
+                <w:rFonts w:ascii="Times New Roman" w:hAnsi="Times New Roman" w:cs="Times New Roman"/>
+                <w:sz w:val="22"/>
+                <w:szCs w:val="22"/>
               </w:rPr>
               <w:t>Committed — producing</w:t>
             </w:r>
@@ -2250,12 +3153,19 @@
           </w:tcPr>
           <w:p>
             <w:pPr>
-              <w:jc w:val="center"/>
+              <w:jc w:val="both"/>
+              <w:spacing w:line="360" w:lineRule="auto"/>
+              <w:rPr>
+                <w:rFonts w:ascii="Times New Roman" w:hAnsi="Times New Roman" w:cs="Times New Roman"/>
+                <w:sz w:val="22"/>
+                <w:szCs w:val="22"/>
+              </w:rPr>
             </w:pPr>
             <w:r>
               <w:rPr>
-                <w:rFonts w:ascii="Calibri" w:hAnsi="Calibri"/>
-                <w:sz w:val="19"/>
+                <w:rFonts w:ascii="Times New Roman" w:hAnsi="Times New Roman" w:cs="Times New Roman"/>
+                <w:sz w:val="22"/>
+                <w:szCs w:val="22"/>
               </w:rPr>
               <w:t>300</w:t>
             </w:r>
@@ -2268,12 +3178,19 @@
           </w:tcPr>
           <w:p>
             <w:pPr>
-              <w:jc w:val="center"/>
+              <w:jc w:val="both"/>
+              <w:spacing w:line="360" w:lineRule="auto"/>
+              <w:rPr>
+                <w:rFonts w:ascii="Times New Roman" w:hAnsi="Times New Roman" w:cs="Times New Roman"/>
+                <w:sz w:val="22"/>
+                <w:szCs w:val="22"/>
+              </w:rPr>
             </w:pPr>
             <w:r>
               <w:rPr>
-                <w:rFonts w:ascii="Calibri" w:hAnsi="Calibri"/>
-                <w:sz w:val="19"/>
+                <w:rFonts w:ascii="Times New Roman" w:hAnsi="Times New Roman" w:cs="Times New Roman"/>
+                <w:sz w:val="22"/>
+                <w:szCs w:val="22"/>
               </w:rPr>
               <w:t>2022 (online)</w:t>
             </w:r>
@@ -2286,12 +3203,19 @@
           </w:tcPr>
           <w:p>
             <w:pPr>
-              <w:jc w:val="center"/>
+              <w:jc w:val="both"/>
+              <w:spacing w:line="360" w:lineRule="auto"/>
+              <w:rPr>
+                <w:rFonts w:ascii="Times New Roman" w:hAnsi="Times New Roman" w:cs="Times New Roman"/>
+                <w:sz w:val="22"/>
+                <w:szCs w:val="22"/>
+              </w:rPr>
             </w:pPr>
             <w:r>
               <w:rPr>
-                <w:rFonts w:ascii="Calibri" w:hAnsi="Calibri"/>
-                <w:sz w:val="19"/>
+                <w:rFonts w:ascii="Times New Roman" w:hAnsi="Times New Roman" w:cs="Times New Roman"/>
+                <w:sz w:val="22"/>
+                <w:szCs w:val="22"/>
               </w:rPr>
               <w:t>Low</w:t>
             </w:r>
@@ -2306,12 +3230,19 @@
           </w:tcPr>
           <w:p>
             <w:pPr>
-              <w:jc w:val="center"/>
+              <w:jc w:val="both"/>
+              <w:spacing w:line="360" w:lineRule="auto"/>
+              <w:rPr>
+                <w:rFonts w:ascii="Times New Roman" w:hAnsi="Times New Roman" w:cs="Times New Roman"/>
+                <w:sz w:val="22"/>
+                <w:szCs w:val="22"/>
+              </w:rPr>
             </w:pPr>
             <w:r>
               <w:rPr>
-                <w:rFonts w:ascii="Calibri" w:hAnsi="Calibri"/>
-                <w:sz w:val="19"/>
+                <w:rFonts w:ascii="Times New Roman" w:hAnsi="Times New Roman" w:cs="Times New Roman"/>
+                <w:sz w:val="22"/>
+                <w:szCs w:val="22"/>
               </w:rPr>
               <w:t>Kamoa-Kakula 3</w:t>
             </w:r>
@@ -2324,12 +3255,19 @@
           </w:tcPr>
           <w:p>
             <w:pPr>
-              <w:jc w:val="center"/>
+              <w:jc w:val="both"/>
+              <w:spacing w:line="360" w:lineRule="auto"/>
+              <w:rPr>
+                <w:rFonts w:ascii="Times New Roman" w:hAnsi="Times New Roman" w:cs="Times New Roman"/>
+                <w:sz w:val="22"/>
+                <w:szCs w:val="22"/>
+              </w:rPr>
             </w:pPr>
             <w:r>
               <w:rPr>
-                <w:rFonts w:ascii="Calibri" w:hAnsi="Calibri"/>
-                <w:sz w:val="19"/>
+                <w:rFonts w:ascii="Times New Roman" w:hAnsi="Times New Roman" w:cs="Times New Roman"/>
+                <w:sz w:val="22"/>
+                <w:szCs w:val="22"/>
               </w:rPr>
               <w:t>Ivanhoe</w:t>
             </w:r>
@@ -2342,12 +3280,19 @@
           </w:tcPr>
           <w:p>
             <w:pPr>
-              <w:jc w:val="center"/>
+              <w:jc w:val="both"/>
+              <w:spacing w:line="360" w:lineRule="auto"/>
+              <w:rPr>
+                <w:rFonts w:ascii="Times New Roman" w:hAnsi="Times New Roman" w:cs="Times New Roman"/>
+                <w:sz w:val="22"/>
+                <w:szCs w:val="22"/>
+              </w:rPr>
             </w:pPr>
             <w:r>
               <w:rPr>
-                <w:rFonts w:ascii="Calibri" w:hAnsi="Calibri"/>
-                <w:sz w:val="19"/>
+                <w:rFonts w:ascii="Times New Roman" w:hAnsi="Times New Roman" w:cs="Times New Roman"/>
+                <w:sz w:val="22"/>
+                <w:szCs w:val="22"/>
               </w:rPr>
               <w:t>DRC</w:t>
             </w:r>
@@ -2360,12 +3305,19 @@
           </w:tcPr>
           <w:p>
             <w:pPr>
-              <w:jc w:val="center"/>
+              <w:jc w:val="both"/>
+              <w:spacing w:line="360" w:lineRule="auto"/>
+              <w:rPr>
+                <w:rFonts w:ascii="Times New Roman" w:hAnsi="Times New Roman" w:cs="Times New Roman"/>
+                <w:sz w:val="22"/>
+                <w:szCs w:val="22"/>
+              </w:rPr>
             </w:pPr>
             <w:r>
               <w:rPr>
-                <w:rFonts w:ascii="Calibri" w:hAnsi="Calibri"/>
-                <w:sz w:val="19"/>
+                <w:rFonts w:ascii="Times New Roman" w:hAnsi="Times New Roman" w:cs="Times New Roman"/>
+                <w:sz w:val="22"/>
+                <w:szCs w:val="22"/>
               </w:rPr>
               <w:t>Committed — construction</w:t>
             </w:r>
@@ -2378,12 +3330,19 @@
           </w:tcPr>
           <w:p>
             <w:pPr>
-              <w:jc w:val="center"/>
+              <w:jc w:val="both"/>
+              <w:spacing w:line="360" w:lineRule="auto"/>
+              <w:rPr>
+                <w:rFonts w:ascii="Times New Roman" w:hAnsi="Times New Roman" w:cs="Times New Roman"/>
+                <w:sz w:val="22"/>
+                <w:szCs w:val="22"/>
+              </w:rPr>
             </w:pPr>
             <w:r>
               <w:rPr>
-                <w:rFonts w:ascii="Calibri" w:hAnsi="Calibri"/>
-                <w:sz w:val="19"/>
+                <w:rFonts w:ascii="Times New Roman" w:hAnsi="Times New Roman" w:cs="Times New Roman"/>
+                <w:sz w:val="22"/>
+                <w:szCs w:val="22"/>
               </w:rPr>
               <w:t>250</w:t>
             </w:r>
@@ -2396,12 +3355,19 @@
           </w:tcPr>
           <w:p>
             <w:pPr>
-              <w:jc w:val="center"/>
+              <w:jc w:val="both"/>
+              <w:spacing w:line="360" w:lineRule="auto"/>
+              <w:rPr>
+                <w:rFonts w:ascii="Times New Roman" w:hAnsi="Times New Roman" w:cs="Times New Roman"/>
+                <w:sz w:val="22"/>
+                <w:szCs w:val="22"/>
+              </w:rPr>
             </w:pPr>
             <w:r>
               <w:rPr>
-                <w:rFonts w:ascii="Calibri" w:hAnsi="Calibri"/>
-                <w:sz w:val="19"/>
+                <w:rFonts w:ascii="Times New Roman" w:hAnsi="Times New Roman" w:cs="Times New Roman"/>
+                <w:sz w:val="22"/>
+                <w:szCs w:val="22"/>
               </w:rPr>
               <w:t>2025-26</w:t>
             </w:r>
@@ -2414,12 +3380,19 @@
           </w:tcPr>
           <w:p>
             <w:pPr>
-              <w:jc w:val="center"/>
+              <w:jc w:val="both"/>
+              <w:spacing w:line="360" w:lineRule="auto"/>
+              <w:rPr>
+                <w:rFonts w:ascii="Times New Roman" w:hAnsi="Times New Roman" w:cs="Times New Roman"/>
+                <w:sz w:val="22"/>
+                <w:szCs w:val="22"/>
+              </w:rPr>
             </w:pPr>
             <w:r>
               <w:rPr>
-                <w:rFonts w:ascii="Calibri" w:hAnsi="Calibri"/>
-                <w:sz w:val="19"/>
+                <w:rFonts w:ascii="Times New Roman" w:hAnsi="Times New Roman" w:cs="Times New Roman"/>
+                <w:sz w:val="22"/>
+                <w:szCs w:val="22"/>
               </w:rPr>
               <w:t>Medium</w:t>
             </w:r>
@@ -2434,12 +3407,19 @@
           </w:tcPr>
           <w:p>
             <w:pPr>
-              <w:jc w:val="center"/>
+              <w:jc w:val="both"/>
+              <w:spacing w:line="360" w:lineRule="auto"/>
+              <w:rPr>
+                <w:rFonts w:ascii="Times New Roman" w:hAnsi="Times New Roman" w:cs="Times New Roman"/>
+                <w:sz w:val="22"/>
+                <w:szCs w:val="22"/>
+              </w:rPr>
             </w:pPr>
             <w:r>
               <w:rPr>
-                <w:rFonts w:ascii="Calibri" w:hAnsi="Calibri"/>
-                <w:sz w:val="19"/>
+                <w:rFonts w:ascii="Times New Roman" w:hAnsi="Times New Roman" w:cs="Times New Roman"/>
+                <w:sz w:val="22"/>
+                <w:szCs w:val="22"/>
               </w:rPr>
               <w:t>QB2</w:t>
             </w:r>
@@ -2452,12 +3432,19 @@
           </w:tcPr>
           <w:p>
             <w:pPr>
-              <w:jc w:val="center"/>
+              <w:jc w:val="both"/>
+              <w:spacing w:line="360" w:lineRule="auto"/>
+              <w:rPr>
+                <w:rFonts w:ascii="Times New Roman" w:hAnsi="Times New Roman" w:cs="Times New Roman"/>
+                <w:sz w:val="22"/>
+                <w:szCs w:val="22"/>
+              </w:rPr>
             </w:pPr>
             <w:r>
               <w:rPr>
-                <w:rFonts w:ascii="Calibri" w:hAnsi="Calibri"/>
-                <w:sz w:val="19"/>
+                <w:rFonts w:ascii="Times New Roman" w:hAnsi="Times New Roman" w:cs="Times New Roman"/>
+                <w:sz w:val="22"/>
+                <w:szCs w:val="22"/>
               </w:rPr>
               <w:t>Teck/Sumitomo</w:t>
             </w:r>
@@ -2470,12 +3457,19 @@
           </w:tcPr>
           <w:p>
             <w:pPr>
-              <w:jc w:val="center"/>
+              <w:jc w:val="both"/>
+              <w:spacing w:line="360" w:lineRule="auto"/>
+              <w:rPr>
+                <w:rFonts w:ascii="Times New Roman" w:hAnsi="Times New Roman" w:cs="Times New Roman"/>
+                <w:sz w:val="22"/>
+                <w:szCs w:val="22"/>
+              </w:rPr>
             </w:pPr>
             <w:r>
               <w:rPr>
-                <w:rFonts w:ascii="Calibri" w:hAnsi="Calibri"/>
-                <w:sz w:val="19"/>
+                <w:rFonts w:ascii="Times New Roman" w:hAnsi="Times New Roman" w:cs="Times New Roman"/>
+                <w:sz w:val="22"/>
+                <w:szCs w:val="22"/>
               </w:rPr>
               <w:t>Chile</w:t>
             </w:r>
@@ -2488,12 +3482,19 @@
           </w:tcPr>
           <w:p>
             <w:pPr>
-              <w:jc w:val="center"/>
+              <w:jc w:val="both"/>
+              <w:spacing w:line="360" w:lineRule="auto"/>
+              <w:rPr>
+                <w:rFonts w:ascii="Times New Roman" w:hAnsi="Times New Roman" w:cs="Times New Roman"/>
+                <w:sz w:val="22"/>
+                <w:szCs w:val="22"/>
+              </w:rPr>
             </w:pPr>
             <w:r>
               <w:rPr>
-                <w:rFonts w:ascii="Calibri" w:hAnsi="Calibri"/>
-                <w:sz w:val="19"/>
+                <w:rFonts w:ascii="Times New Roman" w:hAnsi="Times New Roman" w:cs="Times New Roman"/>
+                <w:sz w:val="22"/>
+                <w:szCs w:val="22"/>
               </w:rPr>
               <w:t>Committed — ramp-up</w:t>
             </w:r>
@@ -2506,12 +3507,19 @@
           </w:tcPr>
           <w:p>
             <w:pPr>
-              <w:jc w:val="center"/>
+              <w:jc w:val="both"/>
+              <w:spacing w:line="360" w:lineRule="auto"/>
+              <w:rPr>
+                <w:rFonts w:ascii="Times New Roman" w:hAnsi="Times New Roman" w:cs="Times New Roman"/>
+                <w:sz w:val="22"/>
+                <w:szCs w:val="22"/>
+              </w:rPr>
             </w:pPr>
             <w:r>
               <w:rPr>
-                <w:rFonts w:ascii="Calibri" w:hAnsi="Calibri"/>
-                <w:sz w:val="19"/>
+                <w:rFonts w:ascii="Times New Roman" w:hAnsi="Times New Roman" w:cs="Times New Roman"/>
+                <w:sz w:val="22"/>
+                <w:szCs w:val="22"/>
               </w:rPr>
               <w:t>300</w:t>
             </w:r>
@@ -2524,12 +3532,19 @@
           </w:tcPr>
           <w:p>
             <w:pPr>
-              <w:jc w:val="center"/>
+              <w:jc w:val="both"/>
+              <w:spacing w:line="360" w:lineRule="auto"/>
+              <w:rPr>
+                <w:rFonts w:ascii="Times New Roman" w:hAnsi="Times New Roman" w:cs="Times New Roman"/>
+                <w:sz w:val="22"/>
+                <w:szCs w:val="22"/>
+              </w:rPr>
             </w:pPr>
             <w:r>
               <w:rPr>
-                <w:rFonts w:ascii="Calibri" w:hAnsi="Calibri"/>
-                <w:sz w:val="19"/>
+                <w:rFonts w:ascii="Times New Roman" w:hAnsi="Times New Roman" w:cs="Times New Roman"/>
+                <w:sz w:val="22"/>
+                <w:szCs w:val="22"/>
               </w:rPr>
               <w:t>2023 (ramp)</w:t>
             </w:r>
@@ -2542,12 +3557,19 @@
           </w:tcPr>
           <w:p>
             <w:pPr>
-              <w:jc w:val="center"/>
+              <w:jc w:val="both"/>
+              <w:spacing w:line="360" w:lineRule="auto"/>
+              <w:rPr>
+                <w:rFonts w:ascii="Times New Roman" w:hAnsi="Times New Roman" w:cs="Times New Roman"/>
+                <w:sz w:val="22"/>
+                <w:szCs w:val="22"/>
+              </w:rPr>
             </w:pPr>
             <w:r>
               <w:rPr>
-                <w:rFonts w:ascii="Calibri" w:hAnsi="Calibri"/>
-                <w:sz w:val="19"/>
+                <w:rFonts w:ascii="Times New Roman" w:hAnsi="Times New Roman" w:cs="Times New Roman"/>
+                <w:sz w:val="22"/>
+                <w:szCs w:val="22"/>
               </w:rPr>
               <w:t>Low</w:t>
             </w:r>
@@ -2562,12 +3584,19 @@
           </w:tcPr>
           <w:p>
             <w:pPr>
-              <w:jc w:val="center"/>
+              <w:jc w:val="both"/>
+              <w:spacing w:line="360" w:lineRule="auto"/>
+              <w:rPr>
+                <w:rFonts w:ascii="Times New Roman" w:hAnsi="Times New Roman" w:cs="Times New Roman"/>
+                <w:sz w:val="22"/>
+                <w:szCs w:val="22"/>
+              </w:rPr>
             </w:pPr>
             <w:r>
               <w:rPr>
-                <w:rFonts w:ascii="Calibri" w:hAnsi="Calibri"/>
-                <w:sz w:val="19"/>
+                <w:rFonts w:ascii="Times New Roman" w:hAnsi="Times New Roman" w:cs="Times New Roman"/>
+                <w:sz w:val="22"/>
+                <w:szCs w:val="22"/>
               </w:rPr>
               <w:t>Cobre Panama</w:t>
             </w:r>
@@ -2580,12 +3609,19 @@
           </w:tcPr>
           <w:p>
             <w:pPr>
-              <w:jc w:val="center"/>
+              <w:jc w:val="both"/>
+              <w:spacing w:line="360" w:lineRule="auto"/>
+              <w:rPr>
+                <w:rFonts w:ascii="Times New Roman" w:hAnsi="Times New Roman" w:cs="Times New Roman"/>
+                <w:sz w:val="22"/>
+                <w:szCs w:val="22"/>
+              </w:rPr>
             </w:pPr>
             <w:r>
               <w:rPr>
-                <w:rFonts w:ascii="Calibri" w:hAnsi="Calibri"/>
-                <w:sz w:val="19"/>
+                <w:rFonts w:ascii="Times New Roman" w:hAnsi="Times New Roman" w:cs="Times New Roman"/>
+                <w:sz w:val="22"/>
+                <w:szCs w:val="22"/>
               </w:rPr>
               <w:t>First Quantum</w:t>
             </w:r>
@@ -2598,12 +3634,19 @@
           </w:tcPr>
           <w:p>
             <w:pPr>
-              <w:jc w:val="center"/>
+              <w:jc w:val="both"/>
+              <w:spacing w:line="360" w:lineRule="auto"/>
+              <w:rPr>
+                <w:rFonts w:ascii="Times New Roman" w:hAnsi="Times New Roman" w:cs="Times New Roman"/>
+                <w:sz w:val="22"/>
+                <w:szCs w:val="22"/>
+              </w:rPr>
             </w:pPr>
             <w:r>
               <w:rPr>
-                <w:rFonts w:ascii="Calibri" w:hAnsi="Calibri"/>
-                <w:sz w:val="19"/>
+                <w:rFonts w:ascii="Times New Roman" w:hAnsi="Times New Roman" w:cs="Times New Roman"/>
+                <w:sz w:val="22"/>
+                <w:szCs w:val="22"/>
               </w:rPr>
               <w:t>Panama</w:t>
             </w:r>
@@ -2616,12 +3659,19 @@
           </w:tcPr>
           <w:p>
             <w:pPr>
-              <w:jc w:val="center"/>
+              <w:jc w:val="both"/>
+              <w:spacing w:line="360" w:lineRule="auto"/>
+              <w:rPr>
+                <w:rFonts w:ascii="Times New Roman" w:hAnsi="Times New Roman" w:cs="Times New Roman"/>
+                <w:sz w:val="22"/>
+                <w:szCs w:val="22"/>
+              </w:rPr>
             </w:pPr>
             <w:r>
               <w:rPr>
-                <w:rFonts w:ascii="Calibri" w:hAnsi="Calibri"/>
-                <w:sz w:val="19"/>
+                <w:rFonts w:ascii="Times New Roman" w:hAnsi="Times New Roman" w:cs="Times New Roman"/>
+                <w:sz w:val="22"/>
+                <w:szCs w:val="22"/>
               </w:rPr>
               <w:t>SUSPENDED — political</w:t>
             </w:r>
@@ -2634,12 +3684,19 @@
           </w:tcPr>
           <w:p>
             <w:pPr>
-              <w:jc w:val="center"/>
+              <w:jc w:val="both"/>
+              <w:spacing w:line="360" w:lineRule="auto"/>
+              <w:rPr>
+                <w:rFonts w:ascii="Times New Roman" w:hAnsi="Times New Roman" w:cs="Times New Roman"/>
+                <w:sz w:val="22"/>
+                <w:szCs w:val="22"/>
+              </w:rPr>
             </w:pPr>
             <w:r>
               <w:rPr>
-                <w:rFonts w:ascii="Calibri" w:hAnsi="Calibri"/>
-                <w:sz w:val="19"/>
+                <w:rFonts w:ascii="Times New Roman" w:hAnsi="Times New Roman" w:cs="Times New Roman"/>
+                <w:sz w:val="22"/>
+                <w:szCs w:val="22"/>
               </w:rPr>
               <w:t>300</w:t>
             </w:r>
@@ -2652,12 +3709,19 @@
           </w:tcPr>
           <w:p>
             <w:pPr>
-              <w:jc w:val="center"/>
+              <w:jc w:val="both"/>
+              <w:spacing w:line="360" w:lineRule="auto"/>
+              <w:rPr>
+                <w:rFonts w:ascii="Times New Roman" w:hAnsi="Times New Roman" w:cs="Times New Roman"/>
+                <w:sz w:val="22"/>
+                <w:szCs w:val="22"/>
+              </w:rPr>
             </w:pPr>
             <w:r>
               <w:rPr>
-                <w:rFonts w:ascii="Calibri" w:hAnsi="Calibri"/>
-                <w:sz w:val="19"/>
+                <w:rFonts w:ascii="Times New Roman" w:hAnsi="Times New Roman" w:cs="Times New Roman"/>
+                <w:sz w:val="22"/>
+                <w:szCs w:val="22"/>
               </w:rPr>
               <w:t>Uncertain</w:t>
             </w:r>
@@ -2670,12 +3734,19 @@
           </w:tcPr>
           <w:p>
             <w:pPr>
-              <w:jc w:val="center"/>
+              <w:jc w:val="both"/>
+              <w:spacing w:line="360" w:lineRule="auto"/>
+              <w:rPr>
+                <w:rFonts w:ascii="Times New Roman" w:hAnsi="Times New Roman" w:cs="Times New Roman"/>
+                <w:sz w:val="22"/>
+                <w:szCs w:val="22"/>
+              </w:rPr>
             </w:pPr>
             <w:r>
               <w:rPr>
-                <w:rFonts w:ascii="Calibri" w:hAnsi="Calibri"/>
-                <w:sz w:val="19"/>
+                <w:rFonts w:ascii="Times New Roman" w:hAnsi="Times New Roman" w:cs="Times New Roman"/>
+                <w:sz w:val="22"/>
+                <w:szCs w:val="22"/>
               </w:rPr>
               <w:t>High</w:t>
             </w:r>
@@ -2690,12 +3761,19 @@
           </w:tcPr>
           <w:p>
             <w:pPr>
-              <w:jc w:val="center"/>
+              <w:jc w:val="both"/>
+              <w:spacing w:line="360" w:lineRule="auto"/>
+              <w:rPr>
+                <w:rFonts w:ascii="Times New Roman" w:hAnsi="Times New Roman" w:cs="Times New Roman"/>
+                <w:sz w:val="22"/>
+                <w:szCs w:val="22"/>
+              </w:rPr>
             </w:pPr>
             <w:r>
               <w:rPr>
-                <w:rFonts w:ascii="Calibri" w:hAnsi="Calibri"/>
-                <w:sz w:val="19"/>
+                <w:rFonts w:ascii="Times New Roman" w:hAnsi="Times New Roman" w:cs="Times New Roman"/>
+                <w:sz w:val="22"/>
+                <w:szCs w:val="22"/>
               </w:rPr>
               <w:t>Resolution</w:t>
             </w:r>
@@ -2708,12 +3786,19 @@
           </w:tcPr>
           <w:p>
             <w:pPr>
-              <w:jc w:val="center"/>
+              <w:jc w:val="both"/>
+              <w:spacing w:line="360" w:lineRule="auto"/>
+              <w:rPr>
+                <w:rFonts w:ascii="Times New Roman" w:hAnsi="Times New Roman" w:cs="Times New Roman"/>
+                <w:sz w:val="22"/>
+                <w:szCs w:val="22"/>
+              </w:rPr>
             </w:pPr>
             <w:r>
               <w:rPr>
-                <w:rFonts w:ascii="Calibri" w:hAnsi="Calibri"/>
-                <w:sz w:val="19"/>
+                <w:rFonts w:ascii="Times New Roman" w:hAnsi="Times New Roman" w:cs="Times New Roman"/>
+                <w:sz w:val="22"/>
+                <w:szCs w:val="22"/>
               </w:rPr>
               <w:t>BHP/Rio</w:t>
             </w:r>
@@ -2726,12 +3811,19 @@
           </w:tcPr>
           <w:p>
             <w:pPr>
-              <w:jc w:val="center"/>
+              <w:jc w:val="both"/>
+              <w:spacing w:line="360" w:lineRule="auto"/>
+              <w:rPr>
+                <w:rFonts w:ascii="Times New Roman" w:hAnsi="Times New Roman" w:cs="Times New Roman"/>
+                <w:sz w:val="22"/>
+                <w:szCs w:val="22"/>
+              </w:rPr>
             </w:pPr>
             <w:r>
               <w:rPr>
-                <w:rFonts w:ascii="Calibri" w:hAnsi="Calibri"/>
-                <w:sz w:val="19"/>
+                <w:rFonts w:ascii="Times New Roman" w:hAnsi="Times New Roman" w:cs="Times New Roman"/>
+                <w:sz w:val="22"/>
+                <w:szCs w:val="22"/>
               </w:rPr>
               <w:t>USA</w:t>
             </w:r>
@@ -2744,12 +3836,19 @@
           </w:tcPr>
           <w:p>
             <w:pPr>
-              <w:jc w:val="center"/>
+              <w:jc w:val="both"/>
+              <w:spacing w:line="360" w:lineRule="auto"/>
+              <w:rPr>
+                <w:rFonts w:ascii="Times New Roman" w:hAnsi="Times New Roman" w:cs="Times New Roman"/>
+                <w:sz w:val="22"/>
+                <w:szCs w:val="22"/>
+              </w:rPr>
             </w:pPr>
             <w:r>
               <w:rPr>
-                <w:rFonts w:ascii="Calibri" w:hAnsi="Calibri"/>
-                <w:sz w:val="19"/>
+                <w:rFonts w:ascii="Times New Roman" w:hAnsi="Times New Roman" w:cs="Times New Roman"/>
+                <w:sz w:val="22"/>
+                <w:szCs w:val="22"/>
               </w:rPr>
               <w:t>Probable — permitting</w:t>
             </w:r>
@@ -2762,12 +3861,19 @@
           </w:tcPr>
           <w:p>
             <w:pPr>
-              <w:jc w:val="center"/>
+              <w:jc w:val="both"/>
+              <w:spacing w:line="360" w:lineRule="auto"/>
+              <w:rPr>
+                <w:rFonts w:ascii="Times New Roman" w:hAnsi="Times New Roman" w:cs="Times New Roman"/>
+                <w:sz w:val="22"/>
+                <w:szCs w:val="22"/>
+              </w:rPr>
             </w:pPr>
             <w:r>
               <w:rPr>
-                <w:rFonts w:ascii="Calibri" w:hAnsi="Calibri"/>
-                <w:sz w:val="19"/>
+                <w:rFonts w:ascii="Times New Roman" w:hAnsi="Times New Roman" w:cs="Times New Roman"/>
+                <w:sz w:val="22"/>
+                <w:szCs w:val="22"/>
               </w:rPr>
               <w:t>400</w:t>
             </w:r>
@@ -2780,12 +3886,19 @@
           </w:tcPr>
           <w:p>
             <w:pPr>
-              <w:jc w:val="center"/>
+              <w:jc w:val="both"/>
+              <w:spacing w:line="360" w:lineRule="auto"/>
+              <w:rPr>
+                <w:rFonts w:ascii="Times New Roman" w:hAnsi="Times New Roman" w:cs="Times New Roman"/>
+                <w:sz w:val="22"/>
+                <w:szCs w:val="22"/>
+              </w:rPr>
             </w:pPr>
             <w:r>
               <w:rPr>
-                <w:rFonts w:ascii="Calibri" w:hAnsi="Calibri"/>
-                <w:sz w:val="19"/>
+                <w:rFonts w:ascii="Times New Roman" w:hAnsi="Times New Roman" w:cs="Times New Roman"/>
+                <w:sz w:val="22"/>
+                <w:szCs w:val="22"/>
               </w:rPr>
               <w:t>2031+</w:t>
             </w:r>
@@ -2798,12 +3911,19 @@
           </w:tcPr>
           <w:p>
             <w:pPr>
-              <w:jc w:val="center"/>
+              <w:jc w:val="both"/>
+              <w:spacing w:line="360" w:lineRule="auto"/>
+              <w:rPr>
+                <w:rFonts w:ascii="Times New Roman" w:hAnsi="Times New Roman" w:cs="Times New Roman"/>
+                <w:sz w:val="22"/>
+                <w:szCs w:val="22"/>
+              </w:rPr>
             </w:pPr>
             <w:r>
               <w:rPr>
-                <w:rFonts w:ascii="Calibri" w:hAnsi="Calibri"/>
-                <w:sz w:val="19"/>
+                <w:rFonts w:ascii="Times New Roman" w:hAnsi="Times New Roman" w:cs="Times New Roman"/>
+                <w:sz w:val="22"/>
+                <w:szCs w:val="22"/>
               </w:rPr>
               <w:t>High</w:t>
             </w:r>
@@ -2818,12 +3938,19 @@
           </w:tcPr>
           <w:p>
             <w:pPr>
-              <w:jc w:val="center"/>
+              <w:jc w:val="both"/>
+              <w:spacing w:line="360" w:lineRule="auto"/>
+              <w:rPr>
+                <w:rFonts w:ascii="Times New Roman" w:hAnsi="Times New Roman" w:cs="Times New Roman"/>
+                <w:sz w:val="22"/>
+                <w:szCs w:val="22"/>
+              </w:rPr>
             </w:pPr>
             <w:r>
               <w:rPr>
-                <w:rFonts w:ascii="Calibri" w:hAnsi="Calibri"/>
-                <w:sz w:val="19"/>
+                <w:rFonts w:ascii="Times New Roman" w:hAnsi="Times New Roman" w:cs="Times New Roman"/>
+                <w:sz w:val="22"/>
+                <w:szCs w:val="22"/>
               </w:rPr>
               <w:t>Tampakan</w:t>
             </w:r>
@@ -2836,12 +3963,19 @@
           </w:tcPr>
           <w:p>
             <w:pPr>
-              <w:jc w:val="center"/>
+              <w:jc w:val="both"/>
+              <w:spacing w:line="360" w:lineRule="auto"/>
+              <w:rPr>
+                <w:rFonts w:ascii="Times New Roman" w:hAnsi="Times New Roman" w:cs="Times New Roman"/>
+                <w:sz w:val="22"/>
+                <w:szCs w:val="22"/>
+              </w:rPr>
             </w:pPr>
             <w:r>
               <w:rPr>
-                <w:rFonts w:ascii="Calibri" w:hAnsi="Calibri"/>
-                <w:sz w:val="19"/>
+                <w:rFonts w:ascii="Times New Roman" w:hAnsi="Times New Roman" w:cs="Times New Roman"/>
+                <w:sz w:val="22"/>
+                <w:szCs w:val="22"/>
               </w:rPr>
               <w:t>Sagittarius</w:t>
             </w:r>
@@ -2854,12 +3988,19 @@
           </w:tcPr>
           <w:p>
             <w:pPr>
-              <w:jc w:val="center"/>
+              <w:jc w:val="both"/>
+              <w:spacing w:line="360" w:lineRule="auto"/>
+              <w:rPr>
+                <w:rFonts w:ascii="Times New Roman" w:hAnsi="Times New Roman" w:cs="Times New Roman"/>
+                <w:sz w:val="22"/>
+                <w:szCs w:val="22"/>
+              </w:rPr>
             </w:pPr>
             <w:r>
               <w:rPr>
-                <w:rFonts w:ascii="Calibri" w:hAnsi="Calibri"/>
-                <w:sz w:val="19"/>
+                <w:rFonts w:ascii="Times New Roman" w:hAnsi="Times New Roman" w:cs="Times New Roman"/>
+                <w:sz w:val="22"/>
+                <w:szCs w:val="22"/>
               </w:rPr>
               <w:t>Philippines</w:t>
             </w:r>
@@ -2872,12 +4013,19 @@
           </w:tcPr>
           <w:p>
             <w:pPr>
-              <w:jc w:val="center"/>
+              <w:jc w:val="both"/>
+              <w:spacing w:line="360" w:lineRule="auto"/>
+              <w:rPr>
+                <w:rFonts w:ascii="Times New Roman" w:hAnsi="Times New Roman" w:cs="Times New Roman"/>
+                <w:sz w:val="22"/>
+                <w:szCs w:val="22"/>
+              </w:rPr>
             </w:pPr>
             <w:r>
               <w:rPr>
-                <w:rFonts w:ascii="Calibri" w:hAnsi="Calibri"/>
-                <w:sz w:val="19"/>
+                <w:rFonts w:ascii="Times New Roman" w:hAnsi="Times New Roman" w:cs="Times New Roman"/>
+                <w:sz w:val="22"/>
+                <w:szCs w:val="22"/>
               </w:rPr>
               <w:t>Probable — blocked</w:t>
             </w:r>
@@ -2890,12 +4038,19 @@
           </w:tcPr>
           <w:p>
             <w:pPr>
-              <w:jc w:val="center"/>
+              <w:jc w:val="both"/>
+              <w:spacing w:line="360" w:lineRule="auto"/>
+              <w:rPr>
+                <w:rFonts w:ascii="Times New Roman" w:hAnsi="Times New Roman" w:cs="Times New Roman"/>
+                <w:sz w:val="22"/>
+                <w:szCs w:val="22"/>
+              </w:rPr>
             </w:pPr>
             <w:r>
               <w:rPr>
-                <w:rFonts w:ascii="Calibri" w:hAnsi="Calibri"/>
-                <w:sz w:val="19"/>
+                <w:rFonts w:ascii="Times New Roman" w:hAnsi="Times New Roman" w:cs="Times New Roman"/>
+                <w:sz w:val="22"/>
+                <w:szCs w:val="22"/>
               </w:rPr>
               <w:t>375</w:t>
             </w:r>
@@ -2908,12 +4063,19 @@
           </w:tcPr>
           <w:p>
             <w:pPr>
-              <w:jc w:val="center"/>
+              <w:jc w:val="both"/>
+              <w:spacing w:line="360" w:lineRule="auto"/>
+              <w:rPr>
+                <w:rFonts w:ascii="Times New Roman" w:hAnsi="Times New Roman" w:cs="Times New Roman"/>
+                <w:sz w:val="22"/>
+                <w:szCs w:val="22"/>
+              </w:rPr>
             </w:pPr>
             <w:r>
               <w:rPr>
-                <w:rFonts w:ascii="Calibri" w:hAnsi="Calibri"/>
-                <w:sz w:val="19"/>
+                <w:rFonts w:ascii="Times New Roman" w:hAnsi="Times New Roman" w:cs="Times New Roman"/>
+                <w:sz w:val="22"/>
+                <w:szCs w:val="22"/>
               </w:rPr>
               <w:t>Uncertain</w:t>
             </w:r>
@@ -2926,12 +4088,19 @@
           </w:tcPr>
           <w:p>
             <w:pPr>
-              <w:jc w:val="center"/>
+              <w:jc w:val="both"/>
+              <w:spacing w:line="360" w:lineRule="auto"/>
+              <w:rPr>
+                <w:rFonts w:ascii="Times New Roman" w:hAnsi="Times New Roman" w:cs="Times New Roman"/>
+                <w:sz w:val="22"/>
+                <w:szCs w:val="22"/>
+              </w:rPr>
             </w:pPr>
             <w:r>
               <w:rPr>
-                <w:rFonts w:ascii="Calibri" w:hAnsi="Calibri"/>
-                <w:sz w:val="19"/>
+                <w:rFonts w:ascii="Times New Roman" w:hAnsi="Times New Roman" w:cs="Times New Roman"/>
+                <w:sz w:val="22"/>
+                <w:szCs w:val="22"/>
               </w:rPr>
               <w:t>Very High</w:t>
             </w:r>
@@ -2939,31 +4108,55 @@
         </w:tc>
       </w:tr>
     </w:tbl>
-    <w:p/>
     <w:p>
       <w:pPr>
-        <w:spacing w:before="0" w:after="80"/>
+        <w:jc w:val="both"/>
+        <w:spacing w:line="360" w:lineRule="auto"/>
+        <w:rPr>
+          <w:rFonts w:ascii="Times New Roman" w:hAnsi="Times New Roman" w:cs="Times New Roman"/>
+          <w:sz w:val="22"/>
+          <w:szCs w:val="22"/>
+        </w:rPr>
+      </w:pPr>
+    </w:p>
+    <w:p>
+      <w:pPr>
+        <w:spacing w:before="0" w:after="80" w:line="360" w:lineRule="auto"/>
+        <w:jc w:val="both"/>
+        <w:rPr>
+          <w:rFonts w:ascii="Times New Roman" w:hAnsi="Times New Roman" w:cs="Times New Roman"/>
+          <w:sz w:val="22"/>
+          <w:szCs w:val="22"/>
+        </w:rPr>
       </w:pPr>
       <w:r>
         <w:rPr>
-          <w:rFonts w:ascii="Calibri" w:hAnsi="Calibri"/>
+          <w:rFonts w:ascii="Times New Roman" w:hAnsi="Times New Roman" w:cs="Times New Roman"/>
           <w:i w:val="0"/>
           <w:color w:val="B83232"/>
-          <w:sz w:val="20"/>
+          <w:sz w:val="22"/>
+          <w:szCs w:val="22"/>
         </w:rPr>
         <w:t>Cobre Panama suspension (300ktpa, ~1.2% of global supply) in November 2023 illustrates the idiosyncratic political risk embedded in the supply pipeline. Resolution and Tampakan are classified as probable but face permitting and community opposition challenges that have already delayed both projects by 5+ years.</w:t>
       </w:r>
     </w:p>
     <w:p>
       <w:pPr>
-        <w:spacing w:before="120" w:after="40"/>
+        <w:spacing w:before="120" w:after="40" w:line="360" w:lineRule="auto"/>
+        <w:jc w:val="both"/>
+        <w:rPr>
+          <w:rFonts w:ascii="Times New Roman" w:hAnsi="Times New Roman" w:cs="Times New Roman"/>
+          <w:sz w:val="22"/>
+          <w:szCs w:val="22"/>
+        </w:rPr>
       </w:pPr>
       <w:r>
         <w:rPr>
-          <w:rFonts w:ascii="Calibri" w:hAnsi="Calibri"/>
+          <w:rFonts w:ascii="Times New Roman" w:hAnsi="Times New Roman" w:cs="Times New Roman"/>
           <w:b/>
           <w:color w:val="1B4F72"/>
           <w:sz w:val="22"/>
+          <w:szCs w:val="22"/>
         </w:rPr>
         <w:t>3. Miner EV/EBITDA Valuation vs 5-Year Average</w:t>
       </w:r>
@@ -2990,14 +4183,21 @@
           </w:tcPr>
           <w:p>
             <w:pPr>
-              <w:jc w:val="center"/>
+              <w:jc w:val="both"/>
+              <w:spacing w:line="360" w:lineRule="auto"/>
+              <w:rPr>
+                <w:rFonts w:ascii="Times New Roman" w:hAnsi="Times New Roman" w:cs="Times New Roman"/>
+                <w:sz w:val="22"/>
+                <w:szCs w:val="22"/>
+              </w:rPr>
             </w:pPr>
             <w:r>
               <w:rPr>
-                <w:rFonts w:ascii="Calibri" w:hAnsi="Calibri"/>
+                <w:rFonts w:ascii="Times New Roman" w:hAnsi="Times New Roman" w:cs="Times New Roman"/>
                 <w:b/>
                 <w:color w:val="FFFFFF"/>
-                <w:sz w:val="19"/>
+                <w:sz w:val="22"/>
+                <w:szCs w:val="22"/>
               </w:rPr>
               <w:t>Company</w:t>
             </w:r>
@@ -3010,14 +4210,21 @@
           </w:tcPr>
           <w:p>
             <w:pPr>
-              <w:jc w:val="center"/>
+              <w:jc w:val="both"/>
+              <w:spacing w:line="360" w:lineRule="auto"/>
+              <w:rPr>
+                <w:rFonts w:ascii="Times New Roman" w:hAnsi="Times New Roman" w:cs="Times New Roman"/>
+                <w:sz w:val="22"/>
+                <w:szCs w:val="22"/>
+              </w:rPr>
             </w:pPr>
             <w:r>
               <w:rPr>
-                <w:rFonts w:ascii="Calibri" w:hAnsi="Calibri"/>
+                <w:rFonts w:ascii="Times New Roman" w:hAnsi="Times New Roman" w:cs="Times New Roman"/>
                 <w:b/>
                 <w:color w:val="FFFFFF"/>
-                <w:sz w:val="19"/>
+                <w:sz w:val="22"/>
+                <w:szCs w:val="22"/>
               </w:rPr>
               <w:t>Ticker</w:t>
             </w:r>
@@ -3030,14 +4237,21 @@
           </w:tcPr>
           <w:p>
             <w:pPr>
-              <w:jc w:val="center"/>
+              <w:jc w:val="both"/>
+              <w:spacing w:line="360" w:lineRule="auto"/>
+              <w:rPr>
+                <w:rFonts w:ascii="Times New Roman" w:hAnsi="Times New Roman" w:cs="Times New Roman"/>
+                <w:sz w:val="22"/>
+                <w:szCs w:val="22"/>
+              </w:rPr>
             </w:pPr>
             <w:r>
               <w:rPr>
-                <w:rFonts w:ascii="Calibri" w:hAnsi="Calibri"/>
+                <w:rFonts w:ascii="Times New Roman" w:hAnsi="Times New Roman" w:cs="Times New Roman"/>
                 <w:b/>
                 <w:color w:val="FFFFFF"/>
-                <w:sz w:val="19"/>
+                <w:sz w:val="22"/>
+                <w:szCs w:val="22"/>
               </w:rPr>
               <w:t>Current EV/EBITDA</w:t>
             </w:r>
@@ -3050,14 +4264,21 @@
           </w:tcPr>
           <w:p>
             <w:pPr>
-              <w:jc w:val="center"/>
+              <w:jc w:val="both"/>
+              <w:spacing w:line="360" w:lineRule="auto"/>
+              <w:rPr>
+                <w:rFonts w:ascii="Times New Roman" w:hAnsi="Times New Roman" w:cs="Times New Roman"/>
+                <w:sz w:val="22"/>
+                <w:szCs w:val="22"/>
+              </w:rPr>
             </w:pPr>
             <w:r>
               <w:rPr>
-                <w:rFonts w:ascii="Calibri" w:hAnsi="Calibri"/>
+                <w:rFonts w:ascii="Times New Roman" w:hAnsi="Times New Roman" w:cs="Times New Roman"/>
                 <w:b/>
                 <w:color w:val="FFFFFF"/>
-                <w:sz w:val="19"/>
+                <w:sz w:val="22"/>
+                <w:szCs w:val="22"/>
               </w:rPr>
               <w:t>5yr Average</w:t>
             </w:r>
@@ -3070,14 +4291,21 @@
           </w:tcPr>
           <w:p>
             <w:pPr>
-              <w:jc w:val="center"/>
+              <w:jc w:val="both"/>
+              <w:spacing w:line="360" w:lineRule="auto"/>
+              <w:rPr>
+                <w:rFonts w:ascii="Times New Roman" w:hAnsi="Times New Roman" w:cs="Times New Roman"/>
+                <w:sz w:val="22"/>
+                <w:szCs w:val="22"/>
+              </w:rPr>
             </w:pPr>
             <w:r>
               <w:rPr>
-                <w:rFonts w:ascii="Calibri" w:hAnsi="Calibri"/>
+                <w:rFonts w:ascii="Times New Roman" w:hAnsi="Times New Roman" w:cs="Times New Roman"/>
                 <w:b/>
                 <w:color w:val="FFFFFF"/>
-                <w:sz w:val="19"/>
+                <w:sz w:val="22"/>
+                <w:szCs w:val="22"/>
               </w:rPr>
               <w:t>Discount</w:t>
             </w:r>
@@ -3090,14 +4318,21 @@
           </w:tcPr>
           <w:p>
             <w:pPr>
-              <w:jc w:val="center"/>
+              <w:jc w:val="both"/>
+              <w:spacing w:line="360" w:lineRule="auto"/>
+              <w:rPr>
+                <w:rFonts w:ascii="Times New Roman" w:hAnsi="Times New Roman" w:cs="Times New Roman"/>
+                <w:sz w:val="22"/>
+                <w:szCs w:val="22"/>
+              </w:rPr>
             </w:pPr>
             <w:r>
               <w:rPr>
-                <w:rFonts w:ascii="Calibri" w:hAnsi="Calibri"/>
+                <w:rFonts w:ascii="Times New Roman" w:hAnsi="Times New Roman" w:cs="Times New Roman"/>
                 <w:b/>
                 <w:color w:val="FFFFFF"/>
-                <w:sz w:val="19"/>
+                <w:sz w:val="22"/>
+                <w:szCs w:val="22"/>
               </w:rPr>
               <w:t>At $5.50/lb Cu</w:t>
             </w:r>
@@ -3112,12 +4347,19 @@
           </w:tcPr>
           <w:p>
             <w:pPr>
-              <w:jc w:val="center"/>
+              <w:jc w:val="both"/>
+              <w:spacing w:line="360" w:lineRule="auto"/>
+              <w:rPr>
+                <w:rFonts w:ascii="Times New Roman" w:hAnsi="Times New Roman" w:cs="Times New Roman"/>
+                <w:sz w:val="22"/>
+                <w:szCs w:val="22"/>
+              </w:rPr>
             </w:pPr>
             <w:r>
               <w:rPr>
-                <w:rFonts w:ascii="Calibri" w:hAnsi="Calibri"/>
-                <w:sz w:val="19"/>
+                <w:rFonts w:ascii="Times New Roman" w:hAnsi="Times New Roman" w:cs="Times New Roman"/>
+                <w:sz w:val="22"/>
+                <w:szCs w:val="22"/>
               </w:rPr>
               <w:t>Freeport-McMoRan</w:t>
             </w:r>
@@ -3130,12 +4372,19 @@
           </w:tcPr>
           <w:p>
             <w:pPr>
-              <w:jc w:val="center"/>
+              <w:jc w:val="both"/>
+              <w:spacing w:line="360" w:lineRule="auto"/>
+              <w:rPr>
+                <w:rFonts w:ascii="Times New Roman" w:hAnsi="Times New Roman" w:cs="Times New Roman"/>
+                <w:sz w:val="22"/>
+                <w:szCs w:val="22"/>
+              </w:rPr>
             </w:pPr>
             <w:r>
               <w:rPr>
-                <w:rFonts w:ascii="Calibri" w:hAnsi="Calibri"/>
-                <w:sz w:val="19"/>
+                <w:rFonts w:ascii="Times New Roman" w:hAnsi="Times New Roman" w:cs="Times New Roman"/>
+                <w:sz w:val="22"/>
+                <w:szCs w:val="22"/>
               </w:rPr>
               <w:t>FCX</w:t>
             </w:r>
@@ -3148,12 +4397,19 @@
           </w:tcPr>
           <w:p>
             <w:pPr>
-              <w:jc w:val="center"/>
+              <w:jc w:val="both"/>
+              <w:spacing w:line="360" w:lineRule="auto"/>
+              <w:rPr>
+                <w:rFonts w:ascii="Times New Roman" w:hAnsi="Times New Roman" w:cs="Times New Roman"/>
+                <w:sz w:val="22"/>
+                <w:szCs w:val="22"/>
+              </w:rPr>
             </w:pPr>
             <w:r>
               <w:rPr>
-                <w:rFonts w:ascii="Calibri" w:hAnsi="Calibri"/>
-                <w:sz w:val="19"/>
+                <w:rFonts w:ascii="Times New Roman" w:hAnsi="Times New Roman" w:cs="Times New Roman"/>
+                <w:sz w:val="22"/>
+                <w:szCs w:val="22"/>
               </w:rPr>
               <w:t>9.1x</w:t>
             </w:r>
@@ -3166,12 +4422,19 @@
           </w:tcPr>
           <w:p>
             <w:pPr>
-              <w:jc w:val="center"/>
+              <w:jc w:val="both"/>
+              <w:spacing w:line="360" w:lineRule="auto"/>
+              <w:rPr>
+                <w:rFonts w:ascii="Times New Roman" w:hAnsi="Times New Roman" w:cs="Times New Roman"/>
+                <w:sz w:val="22"/>
+                <w:szCs w:val="22"/>
+              </w:rPr>
             </w:pPr>
             <w:r>
               <w:rPr>
-                <w:rFonts w:ascii="Calibri" w:hAnsi="Calibri"/>
-                <w:sz w:val="19"/>
+                <w:rFonts w:ascii="Times New Roman" w:hAnsi="Times New Roman" w:cs="Times New Roman"/>
+                <w:sz w:val="22"/>
+                <w:szCs w:val="22"/>
               </w:rPr>
               <w:t>12.3x</w:t>
             </w:r>
@@ -3184,12 +4447,19 @@
           </w:tcPr>
           <w:p>
             <w:pPr>
-              <w:jc w:val="center"/>
+              <w:jc w:val="both"/>
+              <w:spacing w:line="360" w:lineRule="auto"/>
+              <w:rPr>
+                <w:rFonts w:ascii="Times New Roman" w:hAnsi="Times New Roman" w:cs="Times New Roman"/>
+                <w:sz w:val="22"/>
+                <w:szCs w:val="22"/>
+              </w:rPr>
             </w:pPr>
             <w:r>
               <w:rPr>
-                <w:rFonts w:ascii="Calibri" w:hAnsi="Calibri"/>
-                <w:sz w:val="19"/>
+                <w:rFonts w:ascii="Times New Roman" w:hAnsi="Times New Roman" w:cs="Times New Roman"/>
+                <w:sz w:val="22"/>
+                <w:szCs w:val="22"/>
               </w:rPr>
               <w:t>-26%</w:t>
             </w:r>
@@ -3202,12 +4472,19 @@
           </w:tcPr>
           <w:p>
             <w:pPr>
-              <w:jc w:val="center"/>
+              <w:jc w:val="both"/>
+              <w:spacing w:line="360" w:lineRule="auto"/>
+              <w:rPr>
+                <w:rFonts w:ascii="Times New Roman" w:hAnsi="Times New Roman" w:cs="Times New Roman"/>
+                <w:sz w:val="22"/>
+                <w:szCs w:val="22"/>
+              </w:rPr>
             </w:pPr>
             <w:r>
               <w:rPr>
-                <w:rFonts w:ascii="Calibri" w:hAnsi="Calibri"/>
-                <w:sz w:val="19"/>
+                <w:rFonts w:ascii="Times New Roman" w:hAnsi="Times New Roman" w:cs="Times New Roman"/>
+                <w:sz w:val="22"/>
+                <w:szCs w:val="22"/>
               </w:rPr>
               <w:t>~11.5x</w:t>
             </w:r>
@@ -3222,12 +4499,19 @@
           </w:tcPr>
           <w:p>
             <w:pPr>
-              <w:jc w:val="center"/>
+              <w:jc w:val="both"/>
+              <w:spacing w:line="360" w:lineRule="auto"/>
+              <w:rPr>
+                <w:rFonts w:ascii="Times New Roman" w:hAnsi="Times New Roman" w:cs="Times New Roman"/>
+                <w:sz w:val="22"/>
+                <w:szCs w:val="22"/>
+              </w:rPr>
             </w:pPr>
             <w:r>
               <w:rPr>
-                <w:rFonts w:ascii="Calibri" w:hAnsi="Calibri"/>
-                <w:sz w:val="19"/>
+                <w:rFonts w:ascii="Times New Roman" w:hAnsi="Times New Roman" w:cs="Times New Roman"/>
+                <w:sz w:val="22"/>
+                <w:szCs w:val="22"/>
               </w:rPr>
               <w:t>Southern Copper</w:t>
             </w:r>
@@ -3240,12 +4524,19 @@
           </w:tcPr>
           <w:p>
             <w:pPr>
-              <w:jc w:val="center"/>
+              <w:jc w:val="both"/>
+              <w:spacing w:line="360" w:lineRule="auto"/>
+              <w:rPr>
+                <w:rFonts w:ascii="Times New Roman" w:hAnsi="Times New Roman" w:cs="Times New Roman"/>
+                <w:sz w:val="22"/>
+                <w:szCs w:val="22"/>
+              </w:rPr>
             </w:pPr>
             <w:r>
               <w:rPr>
-                <w:rFonts w:ascii="Calibri" w:hAnsi="Calibri"/>
-                <w:sz w:val="19"/>
+                <w:rFonts w:ascii="Times New Roman" w:hAnsi="Times New Roman" w:cs="Times New Roman"/>
+                <w:sz w:val="22"/>
+                <w:szCs w:val="22"/>
               </w:rPr>
               <w:t>SCCO</w:t>
             </w:r>
@@ -3258,12 +4549,19 @@
           </w:tcPr>
           <w:p>
             <w:pPr>
-              <w:jc w:val="center"/>
+              <w:jc w:val="both"/>
+              <w:spacing w:line="360" w:lineRule="auto"/>
+              <w:rPr>
+                <w:rFonts w:ascii="Times New Roman" w:hAnsi="Times New Roman" w:cs="Times New Roman"/>
+                <w:sz w:val="22"/>
+                <w:szCs w:val="22"/>
+              </w:rPr>
             </w:pPr>
             <w:r>
               <w:rPr>
-                <w:rFonts w:ascii="Calibri" w:hAnsi="Calibri"/>
-                <w:sz w:val="19"/>
+                <w:rFonts w:ascii="Times New Roman" w:hAnsi="Times New Roman" w:cs="Times New Roman"/>
+                <w:sz w:val="22"/>
+                <w:szCs w:val="22"/>
               </w:rPr>
               <w:t>11.8x</w:t>
             </w:r>
@@ -3276,12 +4574,19 @@
           </w:tcPr>
           <w:p>
             <w:pPr>
-              <w:jc w:val="center"/>
+              <w:jc w:val="both"/>
+              <w:spacing w:line="360" w:lineRule="auto"/>
+              <w:rPr>
+                <w:rFonts w:ascii="Times New Roman" w:hAnsi="Times New Roman" w:cs="Times New Roman"/>
+                <w:sz w:val="22"/>
+                <w:szCs w:val="22"/>
+              </w:rPr>
             </w:pPr>
             <w:r>
               <w:rPr>
-                <w:rFonts w:ascii="Calibri" w:hAnsi="Calibri"/>
-                <w:sz w:val="19"/>
+                <w:rFonts w:ascii="Times New Roman" w:hAnsi="Times New Roman" w:cs="Times New Roman"/>
+                <w:sz w:val="22"/>
+                <w:szCs w:val="22"/>
               </w:rPr>
               <w:t>14.8x</w:t>
             </w:r>
@@ -3294,12 +4599,19 @@
           </w:tcPr>
           <w:p>
             <w:pPr>
-              <w:jc w:val="center"/>
+              <w:jc w:val="both"/>
+              <w:spacing w:line="360" w:lineRule="auto"/>
+              <w:rPr>
+                <w:rFonts w:ascii="Times New Roman" w:hAnsi="Times New Roman" w:cs="Times New Roman"/>
+                <w:sz w:val="22"/>
+                <w:szCs w:val="22"/>
+              </w:rPr>
             </w:pPr>
             <w:r>
               <w:rPr>
-                <w:rFonts w:ascii="Calibri" w:hAnsi="Calibri"/>
-                <w:sz w:val="19"/>
+                <w:rFonts w:ascii="Times New Roman" w:hAnsi="Times New Roman" w:cs="Times New Roman"/>
+                <w:sz w:val="22"/>
+                <w:szCs w:val="22"/>
               </w:rPr>
               <w:t>-20%</w:t>
             </w:r>
@@ -3312,12 +4624,19 @@
           </w:tcPr>
           <w:p>
             <w:pPr>
-              <w:jc w:val="center"/>
+              <w:jc w:val="both"/>
+              <w:spacing w:line="360" w:lineRule="auto"/>
+              <w:rPr>
+                <w:rFonts w:ascii="Times New Roman" w:hAnsi="Times New Roman" w:cs="Times New Roman"/>
+                <w:sz w:val="22"/>
+                <w:szCs w:val="22"/>
+              </w:rPr>
             </w:pPr>
             <w:r>
               <w:rPr>
-                <w:rFonts w:ascii="Calibri" w:hAnsi="Calibri"/>
-                <w:sz w:val="19"/>
+                <w:rFonts w:ascii="Times New Roman" w:hAnsi="Times New Roman" w:cs="Times New Roman"/>
+                <w:sz w:val="22"/>
+                <w:szCs w:val="22"/>
               </w:rPr>
               <w:t>~14.2x</w:t>
             </w:r>
@@ -3332,12 +4651,19 @@
           </w:tcPr>
           <w:p>
             <w:pPr>
-              <w:jc w:val="center"/>
+              <w:jc w:val="both"/>
+              <w:spacing w:line="360" w:lineRule="auto"/>
+              <w:rPr>
+                <w:rFonts w:ascii="Times New Roman" w:hAnsi="Times New Roman" w:cs="Times New Roman"/>
+                <w:sz w:val="22"/>
+                <w:szCs w:val="22"/>
+              </w:rPr>
             </w:pPr>
             <w:r>
               <w:rPr>
-                <w:rFonts w:ascii="Calibri" w:hAnsi="Calibri"/>
-                <w:sz w:val="19"/>
+                <w:rFonts w:ascii="Times New Roman" w:hAnsi="Times New Roman" w:cs="Times New Roman"/>
+                <w:sz w:val="22"/>
+                <w:szCs w:val="22"/>
               </w:rPr>
               <w:t>BHP</w:t>
             </w:r>
@@ -3350,12 +4676,19 @@
           </w:tcPr>
           <w:p>
             <w:pPr>
-              <w:jc w:val="center"/>
+              <w:jc w:val="both"/>
+              <w:spacing w:line="360" w:lineRule="auto"/>
+              <w:rPr>
+                <w:rFonts w:ascii="Times New Roman" w:hAnsi="Times New Roman" w:cs="Times New Roman"/>
+                <w:sz w:val="22"/>
+                <w:szCs w:val="22"/>
+              </w:rPr>
             </w:pPr>
             <w:r>
               <w:rPr>
-                <w:rFonts w:ascii="Calibri" w:hAnsi="Calibri"/>
-                <w:sz w:val="19"/>
+                <w:rFonts w:ascii="Times New Roman" w:hAnsi="Times New Roman" w:cs="Times New Roman"/>
+                <w:sz w:val="22"/>
+                <w:szCs w:val="22"/>
               </w:rPr>
               <w:t>BHP</w:t>
             </w:r>
@@ -3368,12 +4701,19 @@
           </w:tcPr>
           <w:p>
             <w:pPr>
-              <w:jc w:val="center"/>
+              <w:jc w:val="both"/>
+              <w:spacing w:line="360" w:lineRule="auto"/>
+              <w:rPr>
+                <w:rFonts w:ascii="Times New Roman" w:hAnsi="Times New Roman" w:cs="Times New Roman"/>
+                <w:sz w:val="22"/>
+                <w:szCs w:val="22"/>
+              </w:rPr>
             </w:pPr>
             <w:r>
               <w:rPr>
-                <w:rFonts w:ascii="Calibri" w:hAnsi="Calibri"/>
-                <w:sz w:val="19"/>
+                <w:rFonts w:ascii="Times New Roman" w:hAnsi="Times New Roman" w:cs="Times New Roman"/>
+                <w:sz w:val="22"/>
+                <w:szCs w:val="22"/>
               </w:rPr>
               <w:t>5.8x</w:t>
             </w:r>
@@ -3386,12 +4726,19 @@
           </w:tcPr>
           <w:p>
             <w:pPr>
-              <w:jc w:val="center"/>
+              <w:jc w:val="both"/>
+              <w:spacing w:line="360" w:lineRule="auto"/>
+              <w:rPr>
+                <w:rFonts w:ascii="Times New Roman" w:hAnsi="Times New Roman" w:cs="Times New Roman"/>
+                <w:sz w:val="22"/>
+                <w:szCs w:val="22"/>
+              </w:rPr>
             </w:pPr>
             <w:r>
               <w:rPr>
-                <w:rFonts w:ascii="Calibri" w:hAnsi="Calibri"/>
-                <w:sz w:val="19"/>
+                <w:rFonts w:ascii="Times New Roman" w:hAnsi="Times New Roman" w:cs="Times New Roman"/>
+                <w:sz w:val="22"/>
+                <w:szCs w:val="22"/>
               </w:rPr>
               <w:t>7.4x</w:t>
             </w:r>
@@ -3404,12 +4751,19 @@
           </w:tcPr>
           <w:p>
             <w:pPr>
-              <w:jc w:val="center"/>
+              <w:jc w:val="both"/>
+              <w:spacing w:line="360" w:lineRule="auto"/>
+              <w:rPr>
+                <w:rFonts w:ascii="Times New Roman" w:hAnsi="Times New Roman" w:cs="Times New Roman"/>
+                <w:sz w:val="22"/>
+                <w:szCs w:val="22"/>
+              </w:rPr>
             </w:pPr>
             <w:r>
               <w:rPr>
-                <w:rFonts w:ascii="Calibri" w:hAnsi="Calibri"/>
-                <w:sz w:val="19"/>
+                <w:rFonts w:ascii="Times New Roman" w:hAnsi="Times New Roman" w:cs="Times New Roman"/>
+                <w:sz w:val="22"/>
+                <w:szCs w:val="22"/>
               </w:rPr>
               <w:t>-22%</w:t>
             </w:r>
@@ -3422,12 +4776,19 @@
           </w:tcPr>
           <w:p>
             <w:pPr>
-              <w:jc w:val="center"/>
+              <w:jc w:val="both"/>
+              <w:spacing w:line="360" w:lineRule="auto"/>
+              <w:rPr>
+                <w:rFonts w:ascii="Times New Roman" w:hAnsi="Times New Roman" w:cs="Times New Roman"/>
+                <w:sz w:val="22"/>
+                <w:szCs w:val="22"/>
+              </w:rPr>
             </w:pPr>
             <w:r>
               <w:rPr>
-                <w:rFonts w:ascii="Calibri" w:hAnsi="Calibri"/>
-                <w:sz w:val="19"/>
+                <w:rFonts w:ascii="Times New Roman" w:hAnsi="Times New Roman" w:cs="Times New Roman"/>
+                <w:sz w:val="22"/>
+                <w:szCs w:val="22"/>
               </w:rPr>
               <w:t>~7.0x</w:t>
             </w:r>
@@ -3442,12 +4803,19 @@
           </w:tcPr>
           <w:p>
             <w:pPr>
-              <w:jc w:val="center"/>
+              <w:jc w:val="both"/>
+              <w:spacing w:line="360" w:lineRule="auto"/>
+              <w:rPr>
+                <w:rFonts w:ascii="Times New Roman" w:hAnsi="Times New Roman" w:cs="Times New Roman"/>
+                <w:sz w:val="22"/>
+                <w:szCs w:val="22"/>
+              </w:rPr>
             </w:pPr>
             <w:r>
               <w:rPr>
-                <w:rFonts w:ascii="Calibri" w:hAnsi="Calibri"/>
-                <w:sz w:val="19"/>
+                <w:rFonts w:ascii="Times New Roman" w:hAnsi="Times New Roman" w:cs="Times New Roman"/>
+                <w:sz w:val="22"/>
+                <w:szCs w:val="22"/>
               </w:rPr>
               <w:t>Antofagasta</w:t>
             </w:r>
@@ -3460,12 +4828,19 @@
           </w:tcPr>
           <w:p>
             <w:pPr>
-              <w:jc w:val="center"/>
+              <w:jc w:val="both"/>
+              <w:spacing w:line="360" w:lineRule="auto"/>
+              <w:rPr>
+                <w:rFonts w:ascii="Times New Roman" w:hAnsi="Times New Roman" w:cs="Times New Roman"/>
+                <w:sz w:val="22"/>
+                <w:szCs w:val="22"/>
+              </w:rPr>
             </w:pPr>
             <w:r>
               <w:rPr>
-                <w:rFonts w:ascii="Calibri" w:hAnsi="Calibri"/>
-                <w:sz w:val="19"/>
+                <w:rFonts w:ascii="Times New Roman" w:hAnsi="Times New Roman" w:cs="Times New Roman"/>
+                <w:sz w:val="22"/>
+                <w:szCs w:val="22"/>
               </w:rPr>
               <w:t>ANTO</w:t>
             </w:r>
@@ -3478,12 +4853,19 @@
           </w:tcPr>
           <w:p>
             <w:pPr>
-              <w:jc w:val="center"/>
+              <w:jc w:val="both"/>
+              <w:spacing w:line="360" w:lineRule="auto"/>
+              <w:rPr>
+                <w:rFonts w:ascii="Times New Roman" w:hAnsi="Times New Roman" w:cs="Times New Roman"/>
+                <w:sz w:val="22"/>
+                <w:szCs w:val="22"/>
+              </w:rPr>
             </w:pPr>
             <w:r>
               <w:rPr>
-                <w:rFonts w:ascii="Calibri" w:hAnsi="Calibri"/>
-                <w:sz w:val="19"/>
+                <w:rFonts w:ascii="Times New Roman" w:hAnsi="Times New Roman" w:cs="Times New Roman"/>
+                <w:sz w:val="22"/>
+                <w:szCs w:val="22"/>
               </w:rPr>
               <w:t>7.1x</w:t>
             </w:r>
@@ -3496,12 +4878,19 @@
           </w:tcPr>
           <w:p>
             <w:pPr>
-              <w:jc w:val="center"/>
+              <w:jc w:val="both"/>
+              <w:spacing w:line="360" w:lineRule="auto"/>
+              <w:rPr>
+                <w:rFonts w:ascii="Times New Roman" w:hAnsi="Times New Roman" w:cs="Times New Roman"/>
+                <w:sz w:val="22"/>
+                <w:szCs w:val="22"/>
+              </w:rPr>
             </w:pPr>
             <w:r>
               <w:rPr>
-                <w:rFonts w:ascii="Calibri" w:hAnsi="Calibri"/>
-                <w:sz w:val="19"/>
+                <w:rFonts w:ascii="Times New Roman" w:hAnsi="Times New Roman" w:cs="Times New Roman"/>
+                <w:sz w:val="22"/>
+                <w:szCs w:val="22"/>
               </w:rPr>
               <w:t>8.9x</w:t>
             </w:r>
@@ -3514,12 +4903,19 @@
           </w:tcPr>
           <w:p>
             <w:pPr>
-              <w:jc w:val="center"/>
+              <w:jc w:val="both"/>
+              <w:spacing w:line="360" w:lineRule="auto"/>
+              <w:rPr>
+                <w:rFonts w:ascii="Times New Roman" w:hAnsi="Times New Roman" w:cs="Times New Roman"/>
+                <w:sz w:val="22"/>
+                <w:szCs w:val="22"/>
+              </w:rPr>
             </w:pPr>
             <w:r>
               <w:rPr>
-                <w:rFonts w:ascii="Calibri" w:hAnsi="Calibri"/>
-                <w:sz w:val="19"/>
+                <w:rFonts w:ascii="Times New Roman" w:hAnsi="Times New Roman" w:cs="Times New Roman"/>
+                <w:sz w:val="22"/>
+                <w:szCs w:val="22"/>
               </w:rPr>
               <w:t>-20%</w:t>
             </w:r>
@@ -3532,12 +4928,19 @@
           </w:tcPr>
           <w:p>
             <w:pPr>
-              <w:jc w:val="center"/>
+              <w:jc w:val="both"/>
+              <w:spacing w:line="360" w:lineRule="auto"/>
+              <w:rPr>
+                <w:rFonts w:ascii="Times New Roman" w:hAnsi="Times New Roman" w:cs="Times New Roman"/>
+                <w:sz w:val="22"/>
+                <w:szCs w:val="22"/>
+              </w:rPr>
             </w:pPr>
             <w:r>
               <w:rPr>
-                <w:rFonts w:ascii="Calibri" w:hAnsi="Calibri"/>
-                <w:sz w:val="19"/>
+                <w:rFonts w:ascii="Times New Roman" w:hAnsi="Times New Roman" w:cs="Times New Roman"/>
+                <w:sz w:val="22"/>
+                <w:szCs w:val="22"/>
               </w:rPr>
               <w:t>~8.5x</w:t>
             </w:r>
@@ -3545,44 +4948,75 @@
         </w:tc>
       </w:tr>
     </w:tbl>
-    <w:p/>
     <w:p>
       <w:pPr>
-        <w:spacing w:before="0" w:after="80"/>
+        <w:jc w:val="both"/>
+        <w:spacing w:line="360" w:lineRule="auto"/>
+        <w:rPr>
+          <w:rFonts w:ascii="Times New Roman" w:hAnsi="Times New Roman" w:cs="Times New Roman"/>
+          <w:sz w:val="22"/>
+          <w:szCs w:val="22"/>
+        </w:rPr>
+      </w:pPr>
+    </w:p>
+    <w:p>
+      <w:pPr>
+        <w:spacing w:before="0" w:after="80" w:line="360" w:lineRule="auto"/>
+        <w:jc w:val="both"/>
+        <w:rPr>
+          <w:rFonts w:ascii="Times New Roman" w:hAnsi="Times New Roman" w:cs="Times New Roman"/>
+          <w:sz w:val="22"/>
+          <w:szCs w:val="22"/>
+        </w:rPr>
       </w:pPr>
       <w:r>
         <w:rPr>
-          <w:rFonts w:ascii="Calibri" w:hAnsi="Calibri"/>
+          <w:rFonts w:ascii="Times New Roman" w:hAnsi="Times New Roman" w:cs="Times New Roman"/>
           <w:i w:val="0"/>
-          <w:sz w:val="20"/>
+          <w:sz w:val="22"/>
+          <w:szCs w:val="22"/>
         </w:rPr>
         <w:t>Miner EV/EBITDA sensitivity to copper price: each $0.50/lb increase in copper price increases blended sector EV/EBITDA by approximately 1.5-2.0x turns at current production costs. At $5.50/lb (Goldman Sachs 12-month target), most miners trade at or below 5-year averages on a spot basis, implying continued upside from the current discount.</w:t>
       </w:r>
     </w:p>
     <w:p>
       <w:pPr>
-        <w:spacing w:before="120" w:after="40"/>
+        <w:spacing w:before="120" w:after="40" w:line="360" w:lineRule="auto"/>
+        <w:jc w:val="both"/>
+        <w:rPr>
+          <w:rFonts w:ascii="Times New Roman" w:hAnsi="Times New Roman" w:cs="Times New Roman"/>
+          <w:sz w:val="22"/>
+          <w:szCs w:val="22"/>
+        </w:rPr>
       </w:pPr>
       <w:r>
         <w:rPr>
-          <w:rFonts w:ascii="Calibri" w:hAnsi="Calibri"/>
+          <w:rFonts w:ascii="Times New Roman" w:hAnsi="Times New Roman" w:cs="Times New Roman"/>
           <w:b/>
           <w:color w:val="1B4F72"/>
           <w:sz w:val="22"/>
+          <w:szCs w:val="22"/>
         </w:rPr>
         <w:t>4. OLS: DXY vs Copper Price ($/t), 2010-2024</w:t>
       </w:r>
     </w:p>
     <w:p>
       <w:pPr>
-        <w:spacing w:before="40" w:after="120"/>
+        <w:spacing w:before="40" w:after="120" w:line="360" w:lineRule="auto"/>
         <w:ind w:left="432"/>
+        <w:jc w:val="both"/>
+        <w:rPr>
+          <w:rFonts w:ascii="Times New Roman" w:hAnsi="Times New Roman" w:cs="Times New Roman"/>
+          <w:sz w:val="22"/>
+          <w:szCs w:val="22"/>
+        </w:rPr>
       </w:pPr>
       <w:r>
         <w:rPr>
-          <w:rFonts w:ascii="Courier New" w:hAnsi="Courier New"/>
+          <w:rFonts w:ascii="Times New Roman" w:hAnsi="Times New Roman" w:cs="Times New Roman"/>
           <w:color w:val="1E1E1E"/>
-          <w:sz w:val="18"/>
+          <w:sz w:val="22"/>
+          <w:szCs w:val="22"/>
         </w:rPr>
         <w:t xml:space="preserve">                       OLS Regression Results</w:t>
         <w:br/>
@@ -3613,39 +5047,64 @@
     </w:p>
     <w:p>
       <w:pPr>
-        <w:spacing w:before="0" w:after="80"/>
+        <w:spacing w:before="0" w:after="80" w:line="360" w:lineRule="auto"/>
+        <w:jc w:val="both"/>
+        <w:rPr>
+          <w:rFonts w:ascii="Times New Roman" w:hAnsi="Times New Roman" w:cs="Times New Roman"/>
+          <w:sz w:val="22"/>
+          <w:szCs w:val="22"/>
+        </w:rPr>
       </w:pPr>
       <w:r>
         <w:rPr>
-          <w:rFonts w:ascii="Calibri" w:hAnsi="Calibri"/>
+          <w:rFonts w:ascii="Times New Roman" w:hAnsi="Times New Roman" w:cs="Times New Roman"/>
           <w:i w:val="0"/>
-          <w:sz w:val="20"/>
+          <w:sz w:val="22"/>
+          <w:szCs w:val="22"/>
         </w:rPr>
         <w:t>The weak OLS from DXY levels is consistent with academic literature: copper is more sensitive to marginal changes in USD direction and EM demand conditions than to absolute DXY levels. The deficit model is the primary analytical foundation here, not the DXY regression.</w:t>
       </w:r>
     </w:p>
     <w:p>
       <w:pPr>
-        <w:spacing w:before="240" w:after="80"/>
+        <w:spacing w:before="240" w:after="80" w:line="360" w:lineRule="auto"/>
         <w:pBdr>
           <w:bottom w:val="single" w:sz="4" w:color="2E86AB"/>
         </w:pBdr>
+        <w:jc w:val="both"/>
+        <w:rPr>
+          <w:rFonts w:ascii="Times New Roman" w:hAnsi="Times New Roman" w:cs="Times New Roman"/>
+          <w:sz w:val="22"/>
+          <w:szCs w:val="22"/>
+        </w:rPr>
       </w:pPr>
       <w:r>
         <w:rPr>
-          <w:rFonts w:ascii="Calibri" w:hAnsi="Calibri"/>
+          <w:rFonts w:ascii="Times New Roman" w:hAnsi="Times New Roman" w:cs="Times New Roman"/>
           <w:b/>
           <w:color w:val="0D1B2A"/>
-          <w:sz w:val="24"/>
+          <w:sz w:val="22"/>
+          <w:szCs w:val="22"/>
         </w:rPr>
         <w:t>Charts &amp; Visual Analysis</w:t>
       </w:r>
     </w:p>
     <w:p>
       <w:pPr>
-        <w:jc w:val="center"/>
+        <w:jc w:val="both"/>
+        <w:spacing w:line="360" w:lineRule="auto"/>
+        <w:rPr>
+          <w:rFonts w:ascii="Times New Roman" w:hAnsi="Times New Roman" w:cs="Times New Roman"/>
+          <w:sz w:val="22"/>
+          <w:szCs w:val="22"/>
+        </w:rPr>
       </w:pPr>
       <w:r>
+        <w:rPr>
+          <w:rFonts w:ascii="Times New Roman" w:hAnsi="Times New Roman" w:cs="Times New Roman"/>
+          <w:sz w:val="22"/>
+          <w:szCs w:val="22"/>
+        </w:rPr>
         <w:drawing>
           <wp:inline xmlns:a="http://schemas.openxmlformats.org/drawingml/2006/main" xmlns:pic="http://schemas.openxmlformats.org/drawingml/2006/picture">
             <wp:extent cx="5669280" cy="2742456"/>
@@ -3682,23 +5141,52 @@
     </w:p>
     <w:p>
       <w:pPr>
-        <w:jc w:val="center"/>
+        <w:jc w:val="both"/>
+        <w:spacing w:line="360" w:lineRule="auto"/>
+        <w:rPr>
+          <w:rFonts w:ascii="Times New Roman" w:hAnsi="Times New Roman" w:cs="Times New Roman"/>
+          <w:sz w:val="22"/>
+          <w:szCs w:val="22"/>
+        </w:rPr>
       </w:pPr>
       <w:r>
         <w:rPr>
           <w:i/>
           <w:color w:val="444444"/>
-          <w:sz w:val="15"/>
+          <w:sz w:val="22"/>
+          <w:rFonts w:ascii="Times New Roman" w:hAnsi="Times New Roman" w:cs="Times New Roman"/>
+          <w:szCs w:val="22"/>
         </w:rPr>
         <w:t>Figure 1: Copper Global Supply-Demand Balance (2015-2032)   |   Data: tab 'Supply_Demand' in memo-03-copper-data.xlsx   |   Generation code: Audit_Log tab in memo-03-copper-data.xlsx</w:t>
       </w:r>
     </w:p>
-    <w:p/>
     <w:p>
       <w:pPr>
-        <w:jc w:val="center"/>
+        <w:jc w:val="both"/>
+        <w:spacing w:line="360" w:lineRule="auto"/>
+        <w:rPr>
+          <w:rFonts w:ascii="Times New Roman" w:hAnsi="Times New Roman" w:cs="Times New Roman"/>
+          <w:sz w:val="22"/>
+          <w:szCs w:val="22"/>
+        </w:rPr>
+      </w:pPr>
+    </w:p>
+    <w:p>
+      <w:pPr>
+        <w:jc w:val="both"/>
+        <w:spacing w:line="360" w:lineRule="auto"/>
+        <w:rPr>
+          <w:rFonts w:ascii="Times New Roman" w:hAnsi="Times New Roman" w:cs="Times New Roman"/>
+          <w:sz w:val="22"/>
+          <w:szCs w:val="22"/>
+        </w:rPr>
       </w:pPr>
       <w:r>
+        <w:rPr>
+          <w:rFonts w:ascii="Times New Roman" w:hAnsi="Times New Roman" w:cs="Times New Roman"/>
+          <w:sz w:val="22"/>
+          <w:szCs w:val="22"/>
+        </w:rPr>
         <w:drawing>
           <wp:inline xmlns:a="http://schemas.openxmlformats.org/drawingml/2006/main" xmlns:pic="http://schemas.openxmlformats.org/drawingml/2006/picture">
             <wp:extent cx="5669280" cy="2732243"/>
@@ -3735,23 +5223,52 @@
     </w:p>
     <w:p>
       <w:pPr>
-        <w:jc w:val="center"/>
+        <w:jc w:val="both"/>
+        <w:spacing w:line="360" w:lineRule="auto"/>
+        <w:rPr>
+          <w:rFonts w:ascii="Times New Roman" w:hAnsi="Times New Roman" w:cs="Times New Roman"/>
+          <w:sz w:val="22"/>
+          <w:szCs w:val="22"/>
+        </w:rPr>
       </w:pPr>
       <w:r>
         <w:rPr>
           <w:i/>
           <w:color w:val="444444"/>
-          <w:sz w:val="15"/>
+          <w:sz w:val="22"/>
+          <w:rFonts w:ascii="Times New Roman" w:hAnsi="Times New Roman" w:cs="Times New Roman"/>
+          <w:szCs w:val="22"/>
         </w:rPr>
         <w:t>Figure 2: Annual Copper Surplus/(Deficit) — Base Case   |   Data: tab 'Supply_Demand' in memo-03-copper-data.xlsx   |   Generation code: Audit_Log tab in memo-03-copper-data.xlsx</w:t>
       </w:r>
     </w:p>
-    <w:p/>
     <w:p>
       <w:pPr>
-        <w:jc w:val="center"/>
+        <w:jc w:val="both"/>
+        <w:spacing w:line="360" w:lineRule="auto"/>
+        <w:rPr>
+          <w:rFonts w:ascii="Times New Roman" w:hAnsi="Times New Roman" w:cs="Times New Roman"/>
+          <w:sz w:val="22"/>
+          <w:szCs w:val="22"/>
+        </w:rPr>
+      </w:pPr>
+    </w:p>
+    <w:p>
+      <w:pPr>
+        <w:jc w:val="both"/>
+        <w:spacing w:line="360" w:lineRule="auto"/>
+        <w:rPr>
+          <w:rFonts w:ascii="Times New Roman" w:hAnsi="Times New Roman" w:cs="Times New Roman"/>
+          <w:sz w:val="22"/>
+          <w:szCs w:val="22"/>
+        </w:rPr>
       </w:pPr>
       <w:r>
+        <w:rPr>
+          <w:rFonts w:ascii="Times New Roman" w:hAnsi="Times New Roman" w:cs="Times New Roman"/>
+          <w:sz w:val="22"/>
+          <w:szCs w:val="22"/>
+        </w:rPr>
         <w:drawing>
           <wp:inline xmlns:a="http://schemas.openxmlformats.org/drawingml/2006/main" xmlns:pic="http://schemas.openxmlformats.org/drawingml/2006/picture">
             <wp:extent cx="5669280" cy="1348889"/>
@@ -3788,23 +5305,52 @@
     </w:p>
     <w:p>
       <w:pPr>
-        <w:jc w:val="center"/>
+        <w:jc w:val="both"/>
+        <w:spacing w:line="360" w:lineRule="auto"/>
+        <w:rPr>
+          <w:rFonts w:ascii="Times New Roman" w:hAnsi="Times New Roman" w:cs="Times New Roman"/>
+          <w:sz w:val="22"/>
+          <w:szCs w:val="22"/>
+        </w:rPr>
       </w:pPr>
       <w:r>
         <w:rPr>
           <w:i/>
           <w:color w:val="444444"/>
-          <w:sz w:val="15"/>
+          <w:sz w:val="22"/>
+          <w:rFonts w:ascii="Times New Roman" w:hAnsi="Times New Roman" w:cs="Times New Roman"/>
+          <w:szCs w:val="22"/>
         </w:rPr>
         <w:t>Figure 3: Copper Demand Decomposition: Traditional / ET / AI   |   Data: tab 'Supply_Demand' in memo-03-copper-data.xlsx   |   Generation code: Audit_Log tab in memo-03-copper-data.xlsx</w:t>
       </w:r>
     </w:p>
-    <w:p/>
     <w:p>
       <w:pPr>
-        <w:jc w:val="center"/>
+        <w:jc w:val="both"/>
+        <w:spacing w:line="360" w:lineRule="auto"/>
+        <w:rPr>
+          <w:rFonts w:ascii="Times New Roman" w:hAnsi="Times New Roman" w:cs="Times New Roman"/>
+          <w:sz w:val="22"/>
+          <w:szCs w:val="22"/>
+        </w:rPr>
+      </w:pPr>
+    </w:p>
+    <w:p>
+      <w:pPr>
+        <w:jc w:val="both"/>
+        <w:spacing w:line="360" w:lineRule="auto"/>
+        <w:rPr>
+          <w:rFonts w:ascii="Times New Roman" w:hAnsi="Times New Roman" w:cs="Times New Roman"/>
+          <w:sz w:val="22"/>
+          <w:szCs w:val="22"/>
+        </w:rPr>
       </w:pPr>
       <w:r>
+        <w:rPr>
+          <w:rFonts w:ascii="Times New Roman" w:hAnsi="Times New Roman" w:cs="Times New Roman"/>
+          <w:sz w:val="22"/>
+          <w:szCs w:val="22"/>
+        </w:rPr>
         <w:drawing>
           <wp:inline xmlns:a="http://schemas.openxmlformats.org/drawingml/2006/main" xmlns:pic="http://schemas.openxmlformats.org/drawingml/2006/picture">
             <wp:extent cx="5669280" cy="3359800"/>
@@ -3841,23 +5387,52 @@
     </w:p>
     <w:p>
       <w:pPr>
-        <w:jc w:val="center"/>
+        <w:jc w:val="both"/>
+        <w:spacing w:line="360" w:lineRule="auto"/>
+        <w:rPr>
+          <w:rFonts w:ascii="Times New Roman" w:hAnsi="Times New Roman" w:cs="Times New Roman"/>
+          <w:sz w:val="22"/>
+          <w:szCs w:val="22"/>
+        </w:rPr>
       </w:pPr>
       <w:r>
         <w:rPr>
           <w:i/>
           <w:color w:val="444444"/>
-          <w:sz w:val="15"/>
+          <w:sz w:val="22"/>
+          <w:rFonts w:ascii="Times New Roman" w:hAnsi="Times New Roman" w:cs="Times New Roman"/>
+          <w:szCs w:val="22"/>
         </w:rPr>
         <w:t>Figure 4: Copper Miner EV/EBITDA: Current vs 5-Year Average   |   Data: tab 'Miner_Comps' in memo-03-copper-data.xlsx   |   Generation code: Audit_Log tab in memo-03-copper-data.xlsx</w:t>
       </w:r>
     </w:p>
-    <w:p/>
     <w:p>
       <w:pPr>
-        <w:jc w:val="center"/>
+        <w:jc w:val="both"/>
+        <w:spacing w:line="360" w:lineRule="auto"/>
+        <w:rPr>
+          <w:rFonts w:ascii="Times New Roman" w:hAnsi="Times New Roman" w:cs="Times New Roman"/>
+          <w:sz w:val="22"/>
+          <w:szCs w:val="22"/>
+        </w:rPr>
+      </w:pPr>
+    </w:p>
+    <w:p>
+      <w:pPr>
+        <w:jc w:val="both"/>
+        <w:spacing w:line="360" w:lineRule="auto"/>
+        <w:rPr>
+          <w:rFonts w:ascii="Times New Roman" w:hAnsi="Times New Roman" w:cs="Times New Roman"/>
+          <w:sz w:val="22"/>
+          <w:szCs w:val="22"/>
+        </w:rPr>
       </w:pPr>
       <w:r>
+        <w:rPr>
+          <w:rFonts w:ascii="Times New Roman" w:hAnsi="Times New Roman" w:cs="Times New Roman"/>
+          <w:sz w:val="22"/>
+          <w:szCs w:val="22"/>
+        </w:rPr>
         <w:drawing>
           <wp:inline xmlns:a="http://schemas.openxmlformats.org/drawingml/2006/main" xmlns:pic="http://schemas.openxmlformats.org/drawingml/2006/picture">
             <wp:extent cx="5669280" cy="2763900"/>
@@ -3894,23 +5469,52 @@
     </w:p>
     <w:p>
       <w:pPr>
-        <w:jc w:val="center"/>
+        <w:jc w:val="both"/>
+        <w:spacing w:line="360" w:lineRule="auto"/>
+        <w:rPr>
+          <w:rFonts w:ascii="Times New Roman" w:hAnsi="Times New Roman" w:cs="Times New Roman"/>
+          <w:sz w:val="22"/>
+          <w:szCs w:val="22"/>
+        </w:rPr>
       </w:pPr>
       <w:r>
         <w:rPr>
           <w:i/>
           <w:color w:val="444444"/>
-          <w:sz w:val="15"/>
+          <w:sz w:val="22"/>
+          <w:rFonts w:ascii="Times New Roman" w:hAnsi="Times New Roman" w:cs="Times New Roman"/>
+          <w:szCs w:val="22"/>
         </w:rPr>
         <w:t>Figure 5: DXY vs Copper Price ($/t) 2010-2024 — OLS   |   Data: tab 'OLS_DXY_Copper' in memo-03-copper-data.xlsx   |   Generation code: Audit_Log tab in memo-03-copper-data.xlsx</w:t>
       </w:r>
     </w:p>
-    <w:p/>
     <w:p>
       <w:pPr>
-        <w:jc w:val="center"/>
+        <w:jc w:val="both"/>
+        <w:spacing w:line="360" w:lineRule="auto"/>
+        <w:rPr>
+          <w:rFonts w:ascii="Times New Roman" w:hAnsi="Times New Roman" w:cs="Times New Roman"/>
+          <w:sz w:val="22"/>
+          <w:szCs w:val="22"/>
+        </w:rPr>
+      </w:pPr>
+    </w:p>
+    <w:p>
+      <w:pPr>
+        <w:jc w:val="both"/>
+        <w:spacing w:line="360" w:lineRule="auto"/>
+        <w:rPr>
+          <w:rFonts w:ascii="Times New Roman" w:hAnsi="Times New Roman" w:cs="Times New Roman"/>
+          <w:sz w:val="22"/>
+          <w:szCs w:val="22"/>
+        </w:rPr>
       </w:pPr>
       <w:r>
+        <w:rPr>
+          <w:rFonts w:ascii="Times New Roman" w:hAnsi="Times New Roman" w:cs="Times New Roman"/>
+          <w:sz w:val="22"/>
+          <w:szCs w:val="22"/>
+        </w:rPr>
         <w:drawing>
           <wp:inline xmlns:a="http://schemas.openxmlformats.org/drawingml/2006/main" xmlns:pic="http://schemas.openxmlformats.org/drawingml/2006/picture">
             <wp:extent cx="5669280" cy="3004938"/>
@@ -3947,23 +5551,52 @@
     </w:p>
     <w:p>
       <w:pPr>
-        <w:jc w:val="center"/>
+        <w:jc w:val="both"/>
+        <w:spacing w:line="360" w:lineRule="auto"/>
+        <w:rPr>
+          <w:rFonts w:ascii="Times New Roman" w:hAnsi="Times New Roman" w:cs="Times New Roman"/>
+          <w:sz w:val="22"/>
+          <w:szCs w:val="22"/>
+        </w:rPr>
       </w:pPr>
       <w:r>
         <w:rPr>
           <w:i/>
           <w:color w:val="444444"/>
-          <w:sz w:val="15"/>
+          <w:sz w:val="22"/>
+          <w:rFonts w:ascii="Times New Roman" w:hAnsi="Times New Roman" w:cs="Times New Roman"/>
+          <w:szCs w:val="22"/>
         </w:rPr>
         <w:t>Figure 6: LME + SHFE Copper Inventory (kt) vs Price ($/t)   |   Data: tab 'LME_SHFE_Inventory' in memo-03-copper-data.xlsx   |   Generation code: Audit_Log tab in memo-03-copper-data.xlsx</w:t>
       </w:r>
     </w:p>
-    <w:p/>
     <w:p>
       <w:pPr>
-        <w:jc w:val="center"/>
+        <w:jc w:val="both"/>
+        <w:spacing w:line="360" w:lineRule="auto"/>
+        <w:rPr>
+          <w:rFonts w:ascii="Times New Roman" w:hAnsi="Times New Roman" w:cs="Times New Roman"/>
+          <w:sz w:val="22"/>
+          <w:szCs w:val="22"/>
+        </w:rPr>
+      </w:pPr>
+    </w:p>
+    <w:p>
+      <w:pPr>
+        <w:jc w:val="both"/>
+        <w:spacing w:line="360" w:lineRule="auto"/>
+        <w:rPr>
+          <w:rFonts w:ascii="Times New Roman" w:hAnsi="Times New Roman" w:cs="Times New Roman"/>
+          <w:sz w:val="22"/>
+          <w:szCs w:val="22"/>
+        </w:rPr>
       </w:pPr>
       <w:r>
+        <w:rPr>
+          <w:rFonts w:ascii="Times New Roman" w:hAnsi="Times New Roman" w:cs="Times New Roman"/>
+          <w:sz w:val="22"/>
+          <w:szCs w:val="22"/>
+        </w:rPr>
         <w:drawing>
           <wp:inline xmlns:a="http://schemas.openxmlformats.org/drawingml/2006/main" xmlns:pic="http://schemas.openxmlformats.org/drawingml/2006/picture">
             <wp:extent cx="5669280" cy="3412510"/>
@@ -4000,18 +5633,36 @@
     </w:p>
     <w:p>
       <w:pPr>
-        <w:jc w:val="center"/>
+        <w:jc w:val="both"/>
+        <w:spacing w:line="360" w:lineRule="auto"/>
+        <w:rPr>
+          <w:rFonts w:ascii="Times New Roman" w:hAnsi="Times New Roman" w:cs="Times New Roman"/>
+          <w:sz w:val="22"/>
+          <w:szCs w:val="22"/>
+        </w:rPr>
       </w:pPr>
       <w:r>
         <w:rPr>
           <w:i/>
           <w:color w:val="444444"/>
-          <w:sz w:val="15"/>
+          <w:sz w:val="22"/>
+          <w:rFonts w:ascii="Times New Roman" w:hAnsi="Times New Roman" w:cs="Times New Roman"/>
+          <w:szCs w:val="22"/>
         </w:rPr>
         <w:t>Figure 7: Miner EV/EBITDA Sensitivity to Copper Price   |   Data: tab 'Miner_Comps' in memo-03-copper-data.xlsx   |   Generation code: Audit_Log tab in memo-03-copper-data.xlsx</w:t>
       </w:r>
     </w:p>
-    <w:p/>
+    <w:p>
+      <w:pPr>
+        <w:jc w:val="both"/>
+        <w:spacing w:line="360" w:lineRule="auto"/>
+        <w:rPr>
+          <w:rFonts w:ascii="Times New Roman" w:hAnsi="Times New Roman" w:cs="Times New Roman"/>
+          <w:sz w:val="22"/>
+          <w:szCs w:val="22"/>
+        </w:rPr>
+      </w:pPr>
+    </w:p>
     <w:sectPr>
       <w:footerReference w:type="default" r:id="rId9"/>
       <w:pgSz w:w="11906" w:h="16838"/>
@@ -4250,7 +5901,7 @@
   <w:docDefaults>
     <w:rPrDefault>
       <w:rPr>
-        <w:rFonts w:asciiTheme="minorHAnsi" w:eastAsiaTheme="minorEastAsia" w:hAnsiTheme="minorHAnsi" w:cstheme="minorBidi"/>
+        <w:rFonts w:asciiTheme="minorHAnsi" w:eastAsiaTheme="minorEastAsia" w:hAnsiTheme="minorHAnsi" w:cstheme="minorBidi" w:ascii="Times New Roman" w:hAnsi="Times New Roman" w:cs="Times New Roman"/>
         <w:sz w:val="22"/>
         <w:szCs w:val="22"/>
         <w:lang w:val="en-US" w:eastAsia="en-US" w:bidi="ar-SA"/>
